--- a/铁路线路智能综合检测机器人/技术文档章节拆分_20260417_0116/铁路线路智能综合检测机器人_技术文档_V3.0_第04章_软件与AI算法架构_20260306_20260417_0116.docx
+++ b/铁路线路智能综合检测机器人/技术文档章节拆分_20260417_0116/铁路线路智能综合检测机器人_技术文档_V3.0_第04章_软件与AI算法架构_20260306_20260417_0116.docx
@@ -34,7 +34,7 @@
     <w:p/>
     <w:p>
       <w:r>
-        <w:t>[图表内容]</w:t>
+        <w:t>[图表]</w:t>
       </w:r>
     </w:p>
     <w:p/>
@@ -48,7 +48,6 @@
         </w:rPr>
         <w:t>图 4-1：三层层级架构拓扑图</w:t>
       </w:r>
-      <w:r/>
     </w:p>
     <w:p>
       <w:r>
@@ -619,14 +618,12 @@
     </w:p>
     <w:p/>
     <w:p>
-      <w:r/>
       <w:r>
         <w:rPr>
           <w:b/>
         </w:rPr>
         <w:t>第一阶段：像素级语义分割</w:t>
       </w:r>
-      <w:r/>
     </w:p>
     <w:p/>
     <w:p>
@@ -666,14 +663,12 @@
     </w:p>
     <w:p/>
     <w:p>
-      <w:r/>
       <w:r>
         <w:rPr>
           <w:b/>
         </w:rPr>
         <w:t>第二阶段：缺陷目标检测（NMS 去重）</w:t>
       </w:r>
-      <w:r/>
     </w:p>
     <w:p/>
     <w:p>
@@ -733,14 +728,12 @@
     </w:p>
     <w:p/>
     <w:p>
-      <w:r/>
       <w:r>
         <w:rPr>
           <w:b/>
         </w:rPr>
         <w:t>伤损等级判定（面积阈值法）</w:t>
       </w:r>
-      <w:r/>
     </w:p>
     <w:p/>
     <w:p>
@@ -929,14 +922,12 @@
     </w:p>
     <w:p/>
     <w:p>
-      <w:r/>
       <w:r>
         <w:rPr>
           <w:b/>
         </w:rPr>
         <w:t>综合伤损得分</w:t>
       </w:r>
-      <w:r/>
     </w:p>
     <w:p/>
     <w:p>
@@ -988,14 +979,12 @@
     </w:p>
     <w:p/>
     <w:p>
-      <w:r/>
       <w:r>
         <w:rPr>
           <w:b/>
         </w:rPr>
         <w:t>维度一：目标检测（有无判定）</w:t>
       </w:r>
-      <w:r/>
     </w:p>
     <w:p/>
     <w:p>
@@ -1023,14 +1012,12 @@
     </w:p>
     <w:p/>
     <w:p>
-      <w:r/>
       <w:r>
         <w:rPr>
           <w:b/>
         </w:rPr>
         <w:t>维度二：松动/歪斜时序比对（振动信号辅助）</w:t>
       </w:r>
-      <w:r/>
     </w:p>
     <w:p/>
     <w:p>
@@ -1064,14 +1051,12 @@
     </w:p>
     <w:p/>
     <w:p>
-      <w:r/>
       <w:r>
         <w:rPr>
           <w:b/>
         </w:rPr>
         <w:t>完好率统计与里程绑定</w:t>
       </w:r>
-      <w:r/>
     </w:p>
     <w:p/>
     <w:p>
@@ -1311,7 +1296,6 @@
     </w:p>
     <w:p/>
     <w:p>
-      <w:r/>
       <w:r>
         <w:rPr>
           <w:b/>
@@ -1333,14 +1317,12 @@
     </w:p>
     <w:p/>
     <w:p>
-      <w:r/>
       <w:r>
         <w:rPr>
           <w:b/>
         </w:rPr>
         <w:t>残差块前向传播公式：</w:t>
       </w:r>
-      <w:r/>
     </w:p>
     <w:p/>
     <w:p>
@@ -1356,14 +1338,12 @@
     </w:p>
     <w:p/>
     <w:p>
-      <w:r/>
       <w:r>
         <w:rPr>
           <w:b/>
         </w:rPr>
         <w:t>ResNet50 层级结构：</w:t>
       </w:r>
-      <w:r/>
     </w:p>
     <w:p/>
     <w:tbl>
@@ -1770,7 +1750,6 @@
     </w:p>
     <w:p/>
     <w:p>
-      <w:r/>
       <w:r>
         <w:rPr>
           <w:b/>
@@ -1792,7 +1771,6 @@
     </w:p>
     <w:p/>
     <w:p>
-      <w:r/>
       <w:r>
         <w:rPr>
           <w:b/>
@@ -1832,7 +1810,6 @@
     </w:p>
     <w:p/>
     <w:p>
-      <w:r/>
       <w:r>
         <w:rPr>
           <w:b/>
@@ -1845,19 +1822,17 @@
     </w:p>
     <w:p/>
     <w:p>
-      <w:r/>
       <w:r>
         <w:rPr>
           <w:b/>
         </w:rPr>
         <w:t>U-Net 整体结构：</w:t>
       </w:r>
-      <w:r/>
-    </w:p>
-    <w:p/>
-    <w:p>
-      <w:r>
-        <w:t>[图表内容]</w:t>
+    </w:p>
+    <w:p/>
+    <w:p>
+      <w:r>
+        <w:t>[图表]</w:t>
       </w:r>
     </w:p>
     <w:p/>
@@ -1871,18 +1846,15 @@
         </w:rPr>
         <w:t>图 3.3.2-1：U-Net 完整结构图（输入 2448×2048×3，输出 2448×2048×N_class）</w:t>
       </w:r>
-      <w:r/>
-    </w:p>
-    <w:p/>
-    <w:p>
-      <w:r/>
+    </w:p>
+    <w:p/>
+    <w:p>
       <w:r>
         <w:rPr>
           <w:b/>
         </w:rPr>
         <w:t>编码器（左侧，特征提取）：</w:t>
       </w:r>
-      <w:r/>
     </w:p>
     <w:p/>
     <w:tbl>
@@ -2362,14 +2334,12 @@
     </w:tbl>
     <w:p/>
     <w:p>
-      <w:r/>
       <w:r>
         <w:rPr>
           <w:b/>
         </w:rPr>
         <w:t>解码器（右侧，特征还原）：</w:t>
       </w:r>
-      <w:r/>
     </w:p>
     <w:p/>
     <w:tbl>
@@ -2908,14 +2878,12 @@
     </w:tbl>
     <w:p/>
     <w:p>
-      <w:r/>
       <w:r>
         <w:rPr>
           <w:b/>
         </w:rPr>
         <w:t>损失函数（Dice Loss + Cross-Entropy Loss）：</w:t>
       </w:r>
-      <w:r/>
     </w:p>
     <w:p/>
     <w:p>
@@ -3163,7 +3131,6 @@
     </w:p>
     <w:p/>
     <w:p>
-      <w:r/>
       <w:r>
         <w:rPr>
           <w:b/>
@@ -3194,19 +3161,17 @@
     </w:p>
     <w:p/>
     <w:p>
-      <w:r/>
       <w:r>
         <w:rPr>
           <w:b/>
         </w:rPr>
         <w:t>DeepLabV3+ 整体结构：</w:t>
       </w:r>
-      <w:r/>
-    </w:p>
-    <w:p/>
-    <w:p>
-      <w:r>
-        <w:t>[图表内容]</w:t>
+    </w:p>
+    <w:p/>
+    <w:p>
+      <w:r>
+        <w:t>[图表]</w:t>
       </w:r>
     </w:p>
     <w:p/>
@@ -3220,23 +3185,20 @@
         </w:rPr>
         <w:t>图 3.3.3-1：DeepLabV3+ 整体结构图</w:t>
       </w:r>
-      <w:r/>
-    </w:p>
-    <w:p/>
-    <w:p>
-      <w:r/>
+    </w:p>
+    <w:p/>
+    <w:p>
       <w:r>
         <w:rPr>
           <w:b/>
         </w:rPr>
         <w:t>ASPP 模块详细结构：</w:t>
       </w:r>
-      <w:r/>
-    </w:p>
-    <w:p/>
-    <w:p>
-      <w:r>
-        <w:t>[图表内容]</w:t>
+    </w:p>
+    <w:p/>
+    <w:p>
+      <w:r>
+        <w:t>[图表]</w:t>
       </w:r>
     </w:p>
     <w:p/>
@@ -3250,18 +3212,15 @@
         </w:rPr>
         <w:t>图 3.3.3-2：ASPP 模块并行多尺度空洞卷积结构图</w:t>
       </w:r>
-      <w:r/>
-    </w:p>
-    <w:p/>
-    <w:p>
-      <w:r/>
+    </w:p>
+    <w:p/>
+    <w:p>
       <w:r>
         <w:rPr>
           <w:b/>
         </w:rPr>
         <w:t>ASPP 输出特征图尺寸计算（以 conv5_x 输出为例）：</w:t>
       </w:r>
-      <w:r/>
     </w:p>
     <w:p/>
     <w:p>
@@ -3616,14 +3575,12 @@
     </w:tbl>
     <w:p/>
     <w:p>
-      <w:r/>
       <w:r>
         <w:rPr>
           <w:b/>
         </w:rPr>
         <w:t>解码器上采样策略：</w:t>
       </w:r>
-      <w:r/>
     </w:p>
     <w:p/>
     <w:p>
@@ -3671,14 +3628,12 @@
     </w:p>
     <w:p/>
     <w:p>
-      <w:r/>
       <w:r>
         <w:rPr>
           <w:b/>
         </w:rPr>
         <w:t>DeepLabV3+ 关键规格：</w:t>
       </w:r>
-      <w:r/>
     </w:p>
     <w:p/>
     <w:tbl>
@@ -3885,7 +3840,6 @@
     </w:p>
     <w:p/>
     <w:p>
-      <w:r/>
       <w:r>
         <w:rPr>
           <w:b/>
@@ -3898,19 +3852,17 @@
     </w:p>
     <w:p/>
     <w:p>
-      <w:r/>
       <w:r>
         <w:rPr>
           <w:b/>
         </w:rPr>
         <w:t>YOLOv8 整体结构：</w:t>
       </w:r>
-      <w:r/>
-    </w:p>
-    <w:p/>
-    <w:p>
-      <w:r>
-        <w:t>[图表内容]</w:t>
+    </w:p>
+    <w:p/>
+    <w:p>
+      <w:r>
+        <w:t>[图表]</w:t>
       </w:r>
     </w:p>
     <w:p/>
@@ -3924,18 +3876,15 @@
         </w:rPr>
         <w:t>图 3.3.4-1：YOLOv8 整体结构（Backbone + Neck + Decoupled Head）</w:t>
       </w:r>
-      <w:r/>
-    </w:p>
-    <w:p/>
-    <w:p>
-      <w:r/>
+    </w:p>
+    <w:p/>
+    <w:p>
       <w:r>
         <w:rPr>
           <w:b/>
         </w:rPr>
         <w:t>CSPDarknet Backbone 各阶段输出：</w:t>
       </w:r>
-      <w:r/>
     </w:p>
     <w:p/>
     <w:tbl>
@@ -4262,14 +4211,12 @@
     </w:p>
     <w:p/>
     <w:p>
-      <w:r/>
       <w:r>
         <w:rPr>
           <w:b/>
         </w:rPr>
         <w:t>多尺度检测头（三种分辨率）：</w:t>
       </w:r>
-      <w:r/>
     </w:p>
     <w:p/>
     <w:tbl>
@@ -4455,14 +4402,12 @@
     </w:tbl>
     <w:p/>
     <w:p>
-      <w:r/>
       <w:r>
         <w:rPr>
           <w:b/>
         </w:rPr>
         <w:t>每个检测头的输出张量：</w:t>
       </w:r>
-      <w:r/>
     </w:p>
     <w:p/>
     <w:p>
@@ -4493,14 +4438,12 @@
     </w:p>
     <w:p/>
     <w:p>
-      <w:r/>
       <w:r>
         <w:rPr>
           <w:b/>
         </w:rPr>
         <w:t>边界框回归公式（YOLOv8 使用的 CIoU Loss）：</w:t>
       </w:r>
-      <w:r/>
     </w:p>
     <w:p/>
     <w:p>
@@ -4536,14 +4479,12 @@
     </w:p>
     <w:p/>
     <w:p>
-      <w:r/>
       <w:r>
         <w:rPr>
           <w:b/>
         </w:rPr>
         <w:t>置信度损失（BCELoss）：</w:t>
       </w:r>
-      <w:r/>
     </w:p>
     <w:p/>
     <w:p>
@@ -4553,14 +4494,12 @@
     </w:p>
     <w:p/>
     <w:p>
-      <w:r/>
       <w:r>
         <w:rPr>
           <w:b/>
         </w:rPr>
         <w:t>YOLOv8 道钉/螺栓检测模型规格：</w:t>
       </w:r>
-      <w:r/>
     </w:p>
     <w:p/>
     <w:tbl>
@@ -4811,7 +4750,6 @@
     </w:p>
     <w:p/>
     <w:p>
-      <w:r/>
       <w:r>
         <w:rPr>
           <w:b/>
@@ -4824,14 +4762,12 @@
     </w:p>
     <w:p/>
     <w:p>
-      <w:r/>
       <w:r>
         <w:rPr>
           <w:b/>
         </w:rPr>
         <w:t>TensorRT 推理优化核心技术：</w:t>
       </w:r>
-      <w:r/>
     </w:p>
     <w:p/>
     <w:p/>
@@ -4842,18 +4778,16 @@
     </w:p>
     <w:p/>
     <w:p>
-      <w:r/>
       <w:r>
         <w:rPr>
           <w:b/>
         </w:rPr>
         <w:t>融合后（TensorRT 优化）：</w:t>
       </w:r>
-      <w:r/>
-    </w:p>
-    <w:p>
-      <w:r>
-        <w:t>[图表内容]</w:t>
+    </w:p>
+    <w:p>
+      <w:r>
+        <w:t>[图表]</w:t>
       </w:r>
     </w:p>
     <w:p>
@@ -4905,14 +4839,12 @@
     </w:p>
     <w:p/>
     <w:p>
-      <w:r/>
       <w:r>
         <w:rPr>
           <w:b/>
         </w:rPr>
         <w:t>② 低精度量化（INT8 / FP16）：</w:t>
       </w:r>
-      <w:r/>
     </w:p>
     <w:p/>
     <w:p>
@@ -5169,19 +5101,17 @@
     </w:p>
     <w:p/>
     <w:p>
-      <w:r/>
       <w:r>
         <w:rPr>
           <w:b/>
         </w:rPr>
         <w:t>③ TensorRT 推理工作流：</w:t>
       </w:r>
-      <w:r/>
-    </w:p>
-    <w:p/>
-    <w:p>
-      <w:r>
-        <w:t>[图表内容]</w:t>
+    </w:p>
+    <w:p/>
+    <w:p>
+      <w:r>
+        <w:t>[图表]</w:t>
       </w:r>
     </w:p>
     <w:p/>
@@ -5410,14 +5340,12 @@
     </w:tbl>
     <w:p/>
     <w:p>
-      <w:r/>
       <w:r>
         <w:rPr>
           <w:b/>
         </w:rPr>
         <w:t>本系统 TensorRT 配置：</w:t>
       </w:r>
-      <w:r/>
     </w:p>
     <w:p/>
     <w:tbl>
@@ -5618,7 +5546,6 @@
     </w:p>
     <w:p/>
     <w:p>
-      <w:r/>
       <w:r>
         <w:rPr>
           <w:b/>
@@ -5640,14 +5567,12 @@
     </w:p>
     <w:p/>
     <w:p>
-      <w:r/>
       <w:r>
         <w:rPr>
           <w:b/>
         </w:rPr>
         <w:t>OpenCV 在本系统中的应用层级：</w:t>
       </w:r>
-      <w:r/>
     </w:p>
     <w:p/>
     <w:tbl>
@@ -6112,19 +6037,17 @@
     </w:tbl>
     <w:p/>
     <w:p>
-      <w:r/>
       <w:r>
         <w:rPr>
           <w:b/>
         </w:rPr>
         <w:t>图像预处理完整流水线：</w:t>
       </w:r>
-      <w:r/>
-    </w:p>
-    <w:p/>
-    <w:p>
-      <w:r>
-        <w:t>[图表内容]</w:t>
+    </w:p>
+    <w:p/>
+    <w:p>
+      <w:r>
+        <w:t>[图表]</w:t>
       </w:r>
     </w:p>
     <w:p/>
@@ -6138,18 +6061,15 @@
         </w:rPr>
         <w:t>图 3.3.6-1：图像预处理完整流水线（OpenCV 实现）</w:t>
       </w:r>
-      <w:r/>
-    </w:p>
-    <w:p/>
-    <w:p>
-      <w:r/>
+    </w:p>
+    <w:p/>
+    <w:p>
       <w:r>
         <w:rPr>
           <w:b/>
         </w:rPr>
         <w:t>① 镜头畸变校正：</w:t>
       </w:r>
-      <w:r/>
     </w:p>
     <w:p/>
     <w:p>
@@ -6184,19 +6104,17 @@
     <w:p/>
     <w:p>
       <w:r>
-        <w:t>[图表内容]</w:t>
-      </w:r>
-    </w:p>
-    <w:p/>
-    <w:p>
-      <w:r/>
+        <w:t>[图表]</w:t>
+      </w:r>
+    </w:p>
+    <w:p/>
+    <w:p>
       <w:r>
         <w:rPr>
           <w:b/>
         </w:rPr>
         <w:t>② 双边滤波（保边降噪）：</w:t>
       </w:r>
-      <w:r/>
     </w:p>
     <w:p/>
     <w:p>
@@ -6223,19 +6141,17 @@
     <w:p/>
     <w:p>
       <w:r>
-        <w:t>[图表内容]</w:t>
-      </w:r>
-    </w:p>
-    <w:p/>
-    <w:p>
-      <w:r/>
+        <w:t>[图表]</w:t>
+      </w:r>
+    </w:p>
+    <w:p/>
+    <w:p>
       <w:r>
         <w:rPr>
           <w:b/>
         </w:rPr>
         <w:t>③ 形态学操作（去除小噪点）：</w:t>
       </w:r>
-      <w:r/>
     </w:p>
     <w:p/>
     <w:p>
@@ -6246,19 +6162,17 @@
     <w:p/>
     <w:p>
       <w:r>
-        <w:t>[图表内容]</w:t>
-      </w:r>
-    </w:p>
-    <w:p/>
-    <w:p>
-      <w:r/>
+        <w:t>[图表]</w:t>
+      </w:r>
+    </w:p>
+    <w:p/>
+    <w:p>
       <w:r>
         <w:rPr>
           <w:b/>
         </w:rPr>
         <w:t>④ 直方图均衡化（CLAHE）：</w:t>
       </w:r>
-      <w:r/>
     </w:p>
     <w:p/>
     <w:p>
@@ -6275,36 +6189,32 @@
     <w:p/>
     <w:p>
       <w:r>
-        <w:t>[图表内容]</w:t>
-      </w:r>
-    </w:p>
-    <w:p/>
-    <w:p>
-      <w:r/>
+        <w:t>[图表]</w:t>
+      </w:r>
+    </w:p>
+    <w:p/>
+    <w:p>
       <w:r>
         <w:rPr>
           <w:b/>
         </w:rPr>
         <w:t>⑤ 归一化（张量转换）：</w:t>
       </w:r>
-      <w:r/>
-    </w:p>
-    <w:p/>
-    <w:p>
-      <w:r>
-        <w:t>[图表内容]</w:t>
-      </w:r>
-    </w:p>
-    <w:p/>
-    <w:p>
-      <w:r/>
+    </w:p>
+    <w:p/>
+    <w:p>
+      <w:r>
+        <w:t>[图表]</w:t>
+      </w:r>
+    </w:p>
+    <w:p/>
+    <w:p>
       <w:r>
         <w:rPr>
           <w:b/>
         </w:rPr>
         <w:t>OpenCV 完整预处理参数配置表：</w:t>
       </w:r>
-      <w:r/>
     </w:p>
     <w:p/>
     <w:tbl>
@@ -6913,7 +6823,7 @@
     <w:p/>
     <w:p>
       <w:r>
-        <w:t>[图表内容]</w:t>
+        <w:t>[图表]</w:t>
       </w:r>
     </w:p>
     <w:p/>
@@ -6927,7 +6837,6 @@
         </w:rPr>
         <w:t>图 3.3.7-1：IMU 姿态测量与钢轨几何不平顺的几何对应关系</w:t>
       </w:r>
-      <w:r/>
     </w:p>
     <w:p/>
     <w:p>
@@ -7371,14 +7280,12 @@
     </w:tbl>
     <w:p/>
     <w:p>
-      <w:r/>
       <w:r>
         <w:rPr>
           <w:b/>
         </w:rPr>
         <w:t>Allan 标准差（ADEV）与噪声系数的关系（tau 域）：</w:t>
       </w:r>
-      <w:r/>
     </w:p>
     <w:p/>
     <w:p>
@@ -7636,7 +7543,6 @@
     </w:tbl>
     <w:p/>
     <w:p>
-      <w:r/>
       <w:r>
         <w:rPr>
           <w:b/>
@@ -7867,7 +7773,6 @@
     </w:p>
     <w:p/>
     <w:p>
-      <w:r/>
       <w:r>
         <w:rPr>
           <w:b/>
@@ -8539,7 +8444,6 @@
     </w:tbl>
     <w:p/>
     <w:p>
-      <w:r/>
       <w:r>
         <w:rPr>
           <w:b/>
@@ -8751,13 +8655,982 @@
         <w:pStyle w:val="Heading4"/>
       </w:pPr>
       <w:r>
-        <w:t>3.3.7.5 动态姿态追踪（陀螺仪角速度积分法）</w:t>
-      </w:r>
-    </w:p>
-    <w:p/>
-    <w:p>
-      <w:r>
-        <w:t>###### 3.3.7.5.1 连续时间角速度积分</w:t>
+        <w:t>3.3.7.5 纵向高低不平顺检测（里程编码器辅助积分法）</w:t>
+      </w:r>
+    </w:p>
+    <w:p/>
+    <w:p>
+      <w:r>
+        <w:t xml:space="preserve">&gt; </w:t>
+      </w:r>
+      <w:r>
+        <w:rPr>
+          <w:b/>
+        </w:rPr>
+        <w:t>重要说明</w:t>
+      </w:r>
+      <w:r>
+        <w:t>：</w:t>
+      </w:r>
+    </w:p>
+    <w:p>
+      <w:r>
+        <w:t xml:space="preserve">&gt; - </w:t>
+      </w:r>
+      <w:r>
+        <w:rPr>
+          <w:b/>
+        </w:rPr>
+        <w:t>单 IMU 只能测量机器人中心所在位置的单点姿态角</w:t>
+      </w:r>
+      <w:r>
+        <w:t>，无法直接测得轨道纵向距离 $L$ 上两点间的相对高差。</w:t>
+      </w:r>
+    </w:p>
+    <w:p>
+      <w:r>
+        <w:t>&gt; - 本节阐述如何利用里程编码器提供的纵向位移信息，将沿线单点俯仰角沿程积分，从而实现</w:t>
+      </w:r>
+      <w:r>
+        <w:rPr>
+          <w:b/>
+        </w:rPr>
+        <w:t>纵向基准 $L=10\text{m}$ 两点间的轨道高低不平顺检测</w:t>
+      </w:r>
+      <w:r>
+        <w:t>。</w:t>
+      </w:r>
+    </w:p>
+    <w:p>
+      <w:r>
+        <w:t>&gt; - 本节同时处理后续所有子节编号的顺移（3.3.7.5→3.3.7.6，3.3.7.6→3.3.7.7，以此类推）。</w:t>
+      </w:r>
+    </w:p>
+    <w:p/>
+    <w:p>
+      <w:r>
+        <w:t>###### 3.3.7.5.1 检测原理与几何模型</w:t>
+      </w:r>
+    </w:p>
+    <w:p/>
+    <w:p>
+      <w:r>
+        <w:t>直线轨道上，纵向两点间（间距 $L$）的累积高低不平顺，等于俯仰角沿里程的积分：</w:t>
+      </w:r>
+    </w:p>
+    <w:p/>
+    <w:p>
+      <w:r>
+        <w:t>$$\Delta h_{[x,\;x+L]} = \int_{0}^{L} \tan\!\big(\theta_p(x')\big) \, dx'$$</w:t>
+      </w:r>
+    </w:p>
+    <w:p/>
+    <w:p>
+      <w:r>
+        <w:t>在小角度条件下（轨道纵断面倾角通常 $&lt;5°$），$\tan\theta_p \approx \theta_p$（弧度），上式简化为：</w:t>
+      </w:r>
+    </w:p>
+    <w:p/>
+    <w:p>
+      <w:r>
+        <w:t>$$\boxed{\Delta h_{[x,\;x+L]} = \int_{x}^{x+L} \theta_p(s) \, ds \approx \sum_{i \;:\; s_i \in [x,\;x+L]} \hat{\theta}_p[i] \cdot \Delta s}$$</w:t>
+      </w:r>
+    </w:p>
+    <w:p/>
+    <w:p>
+      <w:r>
+        <w:t>其中：</w:t>
+      </w:r>
+    </w:p>
+    <w:p>
+      <w:r>
+        <w:t>- $x$：起始里程（单位：m）</w:t>
+      </w:r>
+    </w:p>
+    <w:p>
+      <w:r>
+        <w:t>- $L$：纵向基准距离（$L = 10\text{m}$，对应《铁路线路修理规则》长波高低检测基准）</w:t>
+      </w:r>
+    </w:p>
+    <w:p>
+      <w:r>
+        <w:t>- $\theta_p(s)$：里程 $s$ 处的俯仰角（融合后卡尔曼滤波输出）</w:t>
+      </w:r>
+    </w:p>
+    <w:p>
+      <w:r>
+        <w:t>- $\Delta s$：采样间隔（由里程编码器精度决定）</w:t>
+      </w:r>
+    </w:p>
+    <w:p/>
+    <w:p>
+      <w:r>
+        <w:t xml:space="preserve">&gt; </w:t>
+      </w:r>
+      <w:r>
+        <w:rPr>
+          <w:b/>
+        </w:rPr>
+        <w:t>注</w:t>
+      </w:r>
+      <w:r>
+        <w:t>：里程编码器安装在主动轮轴端，每转输出固定脉冲数，精度 $\pm 5\text{mm}$，可提供亚毫米级纵向位置参考。</w:t>
+      </w:r>
+    </w:p>
+    <w:p/>
+    <w:p>
+      <w:r>
+        <w:t>###### 3.3.7.5.2 里程编码器辅助的纵向离散积分算法</w:t>
+      </w:r>
+    </w:p>
+    <w:p/>
+    <w:p>
+      <w:r>
+        <w:t>设里程编码器在 $n$ 时刻的累计位移：</w:t>
+      </w:r>
+    </w:p>
+    <w:p/>
+    <w:p>
+      <w:r>
+        <w:t>$$S[n] = \frac{\pi D}{P_{\text{res}}} \cdot N_{\text{pulse}}[n] \quad [\text{mm}]$$</w:t>
+      </w:r>
+    </w:p>
+    <w:p/>
+    <w:p>
+      <w:r>
+        <w:t>其中各参数含义见 §11.1 里程计算模型。</w:t>
+      </w:r>
+    </w:p>
+    <w:p/>
+    <w:p>
+      <w:r>
+        <w:t>纵向 10m 窗口滑动积分（离散形式）：</w:t>
+      </w:r>
+    </w:p>
+    <w:p/>
+    <w:p>
+      <w:r>
+        <w:t>$$\Delta h_{[S[n]-L,\; S[n]]} = \sum_{k \;:\; S[n]-L \leq S[k] \leq S[n]} \hat{\theta}_p[k] \cdot \Delta S[k]$$</w:t>
+      </w:r>
+    </w:p>
+    <w:p/>
+    <w:p>
+      <w:r>
+        <w:t>其中 $\Delta S[k] = S[k] - S[k-1]$ 为第 $k$ 个采样步的纵向位移增量（mm）。</w:t>
+      </w:r>
+    </w:p>
+    <w:p/>
+    <w:p>
+      <w:r>
+        <w:rPr>
+          <w:b/>
+        </w:rPr>
+        <w:t>积分边界对齐</w:t>
+      </w:r>
+      <w:r>
+        <w:t>：当窗口前沿 $S[n] - L$ 不落在采样点精确位置时，使用线性插值：</w:t>
+      </w:r>
+    </w:p>
+    <w:p/>
+    <w:p>
+      <w:r>
+        <w:t>$$\hat{\theta}_p^{\text{interp}}(S[n]-L) = \hat{\theta}_p[k-1] + \frac{(S[n]-L) - S[k-1]}{S[k] - S[k-1]} \cdot \big(\hat{\theta}_p[k] - \hat{\theta}_p[k-1]\big)$$</w:t>
+      </w:r>
+    </w:p>
+    <w:p/>
+    <w:p>
+      <w:r>
+        <w:t>---</w:t>
+      </w:r>
+    </w:p>
+    <w:p/>
+    <w:p>
+      <w:r>
+        <w:t>[图表]</w:t>
+      </w:r>
+    </w:p>
+    <w:p/>
+    <w:p>
+      <w:r>
+        <w:t xml:space="preserve">&gt; </w:t>
+      </w:r>
+      <w:r>
+        <w:rPr>
+          <w:b/>
+        </w:rPr>
+        <w:t>图 3.3.7-2：纵向 10m 基准高低检测算法流程（里程编码器辅助积分）</w:t>
+      </w:r>
+    </w:p>
+    <w:p/>
+    <w:p>
+      <w:r>
+        <w:t>###### 3.3.7.5.3 纵向基准窗口与积分精度分析</w:t>
+      </w:r>
+    </w:p>
+    <w:p/>
+    <w:p>
+      <w:r>
+        <w:rPr>
+          <w:b/>
+        </w:rPr>
+        <w:t>纵向基准窗口的选取</w:t>
+      </w:r>
+      <w:r>
+        <w:t>：</w:t>
+      </w:r>
+    </w:p>
+    <w:p/>
+    <w:tbl>
+      <w:tblPr>
+        <w:tblStyle w:val="TableGrid"/>
+        <w:tblW w:type="auto" w:w="0"/>
+        <w:tblLook w:firstColumn="1" w:firstRow="1" w:lastColumn="0" w:lastRow="0" w:noHBand="0" w:noVBand="1" w:val="04A0"/>
+      </w:tblPr>
+      <w:tblGrid>
+        <w:gridCol w:w="2880"/>
+        <w:gridCol w:w="2880"/>
+        <w:gridCol w:w="2880"/>
+      </w:tblGrid>
+      <w:tr>
+        <w:tc>
+          <w:tcPr>
+            <w:tcW w:type="dxa" w:w="2880"/>
+          </w:tcPr>
+          <w:p>
+            <w:r>
+              <w:t>基准距离 $L$</w:t>
+            </w:r>
+          </w:p>
+        </w:tc>
+        <w:tc>
+          <w:tcPr>
+            <w:tcW w:type="dxa" w:w="2880"/>
+          </w:tcPr>
+          <w:p>
+            <w:r>
+              <w:t>适用场景</w:t>
+            </w:r>
+          </w:p>
+        </w:tc>
+        <w:tc>
+          <w:tcPr>
+            <w:tcW w:type="dxa" w:w="2880"/>
+          </w:tcPr>
+          <w:p>
+            <w:r>
+              <w:t>检测对象</w:t>
+            </w:r>
+          </w:p>
+        </w:tc>
+      </w:tr>
+      <w:tr>
+        <w:tc>
+          <w:tcPr>
+            <w:tcW w:type="dxa" w:w="2880"/>
+          </w:tcPr>
+          <w:p>
+            <w:r>
+              <w:t>**10m**</w:t>
+            </w:r>
+          </w:p>
+        </w:tc>
+        <w:tc>
+          <w:tcPr>
+            <w:tcW w:type="dxa" w:w="2880"/>
+          </w:tcPr>
+          <w:p>
+            <w:r>
+              <w:t>《铁路线路修理规则》长波高低</w:t>
+            </w:r>
+          </w:p>
+        </w:tc>
+        <w:tc>
+          <w:tcPr>
+            <w:tcW w:type="dxa" w:w="2880"/>
+          </w:tcPr>
+          <w:p>
+            <w:r>
+              <w:t>10m 弦测法对应的高低不平顺</w:t>
+            </w:r>
+          </w:p>
+        </w:tc>
+      </w:tr>
+      <w:tr>
+        <w:tc>
+          <w:tcPr>
+            <w:tcW w:type="dxa" w:w="2880"/>
+          </w:tcPr>
+          <w:p>
+            <w:r>
+              <w:t>5m</w:t>
+            </w:r>
+          </w:p>
+        </w:tc>
+        <w:tc>
+          <w:tcPr>
+            <w:tcW w:type="dxa" w:w="2880"/>
+          </w:tcPr>
+          <w:p>
+            <w:r>
+              <w:t>中波高低</w:t>
+            </w:r>
+          </w:p>
+        </w:tc>
+        <w:tc>
+          <w:tcPr>
+            <w:tcW w:type="dxa" w:w="2880"/>
+          </w:tcPr>
+          <w:p>
+            <w:r>
+              <w:t>短波不平顺</w:t>
+            </w:r>
+          </w:p>
+        </w:tc>
+      </w:tr>
+      <w:tr>
+        <w:tc>
+          <w:tcPr>
+            <w:tcW w:type="dxa" w:w="2880"/>
+          </w:tcPr>
+          <w:p>
+            <w:r>
+              <w:t>2m</w:t>
+            </w:r>
+          </w:p>
+        </w:tc>
+        <w:tc>
+          <w:tcPr>
+            <w:tcW w:type="dxa" w:w="2880"/>
+          </w:tcPr>
+          <w:p>
+            <w:r>
+              <w:t>短波高低</w:t>
+            </w:r>
+          </w:p>
+        </w:tc>
+        <w:tc>
+          <w:tcPr>
+            <w:tcW w:type="dxa" w:w="2880"/>
+          </w:tcPr>
+          <w:p>
+            <w:r>
+              <w:t>局部缺陷</w:t>
+            </w:r>
+          </w:p>
+        </w:tc>
+      </w:tr>
+    </w:tbl>
+    <w:p/>
+    <w:p>
+      <w:r>
+        <w:t>本系统默认采用 $L=10\text{m}$ 基准。</w:t>
+      </w:r>
+    </w:p>
+    <w:p/>
+    <w:p>
+      <w:r>
+        <w:rPr>
+          <w:b/>
+        </w:rPr>
+        <w:t>积分误差的来源</w:t>
+      </w:r>
+      <w:r>
+        <w:t>：</w:t>
+      </w:r>
+    </w:p>
+    <w:p/>
+    <w:tbl>
+      <w:tblPr>
+        <w:tblStyle w:val="TableGrid"/>
+        <w:tblW w:type="auto" w:w="0"/>
+        <w:tblLook w:firstColumn="1" w:firstRow="1" w:lastColumn="0" w:lastRow="0" w:noHBand="0" w:noVBand="1" w:val="04A0"/>
+      </w:tblPr>
+      <w:tblGrid>
+        <w:gridCol w:w="2160"/>
+        <w:gridCol w:w="2160"/>
+        <w:gridCol w:w="2160"/>
+        <w:gridCol w:w="2160"/>
+      </w:tblGrid>
+      <w:tr>
+        <w:tc>
+          <w:tcPr>
+            <w:tcW w:type="dxa" w:w="2160"/>
+          </w:tcPr>
+          <w:p>
+            <w:r>
+              <w:t>误差来源</w:t>
+            </w:r>
+          </w:p>
+        </w:tc>
+        <w:tc>
+          <w:tcPr>
+            <w:tcW w:type="dxa" w:w="2160"/>
+          </w:tcPr>
+          <w:p>
+            <w:r>
+              <w:t>量级</w:t>
+            </w:r>
+          </w:p>
+        </w:tc>
+        <w:tc>
+          <w:tcPr>
+            <w:tcW w:type="dxa" w:w="2160"/>
+          </w:tcPr>
+          <w:p>
+            <w:r>
+              <w:t>累积特性</w:t>
+            </w:r>
+          </w:p>
+        </w:tc>
+        <w:tc>
+          <w:tcPr>
+            <w:tcW w:type="dxa" w:w="2160"/>
+          </w:tcPr>
+          <w:p>
+            <w:r>
+              <w:t>控制手段</w:t>
+            </w:r>
+          </w:p>
+        </w:tc>
+      </w:tr>
+      <w:tr>
+        <w:tc>
+          <w:tcPr>
+            <w:tcW w:type="dxa" w:w="2160"/>
+          </w:tcPr>
+          <w:p>
+            <w:r>
+              <w:t>里程编码器位置误差 $\pm 5\text{mm}$</w:t>
+            </w:r>
+          </w:p>
+        </w:tc>
+        <w:tc>
+          <w:tcPr>
+            <w:tcW w:type="dxa" w:w="2160"/>
+          </w:tcPr>
+          <w:p>
+            <w:r>
+              <w:t>$5\text{mm}/10000\text{mm} = 0.05\%$</w:t>
+            </w:r>
+          </w:p>
+        </w:tc>
+        <w:tc>
+          <w:tcPr>
+            <w:tcW w:type="dxa" w:w="2160"/>
+          </w:tcPr>
+          <w:p>
+            <w:r>
+              <w:t>随积分区间的比例系数</w:t>
+            </w:r>
+          </w:p>
+        </w:tc>
+        <w:tc>
+          <w:tcPr>
+            <w:tcW w:type="dxa" w:w="2160"/>
+          </w:tcPr>
+          <w:p>
+            <w:r>
+              <w:t>低（相对误差 $&lt;0.1\%$）</w:t>
+            </w:r>
+          </w:p>
+        </w:tc>
+      </w:tr>
+      <w:tr>
+        <w:tc>
+          <w:tcPr>
+            <w:tcW w:type="dxa" w:w="2160"/>
+          </w:tcPr>
+          <w:p>
+            <w:r>
+              <w:t>姿态角采样率（25Hz）引入的离散化误差</w:t>
+            </w:r>
+          </w:p>
+        </w:tc>
+        <w:tc>
+          <w:tcPr>
+            <w:tcW w:type="dxa" w:w="2160"/>
+          </w:tcPr>
+          <w:p>
+            <w:r>
+              <w:t>$\delta\theta \cdot \Delta s$</w:t>
+            </w:r>
+          </w:p>
+        </w:tc>
+        <w:tc>
+          <w:tcPr>
+            <w:tcW w:type="dxa" w:w="2160"/>
+          </w:tcPr>
+          <w:p>
+            <w:r>
+              <w:t>$O(\Delta s)$</w:t>
+            </w:r>
+          </w:p>
+        </w:tc>
+        <w:tc>
+          <w:tcPr>
+            <w:tcW w:type="dxa" w:w="2160"/>
+          </w:tcPr>
+          <w:p>
+            <w:r>
+              <w:t>25Hz 已满足要求（$\Delta s \approx 40\text{mm}$）</w:t>
+            </w:r>
+          </w:p>
+        </w:tc>
+      </w:tr>
+      <w:tr>
+        <w:tc>
+          <w:tcPr>
+            <w:tcW w:type="dxa" w:w="2160"/>
+          </w:tcPr>
+          <w:p>
+            <w:r>
+              <w:t>陀螺仪积分漂移（1min 内约 $0.14°$）</w:t>
+            </w:r>
+          </w:p>
+        </w:tc>
+        <w:tc>
+          <w:tcPr>
+            <w:tcW w:type="dxa" w:w="2160"/>
+          </w:tcPr>
+          <w:p>
+            <w:r>
+              <w:t>$\delta\theta \cdot L \approx 0.14° \times 10\text{m} \times 25\text{mm}/° \approx 3.5\text{mm}$</w:t>
+            </w:r>
+          </w:p>
+        </w:tc>
+        <w:tc>
+          <w:tcPr>
+            <w:tcW w:type="dxa" w:w="2160"/>
+          </w:tcPr>
+          <w:p>
+            <w:r>
+              <w:t>随运行时间累积</w:t>
+            </w:r>
+          </w:p>
+        </w:tc>
+        <w:tc>
+          <w:tcPr>
+            <w:tcW w:type="dxa" w:w="2160"/>
+          </w:tcPr>
+          <w:p>
+            <w:r>
+              <w:t>通过卡尔曼滤波抑制</w:t>
+            </w:r>
+          </w:p>
+        </w:tc>
+      </w:tr>
+    </w:tbl>
+    <w:p/>
+    <w:p>
+      <w:r>
+        <w:rPr>
+          <w:b/>
+        </w:rPr>
+        <w:t>累积高低不平顺的误差预算（$L=10\text{m}$，1min 内单次测量）</w:t>
+      </w:r>
+      <w:r>
+        <w:t>：</w:t>
+      </w:r>
+    </w:p>
+    <w:p/>
+    <w:tbl>
+      <w:tblPr>
+        <w:tblStyle w:val="TableGrid"/>
+        <w:tblW w:type="auto" w:w="0"/>
+        <w:tblLook w:firstColumn="1" w:firstRow="1" w:lastColumn="0" w:lastRow="0" w:noHBand="0" w:noVBand="1" w:val="04A0"/>
+      </w:tblPr>
+      <w:tblGrid>
+        <w:gridCol w:w="4320"/>
+        <w:gridCol w:w="4320"/>
+      </w:tblGrid>
+      <w:tr>
+        <w:tc>
+          <w:tcPr>
+            <w:tcW w:type="dxa" w:w="4320"/>
+          </w:tcPr>
+          <w:p>
+            <w:r>
+              <w:t>误差源</w:t>
+            </w:r>
+          </w:p>
+        </w:tc>
+        <w:tc>
+          <w:tcPr>
+            <w:tcW w:type="dxa" w:w="4320"/>
+          </w:tcPr>
+          <w:p>
+            <w:r>
+              <w:t>对 $\Delta h$ 的影响</w:t>
+            </w:r>
+          </w:p>
+        </w:tc>
+      </w:tr>
+      <w:tr>
+        <w:tc>
+          <w:tcPr>
+            <w:tcW w:type="dxa" w:w="4320"/>
+          </w:tcPr>
+          <w:p>
+            <w:r>
+              <w:t>里程编码器量化（$\pm 5\text{mm}$）</w:t>
+            </w:r>
+          </w:p>
+        </w:tc>
+        <w:tc>
+          <w:tcPr>
+            <w:tcW w:type="dxa" w:w="4320"/>
+          </w:tcPr>
+          <w:p>
+            <w:r>
+              <w:t>$\pm 0.25\text{mm}$（线性插值平滑）</w:t>
+            </w:r>
+          </w:p>
+        </w:tc>
+      </w:tr>
+      <w:tr>
+        <w:tc>
+          <w:tcPr>
+            <w:tcW w:type="dxa" w:w="4320"/>
+          </w:tcPr>
+          <w:p>
+            <w:r>
+              <w:t>姿态角离散化（$\Delta s=40\text{mm}$）</w:t>
+            </w:r>
+          </w:p>
+        </w:tc>
+        <w:tc>
+          <w:tcPr>
+            <w:tcW w:type="dxa" w:w="4320"/>
+          </w:tcPr>
+          <w:p>
+            <w:r>
+              <w:t>$&lt;\ 0.01\text{mm}$（$\tan\theta \approx \theta$ 近似误差）</w:t>
+            </w:r>
+          </w:p>
+        </w:tc>
+      </w:tr>
+      <w:tr>
+        <w:tc>
+          <w:tcPr>
+            <w:tcW w:type="dxa" w:w="4320"/>
+          </w:tcPr>
+          <w:p>
+            <w:r>
+              <w:t>陀螺仪积分漂移（卡尔曼滤波融合后 $&lt;0.05°$）</w:t>
+            </w:r>
+          </w:p>
+        </w:tc>
+        <w:tc>
+          <w:tcPr>
+            <w:tcW w:type="dxa" w:w="4320"/>
+          </w:tcPr>
+          <w:p>
+            <w:r>
+              <w:t>$0.05° \times 25.05\text{mm}/° \approx 1.25\text{mm}$</w:t>
+            </w:r>
+          </w:p>
+        </w:tc>
+      </w:tr>
+      <w:tr>
+        <w:tc>
+          <w:tcPr>
+            <w:tcW w:type="dxa" w:w="4320"/>
+          </w:tcPr>
+          <w:p>
+            <w:r>
+              <w:t>加速度计静态精度</w:t>
+            </w:r>
+          </w:p>
+        </w:tc>
+        <w:tc>
+          <w:tcPr>
+            <w:tcW w:type="dxa" w:w="4320"/>
+          </w:tcPr>
+          <w:p>
+            <w:r>
+              <w:t>$&lt; 0.025\text{mm}$</w:t>
+            </w:r>
+          </w:p>
+        </w:tc>
+      </w:tr>
+      <w:tr>
+        <w:tc>
+          <w:tcPr>
+            <w:tcW w:type="dxa" w:w="4320"/>
+          </w:tcPr>
+          <w:p>
+            <w:r>
+              <w:t>**合成（k=2）**</w:t>
+            </w:r>
+          </w:p>
+        </w:tc>
+        <w:tc>
+          <w:tcPr>
+            <w:tcW w:type="dxa" w:w="4320"/>
+          </w:tcPr>
+          <w:p>
+            <w:r>
+              <w:t>**$\pm 2.6\text{mm}$（2σ）**</w:t>
+            </w:r>
+          </w:p>
+        </w:tc>
+      </w:tr>
+    </w:tbl>
+    <w:p/>
+    <w:p>
+      <w:r>
+        <w:t xml:space="preserve">&gt; </w:t>
+      </w:r>
+      <w:r>
+        <w:rPr>
+          <w:b/>
+        </w:rPr>
+        <w:t>结论</w:t>
+      </w:r>
+      <w:r>
+        <w:t xml:space="preserve">：在 $L=10\text{m}$ 基准下，纵向高低不平顺 $\Delta h$ 的测量精度约为 </w:t>
+      </w:r>
+      <w:r>
+        <w:rPr>
+          <w:b/>
+        </w:rPr>
+        <w:t>$\pm 2.6\text{mm}$（2σ）</w:t>
+      </w:r>
+      <w:r>
+        <w:t>，满足《铁路线路修理规则》对二等/三等轨检的精度要求（$\pm 3\text{mm}$）。</w:t>
+      </w:r>
+    </w:p>
+    <w:p/>
+    <w:p>
+      <w:r>
+        <w:t>###### 3.3.7.5.4 与静态单点姿态角的本质区别</w:t>
+      </w:r>
+    </w:p>
+    <w:p/>
+    <w:tbl>
+      <w:tblPr>
+        <w:tblStyle w:val="TableGrid"/>
+        <w:tblW w:type="auto" w:w="0"/>
+        <w:tblLook w:firstColumn="1" w:firstRow="1" w:lastColumn="0" w:lastRow="0" w:noHBand="0" w:noVBand="1" w:val="04A0"/>
+      </w:tblPr>
+      <w:tblGrid>
+        <w:gridCol w:w="2880"/>
+        <w:gridCol w:w="2880"/>
+        <w:gridCol w:w="2880"/>
+      </w:tblGrid>
+      <w:tr>
+        <w:tc>
+          <w:tcPr>
+            <w:tcW w:type="dxa" w:w="2880"/>
+          </w:tcPr>
+          <w:p>
+            <w:r>
+              <w:t>项目</w:t>
+            </w:r>
+          </w:p>
+        </w:tc>
+        <w:tc>
+          <w:tcPr>
+            <w:tcW w:type="dxa" w:w="2880"/>
+          </w:tcPr>
+          <w:p>
+            <w:r>
+              <w:t>单点姿态角（$\theta_p$，$\phi_r$）</w:t>
+            </w:r>
+          </w:p>
+        </w:tc>
+        <w:tc>
+          <w:tcPr>
+            <w:tcW w:type="dxa" w:w="2880"/>
+          </w:tcPr>
+          <w:p>
+            <w:r>
+              <w:t>纵向 10m 高低不平顺（$\Delta h$）</w:t>
+            </w:r>
+          </w:p>
+        </w:tc>
+      </w:tr>
+      <w:tr>
+        <w:tc>
+          <w:tcPr>
+            <w:tcW w:type="dxa" w:w="2880"/>
+          </w:tcPr>
+          <w:p>
+            <w:r>
+              <w:t>测量对象</w:t>
+            </w:r>
+          </w:p>
+        </w:tc>
+        <w:tc>
+          <w:tcPr>
+            <w:tcW w:type="dxa" w:w="2880"/>
+          </w:tcPr>
+          <w:p>
+            <w:r>
+              <w:t>机器人中心处轨面相对于水平面的瞬时倾角</w:t>
+            </w:r>
+          </w:p>
+        </w:tc>
+        <w:tc>
+          <w:tcPr>
+            <w:tcW w:type="dxa" w:w="2880"/>
+          </w:tcPr>
+          <w:p>
+            <w:r>
+              <w:t>沿轨道纵向 $L=10\text{m}$ 两点间的高程差</w:t>
+            </w:r>
+          </w:p>
+        </w:tc>
+      </w:tr>
+      <w:tr>
+        <w:tc>
+          <w:tcPr>
+            <w:tcW w:type="dxa" w:w="2880"/>
+          </w:tcPr>
+          <w:p>
+            <w:r>
+              <w:t>量纲</w:t>
+            </w:r>
+          </w:p>
+        </w:tc>
+        <w:tc>
+          <w:tcPr>
+            <w:tcW w:type="dxa" w:w="2880"/>
+          </w:tcPr>
+          <w:p>
+            <w:r>
+              <w:t>角度（°）</w:t>
+            </w:r>
+          </w:p>
+        </w:tc>
+        <w:tc>
+          <w:tcPr>
+            <w:tcW w:type="dxa" w:w="2880"/>
+          </w:tcPr>
+          <w:p>
+            <w:r>
+              <w:t>长度（mm）</w:t>
+            </w:r>
+          </w:p>
+        </w:tc>
+      </w:tr>
+      <w:tr>
+        <w:tc>
+          <w:tcPr>
+            <w:tcW w:type="dxa" w:w="2880"/>
+          </w:tcPr>
+          <w:p>
+            <w:r>
+              <w:t>物理意义</w:t>
+            </w:r>
+          </w:p>
+        </w:tc>
+        <w:tc>
+          <w:tcPr>
+            <w:tcW w:type="dxa" w:w="2880"/>
+          </w:tcPr>
+          <w:p>
+            <w:r>
+              <w:t>反映局部短波不平顺</w:t>
+            </w:r>
+          </w:p>
+        </w:tc>
+        <w:tc>
+          <w:tcPr>
+            <w:tcW w:type="dxa" w:w="2880"/>
+          </w:tcPr>
+          <w:p>
+            <w:r>
+              <w:t>反映《铁路线路修理规则》弦测法定义的长波不平顺</w:t>
+            </w:r>
+          </w:p>
+        </w:tc>
+      </w:tr>
+      <w:tr>
+        <w:tc>
+          <w:tcPr>
+            <w:tcW w:type="dxa" w:w="2880"/>
+          </w:tcPr>
+          <w:p>
+            <w:r>
+              <w:t>计算方式</w:t>
+            </w:r>
+          </w:p>
+        </w:tc>
+        <w:tc>
+          <w:tcPr>
+            <w:tcW w:type="dxa" w:w="2880"/>
+          </w:tcPr>
+          <w:p>
+            <w:r>
+              <w:t>IMU 卡尔曼滤波直接输出</w:t>
+            </w:r>
+          </w:p>
+        </w:tc>
+        <w:tc>
+          <w:tcPr>
+            <w:tcW w:type="dxa" w:w="2880"/>
+          </w:tcPr>
+          <w:p>
+            <w:r>
+              <w:t>沿程俯仰角积分（里程编码器辅助）</w:t>
+            </w:r>
+          </w:p>
+        </w:tc>
+      </w:tr>
+      <w:tr>
+        <w:tc>
+          <w:tcPr>
+            <w:tcW w:type="dxa" w:w="2880"/>
+          </w:tcPr>
+          <w:p>
+            <w:r>
+              <w:t>传感器要求</w:t>
+            </w:r>
+          </w:p>
+        </w:tc>
+        <w:tc>
+          <w:tcPr>
+            <w:tcW w:type="dxa" w:w="2880"/>
+          </w:tcPr>
+          <w:p>
+            <w:r>
+              <w:t>仅 IMU</w:t>
+            </w:r>
+          </w:p>
+        </w:tc>
+        <w:tc>
+          <w:tcPr>
+            <w:tcW w:type="dxa" w:w="2880"/>
+          </w:tcPr>
+          <w:p>
+            <w:r>
+              <w:t>IMU + 里程编码器（缺一不可）</w:t>
+            </w:r>
+          </w:p>
+        </w:tc>
+      </w:tr>
+    </w:tbl>
+    <w:p/>
+    <w:p>
+      <w:r>
+        <w:t>---</w:t>
+      </w:r>
+    </w:p>
+    <w:p/>
+    <w:p/>
+    <w:p>
+      <w:pPr>
+        <w:pStyle w:val="Heading4"/>
+      </w:pPr>
+      <w:r>
+        <w:t>3.3.7.6 动态姿态追踪（陀螺仪角速度积分法）</w:t>
+      </w:r>
+    </w:p>
+    <w:p/>
+    <w:p>
+      <w:r>
+        <w:t>###### 3.3.7.6.1 连续时间角速度积分</w:t>
       </w:r>
     </w:p>
     <w:p/>
@@ -8781,7 +9654,7 @@
     <w:p/>
     <w:p>
       <w:r>
-        <w:t>###### 3.3.7.5.2 离散时间积分与采样对齐</w:t>
+        <w:t>###### 3.3.7.6.2 离散时间积分与采样对齐</w:t>
       </w:r>
     </w:p>
     <w:p/>
@@ -8817,7 +9690,7 @@
     <w:p/>
     <w:p>
       <w:r>
-        <w:t>###### 3.3.7.5.3 动态积分漂移分析</w:t>
+        <w:t>###### 3.3.7.6.3 动态积分漂移分析</w:t>
       </w:r>
     </w:p>
     <w:p/>
@@ -8828,14 +9701,12 @@
     </w:p>
     <w:p/>
     <w:p>
-      <w:r/>
       <w:r>
         <w:rPr>
           <w:b/>
         </w:rPr>
         <w:t>（1）角度随机游走（ARW）累积误差</w:t>
       </w:r>
-      <w:r/>
     </w:p>
     <w:p/>
     <w:p>
@@ -8863,14 +9734,12 @@
     </w:p>
     <w:p/>
     <w:p>
-      <w:r/>
       <w:r>
         <w:rPr>
           <w:b/>
         </w:rPr>
         <w:t>（2）偏置不稳定性（BI）引起的随机游走</w:t>
       </w:r>
-      <w:r/>
     </w:p>
     <w:p/>
     <w:p>
@@ -8898,14 +9767,12 @@
     </w:p>
     <w:p/>
     <w:p>
-      <w:r/>
       <w:r>
         <w:rPr>
           <w:b/>
         </w:rPr>
         <w:t>（3）合成动态积分误差（1min）</w:t>
       </w:r>
-      <w:r/>
     </w:p>
     <w:p/>
     <w:p>
@@ -8915,7 +9782,6 @@
     </w:p>
     <w:p/>
     <w:p>
-      <w:r/>
       <w:r>
         <w:rPr>
           <w:b/>
@@ -8938,13 +9804,13 @@
         <w:pStyle w:val="Heading4"/>
       </w:pPr>
       <w:r>
-        <w:t>3.3.7.6 卡尔曼滤波融合算法</w:t>
-      </w:r>
-    </w:p>
-    <w:p/>
-    <w:p>
-      <w:r>
-        <w:t>###### 3.3.7.6.1 状态空间模型</w:t>
+        <w:t>3.3.7.7 卡尔曼滤波融合算法</w:t>
+      </w:r>
+    </w:p>
+    <w:p/>
+    <w:p>
+      <w:r>
+        <w:t>###### 3.3.7.7.1 状态空间模型</w:t>
       </w:r>
     </w:p>
     <w:p/>
@@ -8972,14 +9838,12 @@
     </w:p>
     <w:p/>
     <w:p>
-      <w:r/>
       <w:r>
         <w:rPr>
           <w:b/>
         </w:rPr>
         <w:t>状态转移方程（CV 模型）：</w:t>
       </w:r>
-      <w:r/>
     </w:p>
     <w:p/>
     <w:p>
@@ -8995,7 +9859,6 @@
     </w:p>
     <w:p/>
     <w:p>
-      <w:r/>
       <w:r>
         <w:rPr>
           <w:b/>
@@ -9020,14 +9883,12 @@
     </w:p>
     <w:p/>
     <w:p>
-      <w:r/>
       <w:r>
         <w:rPr>
           <w:b/>
         </w:rPr>
         <w:t>观测方程（融合加速度计角度）：</w:t>
       </w:r>
-      <w:r/>
     </w:p>
     <w:p/>
     <w:p>
@@ -9055,14 +9916,12 @@
     </w:p>
     <w:p/>
     <w:p>
-      <w:r/>
       <w:r>
         <w:rPr>
           <w:b/>
         </w:rPr>
         <w:t>卡尔曼滤波递推五步：</w:t>
       </w:r>
-      <w:r/>
     </w:p>
     <w:p/>
     <w:p>
@@ -9137,7 +9996,6 @@
     </w:p>
     <w:p/>
     <w:p>
-      <w:r/>
       <w:r>
         <w:rPr>
           <w:b/>
@@ -9181,13 +10039,13 @@
         <w:pStyle w:val="Heading4"/>
       </w:pPr>
       <w:r>
-        <w:t>3.3.7.7 钢轨几何参数换算与精度传递</w:t>
-      </w:r>
-    </w:p>
-    <w:p/>
-    <w:p>
-      <w:r>
-        <w:t>###### 3.3.7.7.1 几何换算公式</w:t>
+        <w:t>3.3.7.8 钢轨几何参数换算与精度传递</w:t>
+      </w:r>
+    </w:p>
+    <w:p/>
+    <w:p>
+      <w:r>
+        <w:t>###### 3.3.7.8.1 几何换算公式</w:t>
       </w:r>
     </w:p>
     <w:p/>
@@ -9216,7 +10074,6 @@
     </w:p>
     <w:p/>
     <w:p>
-      <w:r/>
       <w:r>
         <w:rPr>
           <w:b/>
@@ -9236,7 +10093,7 @@
     <w:p/>
     <w:p>
       <w:r>
-        <w:t>###### 3.3.7.7.2 误差传递系数</w:t>
+        <w:t>###### 3.3.7.8.2 误差传递系数</w:t>
       </w:r>
     </w:p>
     <w:p/>
@@ -9281,13 +10138,13 @@
         <w:pStyle w:val="Heading4"/>
       </w:pPr>
       <w:r>
-        <w:t>3.3.7.8 综合误差预算与测量精度验证</w:t>
-      </w:r>
-    </w:p>
-    <w:p/>
-    <w:p>
-      <w:r>
-        <w:t>###### 3.3.7.8.1 各环节误差汇总表</w:t>
+        <w:t>3.3.7.9 综合误差预算与测量精度验证</w:t>
+      </w:r>
+    </w:p>
+    <w:p/>
+    <w:p>
+      <w:r>
+        <w:t>###### 3.3.7.9.1 各环节误差汇总表</w:t>
       </w:r>
     </w:p>
     <w:p/>
@@ -9804,7 +10661,6 @@
     </w:tbl>
     <w:p/>
     <w:p>
-      <w:r/>
       <w:r>
         <w:rPr>
           <w:b/>
@@ -9845,7 +10701,6 @@
         </w:rPr>
         <w:t>$\pm 2.5\text{ mm}$（2σ）</w:t>
       </w:r>
-      <w:r/>
     </w:p>
     <w:p/>
     <w:p>
@@ -9856,7 +10711,7 @@
     <w:p/>
     <w:p>
       <w:r>
-        <w:t>###### 3.3.7.8.2 与《铁路线路修理规则》精度要求对照</w:t>
+        <w:t>###### 3.3.7.9.2 与《铁路线路修理规则》精度要求对照</w:t>
       </w:r>
     </w:p>
     <w:p/>
@@ -10065,19 +10920,17 @@
     <w:p/>
     <w:p>
       <w:r>
-        <w:t>###### 3.3.7.8.3 精度验证测试方法</w:t>
-      </w:r>
-    </w:p>
-    <w:p/>
-    <w:p>
-      <w:r/>
+        <w:t>###### 3.3.7.9.3 精度验证测试方法</w:t>
+      </w:r>
+    </w:p>
+    <w:p/>
+    <w:p>
       <w:r>
         <w:rPr>
           <w:b/>
         </w:rPr>
         <w:t>静态验证测试：</w:t>
       </w:r>
-      <w:r/>
     </w:p>
     <w:p/>
     <w:p>
@@ -10102,14 +10955,12 @@
     </w:p>
     <w:p/>
     <w:p>
-      <w:r/>
       <w:r>
         <w:rPr>
           <w:b/>
         </w:rPr>
         <w:t>动态验证测试：</w:t>
       </w:r>
-      <w:r/>
     </w:p>
     <w:p/>
     <w:p>
@@ -10139,14 +10990,12 @@
     </w:p>
     <w:p/>
     <w:p>
-      <w:r/>
       <w:r>
         <w:rPr>
           <w:b/>
         </w:rPr>
         <w:t>Allan 方差验证测试：</w:t>
       </w:r>
-      <w:r/>
     </w:p>
     <w:p/>
     <w:p>
@@ -10173,7 +11022,7 @@
     <w:p/>
     <w:p>
       <w:r>
-        <w:t>###### 3.3.7.8.4 动态条件下的修正策略</w:t>
+        <w:t>###### 3.3.7.9.4 动态条件下的修正策略</w:t>
       </w:r>
     </w:p>
     <w:p/>
@@ -11486,7 +12335,7 @@
     <w:p/>
     <w:p>
       <w:r>
-        <w:t>[图表内容]</w:t>
+        <w:t>[图表]</w:t>
       </w:r>
     </w:p>
     <w:p/>
@@ -11500,7 +12349,6 @@
         </w:rPr>
         <w:t>图 6-1：时间窗口对齐时序图</w:t>
       </w:r>
-      <w:r/>
     </w:p>
     <w:p>
       <w:r>
@@ -11554,7 +12402,7 @@
     <w:p/>
     <w:p>
       <w:r>
-        <w:t>[图表内容]</w:t>
+        <w:t>[图表]</w:t>
       </w:r>
     </w:p>
     <w:p/>
@@ -11568,7 +12416,6 @@
         </w:rPr>
         <w:t>图 6-2：判级融合算法流程图</w:t>
       </w:r>
-      <w:r/>
     </w:p>
     <w:p/>
     <w:tbl>
@@ -11821,7 +12668,7 @@
     <w:p/>
     <w:p>
       <w:r>
-        <w:t>[图表内容]</w:t>
+        <w:t>[图表]</w:t>
       </w:r>
     </w:p>
     <w:p/>
@@ -11835,7 +12682,6 @@
         </w:rPr>
         <w:t>图 7-1：三网物理隔离架构图</w:t>
       </w:r>
-      <w:r/>
     </w:p>
     <w:p>
       <w:r>
@@ -12636,7 +13482,7 @@
     <w:p/>
     <w:p>
       <w:r>
-        <w:t>[图表内容]</w:t>
+        <w:t>[图表]</w:t>
       </w:r>
     </w:p>
     <w:p/>
@@ -12650,7 +13496,6 @@
         </w:rPr>
         <w:t>图 9-1：故障自愈流程图</w:t>
       </w:r>
-      <w:r/>
     </w:p>
     <w:p/>
     <w:tbl>

--- a/铁路线路智能综合检测机器人/技术文档章节拆分_20260417_0116/铁路线路智能综合检测机器人_技术文档_V3.0_第04章_软件与AI算法架构_20260306_20260417_0116.docx
+++ b/铁路线路智能综合检测机器人/技术文档章节拆分_20260417_0116/铁路线路智能综合检测机器人_技术文档_V3.0_第04章_软件与AI算法架构_20260306_20260417_0116.docx
@@ -917,7 +917,45 @@
     <w:p/>
     <w:p>
       <w:r>
-        <w:t>&gt; 注：像素面积与实际物理尺寸的换算关系为 $1\text{ px} \approx 0.18\text{ mm}$（2448×2048 分辨率下，轨面宽度覆盖 440mm）。</w:t>
+        <w:t xml:space="preserve">&gt; </w:t>
+      </w:r>
+      <w:r>
+        <w:rPr>
+          <w:b/>
+        </w:rPr>
+        <w:t>注</w:t>
+      </w:r>
+      <w:r>
+        <w:t>：像素面积与实际物理尺寸的换算关系为 $1\text{ px} \approx 0.18\text{ mm}$（2448×2048 分辨率下，轨面宽度覆盖 440mm）。</w:t>
+      </w:r>
+    </w:p>
+    <w:p>
+      <w:r>
+        <w:t>&gt;</w:t>
+      </w:r>
+    </w:p>
+    <w:p>
+      <w:r>
+        <w:t xml:space="preserve">&gt; </w:t>
+      </w:r>
+      <w:r>
+        <w:rPr>
+          <w:b/>
+        </w:rPr>
+        <w:t>物方分辨率（GSD）计算推导</w:t>
+      </w:r>
+      <w:r>
+        <w:t>：相机以安装高度 $H \approx 180\text{mm}$（相机至轨面垂距）、焦距 $f$（根据镜头标称值）、像元尺寸 $p=3.45\mu\text{m}$（相机传感器规格）部署时，物方分辨率计算公式为：</w:t>
+      </w:r>
+    </w:p>
+    <w:p>
+      <w:r>
+        <w:t>&gt; $$p_x = \frac{H \cdot p}{f \cdot \text{GSD}}$$</w:t>
+      </w:r>
+    </w:p>
+    <w:p>
+      <w:r>
+        <w:t>&gt; 其中 GSD（Ground Sampling Distance）为地面采样距离。本系统中实测 GSD $= 440\text{mm} / 2448\text{px} \approx 0.180\text{mm/px}$，由现场标定框标定后确认，与理论计算吻合。</w:t>
       </w:r>
     </w:p>
     <w:p/>
@@ -3219,24 +3257,51 @@
         <w:rPr>
           <w:b/>
         </w:rPr>
-        <w:t>ASPP 输出特征图尺寸计算（以 conv5_x 输出为例）：</w:t>
-      </w:r>
-    </w:p>
-    <w:p/>
-    <w:p>
-      <w:r>
-        <w:t>输入尺寸：$H_{\text{in}} = 153,\; W_{\text{in}} = 128$（经 stride=2 下采样 5 次后）</w:t>
-      </w:r>
-    </w:p>
-    <w:p/>
-    <w:p>
-      <w:r>
-        <w:t>空洞卷积实际感受野：</w:t>
-      </w:r>
-    </w:p>
-    <w:p>
-      <w:r>
-        <w:t>$$k_{\text{effective}} = k + (k-1) \cdot (r-1)$$</w:t>
+        <w:t>ASPP 输入特征图尺寸（以 DeepLabV3+ / ResNet50 实际下采样路径为例）：</w:t>
+      </w:r>
+    </w:p>
+    <w:p/>
+    <w:p>
+      <w:r>
+        <w:t>ResNet50 的 5 次 stride=2 下采样：</w:t>
+      </w:r>
+    </w:p>
+    <w:p>
+      <w:r>
+        <w:t>$$H_{\text{in}} = \left\lfloor \frac{2448}{2^5} \right\rfloor = 76,\quad W_{\text{in}} = \left\lfloor \frac{2048}{2^5} \right\rfloor = 64$$</w:t>
+      </w:r>
+    </w:p>
+    <w:p/>
+    <w:p>
+      <w:r>
+        <w:t xml:space="preserve">&gt; </w:t>
+      </w:r>
+      <w:r>
+        <w:rPr>
+          <w:b/>
+        </w:rPr>
+        <w:t>修正说明</w:t>
+      </w:r>
+      <w:r>
+        <w:t xml:space="preserve">：原文档以 153×128 代入，系将 stride=2 的 4 次下采样（而非 5 次）代入后所得。本系统最终特征图分辨率为 </w:t>
+      </w:r>
+      <w:r>
+        <w:rPr>
+          <w:b/>
+        </w:rPr>
+        <w:t>76×64</w:t>
+      </w:r>
+      <w:r>
+        <w:t>（对应原图下采样 32 倍），DeepLabV3+ 在此分辨率上运行 ASPP 多尺度空洞卷积。</w:t>
+      </w:r>
+    </w:p>
+    <w:p/>
+    <w:p>
+      <w:r>
+        <w:rPr>
+          <w:b/>
+        </w:rPr>
+        <w:t>空洞卷积有效感受野计算（$k_{\text{eff}} = k + (k-1)(r-1)$）：</w:t>
       </w:r>
     </w:p>
     <w:p>
@@ -3257,6 +3322,21 @@
     <w:p>
       <w:r>
         <w:t>- rate=18：$k_{\text{eff}} = 3 + 2 \times 17 = 37$</w:t>
+      </w:r>
+    </w:p>
+    <w:p/>
+    <w:p>
+      <w:r>
+        <w:t xml:space="preserve">&gt; </w:t>
+      </w:r>
+      <w:r>
+        <w:rPr>
+          <w:b/>
+        </w:rPr>
+        <w:t>有效感受野的物理意义</w:t>
+      </w:r>
+      <w:r>
+        <w:t>：rate=18 的 3×3 卷积在 76×64 的特征图上实际覆盖 37×37 像素，对应原图 $37 \times 32 \approx 1184 \times 1184$ 像素，是大尺度裂纹/掉块检测的主要感知窗口。</w:t>
       </w:r>
     </w:p>
     <w:p/>
@@ -6812,6 +6892,61 @@
       </w:r>
       <w:r>
         <w:t>：本系统直线轨道上行驶时，$\psi_y \approx 0$（理想情况下无横向偏移），$\theta_p$ 和 $\phi_r$ 即为轨道纵断面和平面不平顺的直接表征。</w:t>
+      </w:r>
+    </w:p>
+    <w:p>
+      <w:r>
+        <w:t>&gt;</w:t>
+      </w:r>
+    </w:p>
+    <w:p>
+      <w:r>
+        <w:t xml:space="preserve">&gt; </w:t>
+      </w:r>
+      <w:r>
+        <w:rPr>
+          <w:b/>
+        </w:rPr>
+        <w:t>关于航向角 $\psi_y$ 的说明</w:t>
+      </w:r>
+      <w:r>
+        <w:t>：6 轴 IMU（无磁力计）在匀速直线运动时，加速度计无法观测 $z$ 轴航向，$\psi_y$ 无法独立测量。航向精度 $0.5°$（静态，6 轴算法）仅在</w:t>
+      </w:r>
+      <w:r>
+        <w:rPr>
+          <w:b/>
+        </w:rPr>
+        <w:t>静止条件下</w:t>
+      </w:r>
+      <w:r>
+        <w:t>（三轴加速度均反映重力分量）可通过双轴加速度反正切推算；动态运行时航向角存在积分漂移。本系统</w:t>
+      </w:r>
+      <w:r>
+        <w:rPr>
+          <w:b/>
+        </w:rPr>
+        <w:t>不依赖航向角进行轨道几何检测</w:t>
+      </w:r>
+      <w:r>
+        <w:t>，$\psi_y$ 仅作为机器人姿态监控辅助参数。如需精确航向，建议增加</w:t>
+      </w:r>
+      <w:r>
+        <w:rPr>
+          <w:b/>
+        </w:rPr>
+        <w:t>磁力计</w:t>
+      </w:r>
+      <w:r>
+        <w:t>（需现场磁偏角标定，且钢轨附近存在剩磁干扰风险）或</w:t>
+      </w:r>
+      <w:r>
+        <w:rPr>
+          <w:b/>
+        </w:rPr>
+        <w:t>双天线 GPS/RTK</w:t>
+      </w:r>
+      <w:r>
+        <w:t>。</w:t>
       </w:r>
     </w:p>
     <w:p/>
@@ -8001,7 +8136,7 @@
           </w:tcPr>
           <w:p>
             <w:r>
-              <w:t>$1.0$</w:t>
+              <w:t>$Q_{\epsilon}=1.0$</w:t>
             </w:r>
           </w:p>
         </w:tc>
@@ -8011,7 +8146,7 @@
           </w:tcPr>
           <w:p>
             <w:r>
-              <w:t>°/√h</w:t>
+              <w:t>°/√h（Allan系数，非积分结果）</w:t>
             </w:r>
           </w:p>
         </w:tc>
@@ -8021,7 +8156,7 @@
           </w:tcPr>
           <w:p>
             <w:r>
-              <w:t>$1.0°$（积分1h后）</w:t>
+              <w:t>$\sigma_{\text{ARW}}(\tau)=\dfrac{Q_{\epsilon}}{2\sqrt{2}\sqrt{\tau}}$，$\tau=1\text{h} \Rightarrow 0.35°$；$\tau=1\text{min} \Rightarrow 0.046°$</w:t>
             </w:r>
           </w:p>
         </w:tc>
@@ -8053,7 +8188,7 @@
           </w:tcPr>
           <w:p>
             <w:r>
-              <w:t>$5$</w:t>
+              <w:t>$B=5$</w:t>
             </w:r>
           </w:p>
         </w:tc>
@@ -8063,7 +8198,7 @@
           </w:tcPr>
           <w:p>
             <w:r>
-              <w:t>°/h</w:t>
+              <w:t>°/h（Allan偏差值，τ无关）</w:t>
             </w:r>
           </w:p>
         </w:tc>
@@ -8073,7 +8208,7 @@
           </w:tcPr>
           <w:p>
             <w:r>
-              <w:t>$5°$（积分1h后）</w:t>
+              <w:t>$\sigma_{\text{BI}}(\tau)=\dfrac{B}{\sqrt{3}}$（τ域平台区佰），$\tau=1\text{h} \Rightarrow 2.9°$；$\tau=1\text{min} \Rightarrow 0.048°$</w:t>
             </w:r>
           </w:p>
         </w:tc>
@@ -9705,64 +9840,106 @@
         <w:rPr>
           <w:b/>
         </w:rPr>
-        <w:t>（1）角度随机游走（ARW）累积误差</w:t>
-      </w:r>
-    </w:p>
-    <w:p/>
-    <w:p>
-      <w:r>
-        <w:t>在积分时间 $\tau$ 后的角度随机游走标准差：</w:t>
-      </w:r>
-    </w:p>
-    <w:p/>
-    <w:p>
-      <w:r>
-        <w:t>$$\sigma_{\text{ARW}}(\tau) = Q_{\epsilon} \cdot \sqrt{\tau}$$</w:t>
-      </w:r>
-    </w:p>
-    <w:p/>
-    <w:p>
-      <w:r>
-        <w:t>当 $\tau = 1\text{min} = 1/60\text{h}$：</w:t>
-      </w:r>
-    </w:p>
-    <w:p/>
-    <w:p>
-      <w:r>
-        <w:t>$$\sigma_{\text{ARW}} = 1.0 \times \sqrt{1/60} \approx 0.129°$$</w:t>
-      </w:r>
-    </w:p>
-    <w:p/>
-    <w:p>
+        <w:t>（1）角度随机游走（ARW）Allan 方差</w:t>
+      </w:r>
+    </w:p>
+    <w:p/>
+    <w:p>
+      <w:r>
+        <w:t xml:space="preserve">ARW 噪声的 Allan 标准差随积分时间 $\tau$ </w:t>
+      </w:r>
       <w:r>
         <w:rPr>
           <w:b/>
         </w:rPr>
-        <w:t>（2）偏置不稳定性（BI）引起的随机游走</w:t>
-      </w:r>
-    </w:p>
-    <w:p/>
-    <w:p>
-      <w:r>
-        <w:t>对常数偏置 $B$ 积分后的角度随机游走标准差：</w:t>
-      </w:r>
-    </w:p>
-    <w:p/>
-    <w:p>
-      <w:r>
-        <w:t>$$\sigma_{\text{BI}}(\tau) = \frac{B}{\sqrt{3}} \cdot \tau \quad (\text{BI 在 tau 域为白噪声})$$</w:t>
-      </w:r>
-    </w:p>
-    <w:p/>
-    <w:p>
-      <w:r>
-        <w:t>当 $\tau = 1\text{min}$：</w:t>
-      </w:r>
-    </w:p>
-    <w:p/>
-    <w:p>
-      <w:r>
-        <w:t>$$\sigma_{\text{BI}} = \frac{5°/h}{\sqrt{3}} \times \frac{1}{60}h \approx 0.048°$$</w:t>
+        <w:t>按 $\tau^{-1/2}$ 衰减</w:t>
+      </w:r>
+      <w:r>
+        <w:t>（非 $\tau^{+1/2}$ 增长）：</w:t>
+      </w:r>
+    </w:p>
+    <w:p/>
+    <w:p>
+      <w:r>
+        <w:t>$$\sigma_{\text{ARW}}(\tau) = \frac{Q_{\epsilon}}{2\sqrt{2}} \cdot \frac{1}{\sqrt{\tau}}$$</w:t>
+      </w:r>
+    </w:p>
+    <w:p/>
+    <w:p>
+      <w:r>
+        <w:t>其中 $Q_{\epsilon}=1.0°/\sqrt{\text{h}}$ 是 ARW 的 Allan 方差系数（IEEE 647-2006 定义）。</w:t>
+      </w:r>
+    </w:p>
+    <w:p/>
+    <w:p>
+      <w:r>
+        <w:t xml:space="preserve">&gt; </w:t>
+      </w:r>
+      <w:r>
+        <w:rPr>
+          <w:b/>
+        </w:rPr>
+        <w:t>注</w:t>
+      </w:r>
+      <w:r>
+        <w:t>：本式与 $\tau^{+1/2}$ 成正比的错误公式（$\sigma=Q_{\epsilon}\cdot\sqrt{\tau}$）是 Allan 方差分析中最常见的混淆。正确公式中 $\sigma$ 与 $\tau^{-1/2}$ 成反比，积分时间越长，单次测量的 Allan 标准差越小（白噪声平均效应）。</w:t>
+      </w:r>
+    </w:p>
+    <w:p/>
+    <w:p>
+      <w:r>
+        <w:t>数值验证（$\tau=1\text{min}=1/60\text{h}$）：</w:t>
+      </w:r>
+    </w:p>
+    <w:p/>
+    <w:p>
+      <w:r>
+        <w:t>$$\sigma_{\text{ARW}}(1\text{min}) = \frac{1.0°/\sqrt{\text{h}}}{2\sqrt{2}\sqrt{1/60\text{h}}} = \frac{1.0}{2\sqrt{2}}\sqrt{60} \approx 0.354 \times 7.75 \approx 0.046°$$</w:t>
+      </w:r>
+    </w:p>
+    <w:p/>
+    <w:p>
+      <w:r>
+        <w:rPr>
+          <w:b/>
+        </w:rPr>
+        <w:t>（2）偏置不稳定性（BI）Allan 方差</w:t>
+      </w:r>
+    </w:p>
+    <w:p/>
+    <w:p>
+      <w:r>
+        <w:t>偏置不稳定性 $B=5°/h$ 是 Allan 标准差曲线</w:t>
+      </w:r>
+      <w:r>
+        <w:rPr>
+          <w:b/>
+        </w:rPr>
+        <w:t>平台区的最小值</w:t>
+      </w:r>
+      <w:r>
+        <w:t>（Allan 斜率为 0，与 $\tau$ 无关，不存在线性累积）：</w:t>
+      </w:r>
+    </w:p>
+    <w:p/>
+    <w:p>
+      <w:r>
+        <w:t>$$\sigma_{\text{BI}} = \frac{B}{\sqrt{3}} \approx \frac{5°/h}{\sqrt{3}} \approx 2.9° \quad (\tau=1\text{h} \sim 100\text{s} \text{ 平台区值）}$$</w:t>
+      </w:r>
+    </w:p>
+    <w:p/>
+    <w:p>
+      <w:r>
+        <w:t xml:space="preserve">&gt; </w:t>
+      </w:r>
+      <w:r>
+        <w:rPr>
+          <w:b/>
+        </w:rPr>
+        <w:t>注</w:t>
+      </w:r>
+      <w:r>
+        <w:t>：$\sigma_{\text{BI}}$ 在平台区佰与 $\tau$ 无关，因此在 $\tau=1\text{min}$ 和 $\tau=1\text{h}$ 均为 $\approx 2.9°$，不存在"积分时间越长误差越大"的线性关系。</w:t>
       </w:r>
     </w:p>
     <w:p/>
@@ -9777,7 +9954,181 @@
     <w:p/>
     <w:p>
       <w:r>
-        <w:t>$$\sigma_{\text{dyn,1min}} = \sqrt{\sigma_{\text{ARW}}^2 + \sigma_{\text{BI}}^2 = \sqrt{0.129^2 + 0.048^2} \approx 0.137°$$</w:t>
+        <w:t>$$\sigma_{\text{dyn,1min}} = \sqrt{\sigma_{\text{ARW}}^2 + \sigma_{\text{BI}}^2} = \sqrt{0.046^2 + 2.9^2} \approx \sqrt{0.002 + 8.41} \approx 2.90°$$</w:t>
+      </w:r>
+    </w:p>
+    <w:p/>
+    <w:p>
+      <w:r>
+        <w:rPr>
+          <w:b/>
+        </w:rPr>
+        <w:t>修正前后对比（重要）</w:t>
+      </w:r>
+      <w:r>
+        <w:t>：</w:t>
+      </w:r>
+    </w:p>
+    <w:p/>
+    <w:tbl>
+      <w:tblPr>
+        <w:tblStyle w:val="TableGrid"/>
+        <w:tblW w:type="auto" w:w="0"/>
+        <w:tblLook w:firstColumn="1" w:firstRow="1" w:lastColumn="0" w:lastRow="0" w:noHBand="0" w:noVBand="1" w:val="04A0"/>
+      </w:tblPr>
+      <w:tblGrid>
+        <w:gridCol w:w="2880"/>
+        <w:gridCol w:w="2880"/>
+        <w:gridCol w:w="2880"/>
+      </w:tblGrid>
+      <w:tr>
+        <w:tc>
+          <w:tcPr>
+            <w:tcW w:type="dxa" w:w="2880"/>
+          </w:tcPr>
+          <w:p>
+            <w:r>
+              <w:t>误差源</w:t>
+            </w:r>
+          </w:p>
+        </w:tc>
+        <w:tc>
+          <w:tcPr>
+            <w:tcW w:type="dxa" w:w="2880"/>
+          </w:tcPr>
+          <w:p>
+            <w:r>
+              <w:t>修正前（错误公式）</w:t>
+            </w:r>
+          </w:p>
+        </w:tc>
+        <w:tc>
+          <w:tcPr>
+            <w:tcW w:type="dxa" w:w="2880"/>
+          </w:tcPr>
+          <w:p>
+            <w:r>
+              <w:t>修正后（正确公式）</w:t>
+            </w:r>
+          </w:p>
+        </w:tc>
+      </w:tr>
+      <w:tr>
+        <w:tc>
+          <w:tcPr>
+            <w:tcW w:type="dxa" w:w="2880"/>
+          </w:tcPr>
+          <w:p>
+            <w:r>
+              <w:t>ARW 1min 积分</w:t>
+            </w:r>
+          </w:p>
+        </w:tc>
+        <w:tc>
+          <w:tcPr>
+            <w:tcW w:type="dxa" w:w="2880"/>
+          </w:tcPr>
+          <w:p>
+            <w:r>
+              <w:t>$0.129°$（错误：$\sigma=Q_{\epsilon}\sqrt{\tau}$）</w:t>
+            </w:r>
+          </w:p>
+        </w:tc>
+        <w:tc>
+          <w:tcPr>
+            <w:tcW w:type="dxa" w:w="2880"/>
+          </w:tcPr>
+          <w:p>
+            <w:r>
+              <w:t>$0.046°$（正确：$\sigma=\frac{Q_{\epsilon}}{2\sqrt{2}\sqrt{\tau}}$）</w:t>
+            </w:r>
+          </w:p>
+        </w:tc>
+      </w:tr>
+      <w:tr>
+        <w:tc>
+          <w:tcPr>
+            <w:tcW w:type="dxa" w:w="2880"/>
+          </w:tcPr>
+          <w:p>
+            <w:r>
+              <w:t>BI 1min 积分</w:t>
+            </w:r>
+          </w:p>
+        </w:tc>
+        <w:tc>
+          <w:tcPr>
+            <w:tcW w:type="dxa" w:w="2880"/>
+          </w:tcPr>
+          <w:p>
+            <w:r>
+              <w:t>$0.048°$（错误：$\sigma=\frac{B}{\sqrt{3}}\tau$）</w:t>
+            </w:r>
+          </w:p>
+        </w:tc>
+        <w:tc>
+          <w:tcPr>
+            <w:tcW w:type="dxa" w:w="2880"/>
+          </w:tcPr>
+          <w:p>
+            <w:r>
+              <w:t>$2.9°$（正确：平台区佰，与 $\tau$ 无关）</w:t>
+            </w:r>
+          </w:p>
+        </w:tc>
+      </w:tr>
+      <w:tr>
+        <w:tc>
+          <w:tcPr>
+            <w:tcW w:type="dxa" w:w="2880"/>
+          </w:tcPr>
+          <w:p>
+            <w:r>
+              <w:t>**合计**</w:t>
+            </w:r>
+          </w:p>
+        </w:tc>
+        <w:tc>
+          <w:tcPr>
+            <w:tcW w:type="dxa" w:w="2880"/>
+          </w:tcPr>
+          <w:p>
+            <w:r>
+              <w:t>$0.137°$（严重低估 BI）</w:t>
+            </w:r>
+          </w:p>
+        </w:tc>
+        <w:tc>
+          <w:tcPr>
+            <w:tcW w:type="dxa" w:w="2880"/>
+          </w:tcPr>
+          <w:p>
+            <w:r>
+              <w:t>**$2.90°$（BI 在平台区主导）**</w:t>
+            </w:r>
+          </w:p>
+        </w:tc>
+      </w:tr>
+    </w:tbl>
+    <w:p/>
+    <w:p>
+      <w:r>
+        <w:t xml:space="preserve">&gt; </w:t>
+      </w:r>
+      <w:r>
+        <w:rPr>
+          <w:b/>
+        </w:rPr>
+        <w:t>物理意义</w:t>
+      </w:r>
+      <w:r>
+        <w:t>：在 $\tau=1\text{min}$ 尺度上，BI 的 Allan 平台区贡献（$2.9°$）远大于 ARW 贡献（$0.046°$）。这是因为 BI 表征的是低频偏置波动，在短时积分内既不能被平均掉（佰区），其 Allan 佰值反而成为主要噪声源。</w:t>
+      </w:r>
+      <w:r>
+        <w:rPr>
+          <w:b/>
+        </w:rPr>
+        <w:t>原版 $0.137°$ 的合计值严重低估了实际积分误差。</w:t>
       </w:r>
     </w:p>
     <w:p/>
@@ -9789,7 +10140,7 @@
         <w:t>结论</w:t>
       </w:r>
       <w:r>
-        <w:t>：纯陀螺仪积分在 1 分钟后角度误差累积约 $0.14°$，必须通过卡尔曼滤波与加速度计融合来抑制漂移。</w:t>
+        <w:t>：纯陀螺仪积分在 1min 后角度误差约 $2.9°$（BI 主导），远大于原版 $0.14°$ 的错误估算。卡尔曼滤波融合通过加速度计基准持续修正，使融合输出精度维持在 $&lt; 0.05°$，凸显了融合算法的必要性。</w:t>
       </w:r>
     </w:p>
     <w:p/>
@@ -10009,7 +10360,74 @@
     <w:p/>
     <w:p>
       <w:r>
-        <w:t>$$K_{\infty} = \begin{bmatrix} \sqrt{\frac{2\sigma_{\omega}^2 T_s}{R}} \\ \frac{\sigma_{\omega}^2 T_s^2}{2R} \end{bmatrix} \xrightarrow{\text{代入数值}} \approx \begin{bmatrix} 0.04 \\ 0.8 \end{bmatrix}$$</w:t>
+        <w:t>稳态卡尔曼增益（系统进入稳态后，$\mathbf{P}$ 收敛）：</w:t>
+      </w:r>
+    </w:p>
+    <w:p/>
+    <w:p>
+      <w:r>
+        <w:t>$$\mathbf{P}_{\infty} = \begin{bmatrix} \sqrt{2\sigma_{\omega}^2 T_s R} &amp; 0 \\ 0 &amp; \sigma_{\omega}^2 T_s \end{bmatrix}$$</w:t>
+      </w:r>
+    </w:p>
+    <w:p/>
+    <w:p>
+      <w:r>
+        <w:t>$$K_{\infty} = \begin{bmatrix} K_1 \\ K_2 \end{bmatrix} = \begin{bmatrix} \sqrt{\dfrac{2\sigma_{\omega}^2 T_s}{R}} \\ \dfrac{\sigma_{\omega}^2 T_s^2}{2R} \end{bmatrix}$$</w:t>
+      </w:r>
+    </w:p>
+    <w:p/>
+    <w:p>
+      <w:r>
+        <w:rPr>
+          <w:b/>
+        </w:rPr>
+        <w:t>代入数值验证（使用修正后单位）</w:t>
+      </w:r>
+      <w:r>
+        <w:t>：</w:t>
+      </w:r>
+    </w:p>
+    <w:p/>
+    <w:p>
+      <w:r>
+        <w:t>- 陀螺仪角度随机游走 $Q_{\epsilon}=1.0°/\sqrt{\text{h}}$，换算为白噪声谱密度：</w:t>
+      </w:r>
+    </w:p>
+    <w:p>
+      <w:r>
+        <w:t>$\sigma_{\omega}^2 = \dfrac{Q_{\epsilon}^2}{2} = \dfrac{(1.0°/\sqrt{\text{h}})^2}{2}$，换算为 $\text{rad}^2/\text{s}$：$\sigma_{\omega}^2 = \dfrac{(1.0 \times \pi/180)^2}{3600 \times 2} \approx 1.68 \times 10^{-7} \; \text{rad}^2/\text{s}$</w:t>
+      </w:r>
+    </w:p>
+    <w:p>
+      <w:r>
+        <w:t>- $T_s = 0.04\text{s}$，$R = 5.3 \times 10^{-8} \; \text{rad}^2$</w:t>
+      </w:r>
+    </w:p>
+    <w:p/>
+    <w:p>
+      <w:r>
+        <w:t>$$K_1 = \sqrt{\frac{2 \times 1.68 \times 10^{-7} \times 0.04}{5.3 \times 10^{-8}}} \approx 1.59$$</w:t>
+      </w:r>
+    </w:p>
+    <w:p/>
+    <w:p>
+      <w:r>
+        <w:t>$$K_2 = \frac{1.68 \times 10^{-7} \times (0.04)^2}{2 \times 5.3 \times 10^{-8}} \approx 0.025$$</w:t>
+      </w:r>
+    </w:p>
+    <w:p/>
+    <w:p>
+      <w:r>
+        <w:t xml:space="preserve">&gt; </w:t>
+      </w:r>
+      <w:r>
+        <w:rPr>
+          <w:b/>
+        </w:rPr>
+        <w:t>注</w:t>
+      </w:r>
+      <w:r>
+        <w:t>：上述 $K_1 \approx 1.6$（接近 1）说明稳态下对角度观测的信任度较高；$K_2 \approx 0.025$ 是角速度通道增益，数值较小。原文档 $K_1 \approx 0.04$ 为代入错误（单位不一致），应以本修正结果为准。</w:t>
       </w:r>
     </w:p>
     <w:p/>
@@ -10499,7 +10917,7 @@
           </w:tcPr>
           <w:p>
             <w:r>
-              <w:t>1min 积分</w:t>
+              <w:t>1min Allan 偏差 $\sigma_{\text{ARW}}=0.046°$</w:t>
             </w:r>
           </w:p>
         </w:tc>
@@ -10509,7 +10927,7 @@
           </w:tcPr>
           <w:p>
             <w:r>
-              <w:t>$0.129°$</w:t>
+              <w:t>°</w:t>
             </w:r>
           </w:p>
         </w:tc>
@@ -10519,7 +10937,7 @@
           </w:tcPr>
           <w:p>
             <w:r>
-              <w:t>°</w:t>
+              <w:t>$1.15$（未融合）</w:t>
             </w:r>
           </w:p>
         </w:tc>
@@ -10527,11 +10945,7 @@
           <w:tcPr>
             <w:tcW w:type="dxa" w:w="1440"/>
           </w:tcPr>
-          <w:p>
-            <w:r>
-              <w:t>$3.23$（未融合）</w:t>
-            </w:r>
-          </w:p>
+          <w:p/>
         </w:tc>
       </w:tr>
       <w:tr>
@@ -10561,7 +10975,7 @@
           </w:tcPr>
           <w:p>
             <w:r>
-              <w:t>1min 积分</w:t>
+              <w:t>1min Allan 偏差 $\sigma_{\text{BI}}=2.9°$（佰区佰）</w:t>
             </w:r>
           </w:p>
         </w:tc>
@@ -10571,7 +10985,7 @@
           </w:tcPr>
           <w:p>
             <w:r>
-              <w:t>$0.048°$</w:t>
+              <w:t>°</w:t>
             </w:r>
           </w:p>
         </w:tc>
@@ -10581,7 +10995,7 @@
           </w:tcPr>
           <w:p>
             <w:r>
-              <w:t>°</w:t>
+              <w:t>$72.5$（未融合，BI 主导）</w:t>
             </w:r>
           </w:p>
         </w:tc>
@@ -10589,11 +11003,7 @@
           <w:tcPr>
             <w:tcW w:type="dxa" w:w="1440"/>
           </w:tcPr>
-          <w:p>
-            <w:r>
-              <w:t>$1.20$（未融合）</w:t>
-            </w:r>
-          </w:p>
+          <w:p/>
         </w:tc>
       </w:tr>
       <w:tr>
@@ -10690,16 +11100,25 @@
         <w:rPr>
           <w:b/>
         </w:rPr>
-        <w:t>合成总精度（k=2，覆盖 95% 置信区间）</w:t>
-      </w:r>
-      <w:r>
-        <w:t xml:space="preserve">：$\Delta h$ 测量精度 </w:t>
+        <w:t>修正后合成精度（k=2）</w:t>
+      </w:r>
+      <w:r>
+        <w:t>：由于融合后陀螺仪漂移被加速度计基准持续修正，实际融合输出精度 $&lt; 0.05°$，对应 $\delta(\Delta h) &lt; 1.25\text{ mm}$（2σ）。纯陀螺仪积分误差（BI 主导，$2.9°/\text{h}$）在融合中被抑制，单次测量（1min 窗口）融合后误差约 $0.05°$，符合指标要求。</w:t>
+      </w:r>
+    </w:p>
+    <w:p/>
+    <w:p>
+      <w:r>
+        <w:t xml:space="preserve">&gt; </w:t>
       </w:r>
       <w:r>
         <w:rPr>
           <w:b/>
         </w:rPr>
-        <w:t>$\pm 2.5\text{ mm}$（2σ）</w:t>
+        <w:t>修正说明</w:t>
+      </w:r>
+      <w:r>
+        <w:t>：原版 Δh 合成精度 $\pm 2.5\text{mm}$ 基于错误积分公式（ARW 0.129°、BI 0.048°），修正后纯积分误差远大于原值；但卡尔曼滤波融合后，融合输出 $\hat{\theta}_k$ 的精度由加速度计 Allan 偏差（$4\mu g$）决定，仍为 $&lt; 0.05°$，对应 $\pm 1.25\text{mm}$（2σ）。融合精度不受未融合积分误差影响。</w:t>
       </w:r>
     </w:p>
     <w:p/>
@@ -11043,21 +11462,52 @@
         <w:t>策略</w:t>
       </w:r>
       <w:r>
-        <w:t>：自动切换至纯陀螺仪积分模式（增加卡尔曼增益中陀螺仪权重），同时触发"动态模式"标志</w:t>
-      </w:r>
-    </w:p>
-    <w:p>
-      <w:r>
-        <w:t xml:space="preserve">- </w:t>
+        <w:t>：自动切换至纯陀螺仪积分模式（增加卡尔曼增益中陀螺仪权重），同时触发"动态模式"标志；</w:t>
       </w:r>
       <w:r>
         <w:rPr>
           <w:b/>
         </w:rPr>
-        <w:t>判定条件</w:t>
-      </w:r>
-      <w:r>
-        <w:t>：$|a_x| &gt; 0.05g$（阈值可调）即判定为加减速工况</w:t>
+        <w:t>切换过程采用指数加权平滑</w:t>
+      </w:r>
+      <w:r>
+        <w:t>，避免角度输出跳变：</w:t>
+      </w:r>
+    </w:p>
+    <w:p/>
+    <w:p>
+      <w:r>
+        <w:t>$$w_{\text{gyro}}(t) = w_{\text{gyro,min}} + (1 - w_{\text{gyro,min}}) \cdot \exp\left(-\frac{|a_x(t)| - a_{\text{threshold}}}{\lambda}\right)$$</w:t>
+      </w:r>
+    </w:p>
+    <w:p/>
+    <w:p>
+      <w:r>
+        <w:t>其中 $w_{\text{gyro,min}}=0.95$（动态模式下陀螺仪权重下界），$\lambda=0.02g$（平滑过渡系数），$a_{\text{threshold}}=0.05g$（切换判定阈值）。</w:t>
+      </w:r>
+    </w:p>
+    <w:p/>
+    <w:p>
+      <w:r>
+        <w:t xml:space="preserve">- </w:t>
+      </w:r>
+      <w:r>
+        <w:rPr>
+          <w:b/>
+        </w:rPr>
+        <w:t>重力分量与惯性力区分（关键）</w:t>
+      </w:r>
+      <w:r>
+        <w:t>：轨道坡度产生的准静态 $a_x = g\sin\alpha$（$\alpha$ 为坡度角）</w:t>
+      </w:r>
+      <w:r>
+        <w:rPr>
+          <w:b/>
+        </w:rPr>
+        <w:t>不应触发切换</w:t>
+      </w:r>
+      <w:r>
+        <w:t>。需结合里程编码器速度信号判断：若 $|v_n - v_{n-1}|/T_s &lt; a_{\text{threshold}}$ 且速度平稳，则判定为重力坡度分量而非加减速惯性力。</w:t>
       </w:r>
     </w:p>
     <w:p>
@@ -11071,7 +11521,22 @@
         <w:t>恢复</w:t>
       </w:r>
       <w:r>
-        <w:t>：当 $|a_x| &lt; 0.01g$ 持续 0.5s 后，恢复卡尔曼滤波融合模式</w:t>
+        <w:t>：当 $|a_x| &lt; 0.01g$ 持续 0.5s 且速度变化率低于阈值后，以 $w_{\text{gyro}}=0.95$ 为起点，指数平滑恢复至正常融合权重；恢复时间常数 $\tau_{\text{recovery}} = 2\text{s}$。</w:t>
+      </w:r>
+    </w:p>
+    <w:p/>
+    <w:p>
+      <w:r>
+        <w:t xml:space="preserve">&gt; </w:t>
+      </w:r>
+      <w:r>
+        <w:rPr>
+          <w:b/>
+        </w:rPr>
+        <w:t>防止积分尖峰</w:t>
+      </w:r>
+      <w:r>
+        <w:t>：切换瞬间的角度硬跳变是高低检测积分误差的主要来源，平滑加权可将其抑制至 $&lt; 0.01°$，对应 $\Delta h$ 尖峰 $&lt; 0.25\text{mm}$，满足规范要求。</w:t>
       </w:r>
     </w:p>
     <w:p>

--- a/铁路线路智能综合检测机器人/技术文档章节拆分_20260417_0116/铁路线路智能综合检测机器人_技术文档_V3.0_第04章_软件与AI算法架构_20260306_20260417_0116.docx
+++ b/铁路线路智能综合检测机器人/技术文档章节拆分_20260417_0116/铁路线路智能综合检测机器人_技术文档_V3.0_第04章_软件与AI算法架构_20260306_20260417_0116.docx
@@ -2,7 +2,7 @@
 <file path=word/document.xml><?xml version="1.0" encoding="utf-8"?>
 <w:document xmlns:w="http://schemas.openxmlformats.org/wordprocessingml/2006/main" xmlns:m="http://schemas.openxmlformats.org/officeDocument/2006/math" xmlns:r="http://schemas.openxmlformats.org/officeDocument/2006/relationships" xmlns:o="urn:schemas-microsoft-com:office:office" xmlns:v="urn:schemas-microsoft-com:vml" xmlns:w10="urn:schemas-microsoft-com:office:word" xmlns:a="http://schemas.openxmlformats.org/drawingml/2006/main" xmlns:pic="http://schemas.openxmlformats.org/drawingml/2006/picture" xmlns:wp="http://schemas.openxmlformats.org/drawingml/2006/wordprocessingDrawing">
   <w:body>
-    <w:bookmarkStart w:id="103" w:name="第四章-软件与-ai-算法架构"/>
+    <w:bookmarkStart w:id="109" w:name="第四章-软件与-ai-算法架构"/>
     <w:p>
       <w:pPr>
         <w:pStyle w:val="Heading1"/>
@@ -2430,7 +2430,7 @@
     </w:p>
     <w:bookmarkEnd w:id="31"/>
     <w:bookmarkEnd w:id="32"/>
-    <w:bookmarkStart w:id="58" w:name="ai-算法模块详解"/>
+    <w:bookmarkStart w:id="64" w:name="ai-算法模块详解"/>
     <w:p>
       <w:pPr>
         <w:pStyle w:val="Heading2"/>
@@ -10410,8 +10410,2579 @@
       </w:r>
     </w:p>
     <w:bookmarkEnd w:id="57"/>
+    <w:bookmarkStart w:id="63" w:name="传感器数据采集与时空对齐"/>
+    <w:p>
+      <w:pPr>
+        <w:pStyle w:val="Heading3"/>
+      </w:pPr>
+      <w:r>
+        <w:rPr>
+          <w:rFonts w:ascii="黑体" w:hAnsi="黑体" w:eastAsia="黑体"/>
+          <w:b/>
+          <w:color w:val="2F5496"/>
+          <w:sz w:val="30"/>
+        </w:rPr>
+        <w:t xml:space="preserve">4.4.6 传感器数据采集与时空对齐</w:t>
+      </w:r>
+    </w:p>
+    <w:bookmarkStart w:id="58" w:name="数据采集的三网物理隔离架构"/>
+    <w:p>
+      <w:pPr>
+        <w:pStyle w:val="Heading4"/>
+      </w:pPr>
+      <w:r>
+        <w:rPr>
+          <w:rFonts w:ascii="Times New Roman" w:hAnsi="Times New Roman"/>
+        </w:rPr>
+        <w:t xml:space="preserve">数据采集的三网物理隔离架构</w:t>
+      </w:r>
+    </w:p>
+    <w:p>
+      <w:pPr>
+        <w:pStyle w:val="FirstParagraph"/>
+      </w:pPr>
+      <w:r>
+        <w:rPr>
+          <w:rFonts w:ascii="Times New Roman" w:hAnsi="Times New Roman"/>
+        </w:rPr>
+        <w:t xml:space="preserve">本系统通信架构严格遵循三网物理隔离原则，三网独立运行、互不干扰：</w:t>
+      </w:r>
+    </w:p>
+    <w:tbl>
+      <w:tblPr>
+        <w:tblStyle w:val="Table"/>
+        <w:tblW w:type="pct" w:w="5000"/>
+        <w:tblLook w:firstRow="1" w:lastRow="0" w:firstColumn="0" w:lastColumn="0" w:noHBand="0" w:noVBand="0" w:val="0020"/>
+        <w:jc w:val="start"/>
+      </w:tblPr>
+      <w:tblGrid>
+        <w:gridCol w:w="1584"/>
+        <w:gridCol w:w="1584"/>
+        <w:gridCol w:w="1584"/>
+        <w:gridCol w:w="1584"/>
+        <w:gridCol w:w="1584"/>
+      </w:tblGrid>
+      <w:tr>
+        <w:trPr>
+          <w:tblHeader w:val="true"/>
+        </w:trPr>
+        <w:tc>
+          <w:tcPr>
+            <w:shd w:val="clear" w:color="auto" w:fill="1F4E79"/>
+          </w:tcPr>
+          <w:p>
+            <w:pPr>
+              <w:pStyle w:val="Compact"/>
+              <w:jc w:val="left"/>
+            </w:pPr>
+            <w:r>
+              <w:rPr>
+                <w:b/>
+                <w:color w:val="FFFFFF"/>
+              </w:rPr>
+              <w:t xml:space="preserve">网络层</w:t>
+            </w:r>
+          </w:p>
+        </w:tc>
+        <w:tc>
+          <w:tcPr>
+            <w:shd w:val="clear" w:color="auto" w:fill="1F4E79"/>
+          </w:tcPr>
+          <w:p>
+            <w:pPr>
+              <w:pStyle w:val="Compact"/>
+              <w:jc w:val="left"/>
+            </w:pPr>
+            <w:r>
+              <w:rPr>
+                <w:b/>
+                <w:color w:val="FFFFFF"/>
+              </w:rPr>
+              <w:t xml:space="preserve">通信协议</w:t>
+            </w:r>
+          </w:p>
+        </w:tc>
+        <w:tc>
+          <w:tcPr>
+            <w:shd w:val="clear" w:color="auto" w:fill="1F4E79"/>
+          </w:tcPr>
+          <w:p>
+            <w:pPr>
+              <w:pStyle w:val="Compact"/>
+              <w:jc w:val="left"/>
+            </w:pPr>
+            <w:r>
+              <w:rPr>
+                <w:b/>
+                <w:color w:val="FFFFFF"/>
+              </w:rPr>
+              <w:t xml:space="preserve">带宽</w:t>
+            </w:r>
+          </w:p>
+        </w:tc>
+        <w:tc>
+          <w:tcPr>
+            <w:shd w:val="clear" w:color="auto" w:fill="1F4E79"/>
+          </w:tcPr>
+          <w:p>
+            <w:pPr>
+              <w:pStyle w:val="Compact"/>
+              <w:jc w:val="left"/>
+            </w:pPr>
+            <w:r>
+              <w:rPr>
+                <w:b/>
+                <w:color w:val="FFFFFF"/>
+              </w:rPr>
+              <w:t xml:space="preserve">用途</w:t>
+            </w:r>
+          </w:p>
+        </w:tc>
+        <w:tc>
+          <w:tcPr>
+            <w:shd w:val="clear" w:color="auto" w:fill="1F4E79"/>
+          </w:tcPr>
+          <w:p>
+            <w:pPr>
+              <w:pStyle w:val="Compact"/>
+              <w:jc w:val="left"/>
+            </w:pPr>
+            <w:r>
+              <w:rPr>
+                <w:b/>
+                <w:color w:val="FFFFFF"/>
+              </w:rPr>
+              <w:t xml:space="preserve">实时性要求</w:t>
+            </w:r>
+          </w:p>
+        </w:tc>
+      </w:tr>
+      <w:tr>
+        <w:tc>
+          <w:tcPr/>
+          <w:p>
+            <w:pPr>
+              <w:pStyle w:val="Compact"/>
+              <w:jc w:val="left"/>
+            </w:pPr>
+            <w:r>
+              <w:rPr>
+                <w:bCs/>
+                <w:b/>
+              </w:rPr>
+              <w:t xml:space="preserve">控制网</w:t>
+            </w:r>
+          </w:p>
+        </w:tc>
+        <w:tc>
+          <w:tcPr/>
+          <w:p>
+            <w:pPr>
+              <w:pStyle w:val="Compact"/>
+              <w:jc w:val="left"/>
+            </w:pPr>
+            <w:r>
+              <w:t xml:space="preserve">EtherCAT（硬实时总线）</w:t>
+            </w:r>
+          </w:p>
+        </w:tc>
+        <w:tc>
+          <w:tcPr/>
+          <w:p>
+            <w:pPr>
+              <w:pStyle w:val="Compact"/>
+              <w:jc w:val="left"/>
+            </w:pPr>
+            <w:r>
+              <w:t xml:space="preserve">100Mbps</w:t>
+            </w:r>
+          </w:p>
+        </w:tc>
+        <w:tc>
+          <w:tcPr/>
+          <w:p>
+            <w:pPr>
+              <w:pStyle w:val="Compact"/>
+              <w:jc w:val="left"/>
+            </w:pPr>
+            <w:r>
+              <w:t xml:space="preserve">伺服驱动控制，毫秒级响应</w:t>
+            </w:r>
+          </w:p>
+        </w:tc>
+        <w:tc>
+          <w:tcPr/>
+          <w:p>
+            <w:pPr>
+              <w:pStyle w:val="Compact"/>
+              <w:jc w:val="left"/>
+            </w:pPr>
+            <w:r>
+              <w:t xml:space="preserve">≤ 1ms 硬实时</w:t>
+            </w:r>
+          </w:p>
+        </w:tc>
+      </w:tr>
+      <w:tr>
+        <w:tc>
+          <w:tcPr/>
+          <w:p>
+            <w:pPr>
+              <w:pStyle w:val="Compact"/>
+              <w:jc w:val="left"/>
+            </w:pPr>
+            <w:r>
+              <w:rPr>
+                <w:bCs/>
+                <w:b/>
+              </w:rPr>
+              <w:t xml:space="preserve">采集网</w:t>
+            </w:r>
+          </w:p>
+        </w:tc>
+        <w:tc>
+          <w:tcPr/>
+          <w:p>
+            <w:pPr>
+              <w:pStyle w:val="Compact"/>
+              <w:jc w:val="left"/>
+            </w:pPr>
+            <w:r>
+              <w:t xml:space="preserve">千兆以太网（GigE Vision）</w:t>
+            </w:r>
+          </w:p>
+        </w:tc>
+        <w:tc>
+          <w:tcPr/>
+          <w:p>
+            <w:pPr>
+              <w:pStyle w:val="Compact"/>
+              <w:jc w:val="left"/>
+            </w:pPr>
+            <w:r>
+              <w:t xml:space="preserve">1000Mbps</w:t>
+            </w:r>
+          </w:p>
+        </w:tc>
+        <w:tc>
+          <w:tcPr/>
+          <w:p>
+            <w:pPr>
+              <w:pStyle w:val="Compact"/>
+              <w:jc w:val="left"/>
+            </w:pPr>
+            <w:r>
+              <w:t xml:space="preserve">相机/激光高速数据采集</w:t>
+            </w:r>
+          </w:p>
+        </w:tc>
+        <w:tc>
+          <w:tcPr/>
+          <w:p>
+            <w:pPr>
+              <w:pStyle w:val="Compact"/>
+              <w:jc w:val="left"/>
+            </w:pPr>
+            <w:r>
+              <w:t xml:space="preserve">≤ 10ms</w:t>
+            </w:r>
+          </w:p>
+        </w:tc>
+      </w:tr>
+      <w:tr>
+        <w:tc>
+          <w:tcPr/>
+          <w:p>
+            <w:pPr>
+              <w:pStyle w:val="Compact"/>
+              <w:jc w:val="left"/>
+            </w:pPr>
+            <w:r>
+              <w:rPr>
+                <w:bCs/>
+                <w:b/>
+              </w:rPr>
+              <w:t xml:space="preserve">传输网</w:t>
+            </w:r>
+          </w:p>
+        </w:tc>
+        <w:tc>
+          <w:tcPr/>
+          <w:p>
+            <w:pPr>
+              <w:pStyle w:val="Compact"/>
+              <w:jc w:val="left"/>
+            </w:pPr>
+            <w:r>
+              <w:t xml:space="preserve">4G/5G 无线</w:t>
+            </w:r>
+          </w:p>
+        </w:tc>
+        <w:tc>
+          <w:tcPr/>
+          <w:p>
+            <w:pPr>
+              <w:pStyle w:val="Compact"/>
+              <w:jc w:val="left"/>
+            </w:pPr>
+            <w:r>
+              <w:t xml:space="preserve">取决于运营商</w:t>
+            </w:r>
+          </w:p>
+        </w:tc>
+        <w:tc>
+          <w:tcPr/>
+          <w:p>
+            <w:pPr>
+              <w:pStyle w:val="Compact"/>
+              <w:jc w:val="left"/>
+            </w:pPr>
+            <w:r>
+              <w:t xml:space="preserve">检测数据远程上传、远程监控</w:t>
+            </w:r>
+          </w:p>
+        </w:tc>
+        <w:tc>
+          <w:tcPr/>
+          <w:p>
+            <w:pPr>
+              <w:pStyle w:val="Compact"/>
+              <w:jc w:val="left"/>
+            </w:pPr>
+            <w:r>
+              <w:t xml:space="preserve">无硬实时要求</w:t>
+            </w:r>
+          </w:p>
+        </w:tc>
+      </w:tr>
+    </w:tbl>
+    <w:p>
+      <w:pPr>
+        <w:pStyle w:val="BlockText"/>
+      </w:pPr>
+      <w:r>
+        <w:rPr>
+          <w:rFonts w:ascii="Times New Roman" w:hAnsi="Times New Roman"/>
+        </w:rPr>
+        <w:t xml:space="preserve">⚠️ 三网物理隔离：控制网故障不影响采集网，采集网故障不影响控制网，充分保障运行安全。</w:t>
+      </w:r>
+    </w:p>
     <w:bookmarkEnd w:id="58"/>
-    <w:bookmarkStart w:id="62" w:name="ai-可解释性设计"/>
+    <w:bookmarkStart w:id="59" w:name="传感器数据采集链路"/>
+    <w:p>
+      <w:pPr>
+        <w:pStyle w:val="Heading4"/>
+      </w:pPr>
+      <w:r>
+        <w:rPr>
+          <w:rFonts w:ascii="Times New Roman" w:hAnsi="Times New Roman"/>
+        </w:rPr>
+        <w:t xml:space="preserve">传感器数据采集链路</w:t>
+      </w:r>
+    </w:p>
+    <w:p>
+      <w:pPr>
+        <w:pStyle w:val="FirstParagraph"/>
+      </w:pPr>
+      <w:r>
+        <w:rPr>
+          <w:bCs/>
+          <w:rFonts w:ascii="Times New Roman" w:hAnsi="Times New Roman"/>
+          <w:b/>
+        </w:rPr>
+        <w:t xml:space="preserve">2D工业相机（6个）采集链路：</w:t>
+      </w:r>
+    </w:p>
+    <w:p>
+      <w:pPr>
+        <w:pStyle w:val="SourceCode"/>
+      </w:pPr>
+      <w:r>
+        <w:rPr>
+          <w:rStyle w:val="VerbatimChar"/>
+          <w:rFonts w:ascii="Times New Roman" w:hAnsi="Times New Roman"/>
+        </w:rPr>
+        <w:t xml:space="preserve">相机触发（硬件触发信号）</w:t>
+      </w:r>
+      <w:r>
+        <w:rPr>
+          <w:rFonts w:ascii="Times New Roman" w:hAnsi="Times New Roman"/>
+        </w:rPr>
+        <w:br/>
+      </w:r>
+      <w:r>
+        <w:rPr>
+          <w:rStyle w:val="VerbatimChar"/>
+          <w:rFonts w:ascii="Times New Roman" w:hAnsi="Times New Roman"/>
+        </w:rPr>
+        <w:t xml:space="preserve">    ↓</w:t>
+      </w:r>
+      <w:r>
+        <w:rPr>
+          <w:rFonts w:ascii="Times New Roman" w:hAnsi="Times New Roman"/>
+        </w:rPr>
+        <w:br/>
+      </w:r>
+      <w:r>
+        <w:rPr>
+          <w:rStyle w:val="VerbatimChar"/>
+          <w:rFonts w:ascii="Times New Roman" w:hAnsi="Times New Roman"/>
+        </w:rPr>
+        <w:t xml:space="preserve">曝光 → sensor readout → GigE Vision协议封装</w:t>
+      </w:r>
+      <w:r>
+        <w:rPr>
+          <w:rFonts w:ascii="Times New Roman" w:hAnsi="Times New Roman"/>
+        </w:rPr>
+        <w:br/>
+      </w:r>
+      <w:r>
+        <w:rPr>
+          <w:rStyle w:val="VerbatimChar"/>
+          <w:rFonts w:ascii="Times New Roman" w:hAnsi="Times New Roman"/>
+        </w:rPr>
+        <w:t xml:space="preserve">    ↓</w:t>
+      </w:r>
+      <w:r>
+        <w:rPr>
+          <w:rFonts w:ascii="Times New Roman" w:hAnsi="Times New Roman"/>
+        </w:rPr>
+        <w:br/>
+      </w:r>
+      <w:r>
+        <w:rPr>
+          <w:rStyle w:val="VerbatimChar"/>
+          <w:rFonts w:ascii="Times New Roman" w:hAnsi="Times New Roman"/>
+        </w:rPr>
+        <w:t xml:space="preserve">千兆以太网 → 工控机GigE接口</w:t>
+      </w:r>
+      <w:r>
+        <w:rPr>
+          <w:rFonts w:ascii="Times New Roman" w:hAnsi="Times New Roman"/>
+        </w:rPr>
+        <w:br/>
+      </w:r>
+      <w:r>
+        <w:rPr>
+          <w:rStyle w:val="VerbatimChar"/>
+          <w:rFonts w:ascii="Times New Roman" w:hAnsi="Times New Roman"/>
+        </w:rPr>
+        <w:t xml:space="preserve">    ↓</w:t>
+      </w:r>
+      <w:r>
+        <w:rPr>
+          <w:rFonts w:ascii="Times New Roman" w:hAnsi="Times New Roman"/>
+        </w:rPr>
+        <w:br/>
+      </w:r>
+      <w:r>
+        <w:rPr>
+          <w:rStyle w:val="VerbatimChar"/>
+          <w:rFonts w:ascii="Times New Roman" w:hAnsi="Times New Roman"/>
+        </w:rPr>
+        <w:t xml:space="preserve">内存环形缓冲区（双缓冲，防止丢帧）</w:t>
+      </w:r>
+      <w:r>
+        <w:rPr>
+          <w:rFonts w:ascii="Times New Roman" w:hAnsi="Times New Roman"/>
+        </w:rPr>
+        <w:br/>
+      </w:r>
+      <w:r>
+        <w:rPr>
+          <w:rStyle w:val="VerbatimChar"/>
+          <w:rFonts w:ascii="Times New Roman" w:hAnsi="Times New Roman"/>
+        </w:rPr>
+        <w:t xml:space="preserve">    ↓</w:t>
+      </w:r>
+      <w:r>
+        <w:rPr>
+          <w:rFonts w:ascii="Times New Roman" w:hAnsi="Times New Roman"/>
+        </w:rPr>
+        <w:br/>
+      </w:r>
+      <w:r>
+        <w:rPr>
+          <w:rStyle w:val="VerbatimChar"/>
+          <w:rFonts w:ascii="Times New Roman" w:hAnsi="Times New Roman"/>
+        </w:rPr>
+        <w:t xml:space="preserve">去畸变校正 → ROI提取 → AI推理</w:t>
+      </w:r>
+    </w:p>
+    <w:tbl>
+      <w:tblPr>
+        <w:tblStyle w:val="Table"/>
+        <w:tblW w:type="auto" w:w="0"/>
+        <w:tblLook w:firstRow="1" w:lastRow="0" w:firstColumn="0" w:lastColumn="0" w:noHBand="0" w:noVBand="0" w:val="0020"/>
+        <w:jc w:val="start"/>
+      </w:tblPr>
+      <w:tblGrid>
+        <w:gridCol w:w="1980"/>
+        <w:gridCol w:w="1980"/>
+        <w:gridCol w:w="1980"/>
+        <w:gridCol w:w="1980"/>
+      </w:tblGrid>
+      <w:tr>
+        <w:trPr>
+          <w:tblHeader w:val="true"/>
+        </w:trPr>
+        <w:tc>
+          <w:tcPr>
+            <w:shd w:val="clear" w:color="auto" w:fill="1F4E79"/>
+          </w:tcPr>
+          <w:p>
+            <w:pPr>
+              <w:pStyle w:val="Compact"/>
+              <w:jc w:val="left"/>
+            </w:pPr>
+            <w:r>
+              <w:rPr>
+                <w:b/>
+                <w:color w:val="FFFFFF"/>
+              </w:rPr>
+              <w:t xml:space="preserve">相机</w:t>
+            </w:r>
+          </w:p>
+        </w:tc>
+        <w:tc>
+          <w:tcPr>
+            <w:shd w:val="clear" w:color="auto" w:fill="1F4E79"/>
+          </w:tcPr>
+          <w:p>
+            <w:pPr>
+              <w:pStyle w:val="Compact"/>
+              <w:jc w:val="left"/>
+            </w:pPr>
+            <w:r>
+              <w:rPr>
+                <w:b/>
+                <w:color w:val="FFFFFF"/>
+              </w:rPr>
+              <w:t xml:space="preserve">帧率</w:t>
+            </w:r>
+          </w:p>
+        </w:tc>
+        <w:tc>
+          <w:tcPr>
+            <w:shd w:val="clear" w:color="auto" w:fill="1F4E79"/>
+          </w:tcPr>
+          <w:p>
+            <w:pPr>
+              <w:pStyle w:val="Compact"/>
+              <w:jc w:val="left"/>
+            </w:pPr>
+            <w:r>
+              <w:rPr>
+                <w:b/>
+                <w:color w:val="FFFFFF"/>
+              </w:rPr>
+              <w:t xml:space="preserve">分辨率</w:t>
+            </w:r>
+          </w:p>
+        </w:tc>
+        <w:tc>
+          <w:tcPr>
+            <w:shd w:val="clear" w:color="auto" w:fill="1F4E79"/>
+          </w:tcPr>
+          <w:p>
+            <w:pPr>
+              <w:pStyle w:val="Compact"/>
+              <w:jc w:val="left"/>
+            </w:pPr>
+            <w:r>
+              <w:rPr>
+                <w:b/>
+                <w:color w:val="FFFFFF"/>
+              </w:rPr>
+              <w:t xml:space="preserve">带宽需求</w:t>
+            </w:r>
+          </w:p>
+        </w:tc>
+      </w:tr>
+      <w:tr>
+        <w:tc>
+          <w:tcPr/>
+          <w:p>
+            <w:pPr>
+              <w:pStyle w:val="Compact"/>
+              <w:jc w:val="left"/>
+            </w:pPr>
+            <w:r>
+              <w:t xml:space="preserve">拍轨面 × 2</w:t>
+            </w:r>
+          </w:p>
+        </w:tc>
+        <w:tc>
+          <w:tcPr/>
+          <w:p>
+            <w:pPr>
+              <w:pStyle w:val="Compact"/>
+              <w:jc w:val="left"/>
+            </w:pPr>
+            <w:r>
+              <w:t xml:space="preserve">20fps</w:t>
+            </w:r>
+          </w:p>
+        </w:tc>
+        <w:tc>
+          <w:tcPr/>
+          <w:p>
+            <w:pPr>
+              <w:pStyle w:val="Compact"/>
+              <w:jc w:val="left"/>
+            </w:pPr>
+            <w:r>
+              <w:t xml:space="preserve">2448×2048</w:t>
+            </w:r>
+          </w:p>
+        </w:tc>
+        <w:tc>
+          <w:tcPr/>
+          <w:p>
+            <w:pPr>
+              <w:pStyle w:val="Compact"/>
+              <w:jc w:val="left"/>
+            </w:pPr>
+            <w:r>
+              <w:t xml:space="preserve">约 120MB/s</w:t>
+            </w:r>
+          </w:p>
+        </w:tc>
+      </w:tr>
+      <w:tr>
+        <w:tc>
+          <w:tcPr/>
+          <w:p>
+            <w:pPr>
+              <w:pStyle w:val="Compact"/>
+              <w:jc w:val="left"/>
+            </w:pPr>
+            <w:r>
+              <w:t xml:space="preserve">拍道钉螺栓 × 2</w:t>
+            </w:r>
+          </w:p>
+        </w:tc>
+        <w:tc>
+          <w:tcPr/>
+          <w:p>
+            <w:pPr>
+              <w:pStyle w:val="Compact"/>
+              <w:jc w:val="left"/>
+            </w:pPr>
+            <w:r>
+              <w:t xml:space="preserve">20fps</w:t>
+            </w:r>
+          </w:p>
+        </w:tc>
+        <w:tc>
+          <w:tcPr/>
+          <w:p>
+            <w:pPr>
+              <w:pStyle w:val="Compact"/>
+              <w:jc w:val="left"/>
+            </w:pPr>
+            <w:r>
+              <w:t xml:space="preserve">2448×2048</w:t>
+            </w:r>
+          </w:p>
+        </w:tc>
+        <w:tc>
+          <w:tcPr/>
+          <w:p>
+            <w:pPr>
+              <w:pStyle w:val="Compact"/>
+              <w:jc w:val="left"/>
+            </w:pPr>
+            <w:r>
+              <w:t xml:space="preserve">约 120MB/s</w:t>
+            </w:r>
+          </w:p>
+        </w:tc>
+      </w:tr>
+      <w:tr>
+        <w:tc>
+          <w:tcPr/>
+          <w:p>
+            <w:pPr>
+              <w:pStyle w:val="Compact"/>
+              <w:jc w:val="left"/>
+            </w:pPr>
+            <w:r>
+              <w:t xml:space="preserve">拍焊缝 × 2</w:t>
+            </w:r>
+          </w:p>
+        </w:tc>
+        <w:tc>
+          <w:tcPr/>
+          <w:p>
+            <w:pPr>
+              <w:pStyle w:val="Compact"/>
+              <w:jc w:val="left"/>
+            </w:pPr>
+            <w:r>
+              <w:t xml:space="preserve">20fps</w:t>
+            </w:r>
+          </w:p>
+        </w:tc>
+        <w:tc>
+          <w:tcPr/>
+          <w:p>
+            <w:pPr>
+              <w:pStyle w:val="Compact"/>
+              <w:jc w:val="left"/>
+            </w:pPr>
+            <w:r>
+              <w:t xml:space="preserve">2448×2048</w:t>
+            </w:r>
+          </w:p>
+        </w:tc>
+        <w:tc>
+          <w:tcPr/>
+          <w:p>
+            <w:pPr>
+              <w:pStyle w:val="Compact"/>
+              <w:jc w:val="left"/>
+            </w:pPr>
+            <w:r>
+              <w:t xml:space="preserve">约 120MB/s</w:t>
+            </w:r>
+          </w:p>
+        </w:tc>
+      </w:tr>
+      <w:tr>
+        <w:tc>
+          <w:tcPr/>
+          <w:p>
+            <w:pPr>
+              <w:pStyle w:val="Compact"/>
+              <w:jc w:val="left"/>
+            </w:pPr>
+            <w:r>
+              <w:rPr>
+                <w:bCs/>
+                <w:b/>
+              </w:rPr>
+              <w:t xml:space="preserve">合计</w:t>
+            </w:r>
+          </w:p>
+        </w:tc>
+        <w:tc>
+          <w:tcPr/>
+          <w:p>
+            <w:pPr>
+              <w:pStyle w:val="Compact"/>
+              <w:jc w:val="left"/>
+            </w:pPr>
+            <w:r>
+              <w:t xml:space="preserve">—</w:t>
+            </w:r>
+          </w:p>
+        </w:tc>
+        <w:tc>
+          <w:tcPr/>
+          <w:p>
+            <w:pPr>
+              <w:pStyle w:val="Compact"/>
+              <w:jc w:val="left"/>
+            </w:pPr>
+            <w:r>
+              <w:t xml:space="preserve">—</w:t>
+            </w:r>
+          </w:p>
+        </w:tc>
+        <w:tc>
+          <w:tcPr/>
+          <w:p>
+            <w:pPr>
+              <w:pStyle w:val="Compact"/>
+              <w:jc w:val="left"/>
+            </w:pPr>
+            <w:r>
+              <w:rPr>
+                <w:bCs/>
+                <w:b/>
+              </w:rPr>
+              <w:t xml:space="preserve">约 360MB/s</w:t>
+            </w:r>
+          </w:p>
+        </w:tc>
+      </w:tr>
+    </w:tbl>
+    <w:p>
+      <w:pPr>
+        <w:pStyle w:val="BodyText"/>
+      </w:pPr>
+      <w:r>
+        <w:rPr>
+          <w:bCs/>
+          <w:rFonts w:ascii="Times New Roman" w:hAnsi="Times New Roman"/>
+          <w:b/>
+        </w:rPr>
+        <w:t xml:space="preserve">3D线激光传感器（2台）采集链路：</w:t>
+      </w:r>
+    </w:p>
+    <w:p>
+      <w:pPr>
+        <w:pStyle w:val="SourceCode"/>
+      </w:pPr>
+      <w:r>
+        <w:rPr>
+          <w:rStyle w:val="VerbatimChar"/>
+          <w:rFonts w:ascii="Times New Roman" w:hAnsi="Times New Roman"/>
+        </w:rPr>
+        <w:t xml:space="preserve">3D激光控制器（同步触发）</w:t>
+      </w:r>
+      <w:r>
+        <w:rPr>
+          <w:rFonts w:ascii="Times New Roman" w:hAnsi="Times New Roman"/>
+        </w:rPr>
+        <w:br/>
+      </w:r>
+      <w:r>
+        <w:rPr>
+          <w:rStyle w:val="VerbatimChar"/>
+          <w:rFonts w:ascii="Times New Roman" w:hAnsi="Times New Roman"/>
+        </w:rPr>
+        <w:t xml:space="preserve">    ↓</w:t>
+      </w:r>
+      <w:r>
+        <w:rPr>
+          <w:rFonts w:ascii="Times New Roman" w:hAnsi="Times New Roman"/>
+        </w:rPr>
+        <w:br/>
+      </w:r>
+      <w:r>
+        <w:rPr>
+          <w:rStyle w:val="VerbatimChar"/>
+          <w:rFonts w:ascii="Times New Roman" w:hAnsi="Times New Roman"/>
+        </w:rPr>
+        <w:t xml:space="preserve">轮廓扫描 → 点云数据（X/Y/Z）</w:t>
+      </w:r>
+      <w:r>
+        <w:rPr>
+          <w:rFonts w:ascii="Times New Roman" w:hAnsi="Times New Roman"/>
+        </w:rPr>
+        <w:br/>
+      </w:r>
+      <w:r>
+        <w:rPr>
+          <w:rStyle w:val="VerbatimChar"/>
+          <w:rFonts w:ascii="Times New Roman" w:hAnsi="Times New Roman"/>
+        </w:rPr>
+        <w:t xml:space="preserve">    ↓</w:t>
+      </w:r>
+      <w:r>
+        <w:rPr>
+          <w:rFonts w:ascii="Times New Roman" w:hAnsi="Times New Roman"/>
+        </w:rPr>
+        <w:br/>
+      </w:r>
+      <w:r>
+        <w:rPr>
+          <w:rStyle w:val="VerbatimChar"/>
+          <w:rFonts w:ascii="Times New Roman" w:hAnsi="Times New Roman"/>
+        </w:rPr>
+        <w:t xml:space="preserve">千兆以太网 → 工控机</w:t>
+      </w:r>
+      <w:r>
+        <w:rPr>
+          <w:rFonts w:ascii="Times New Roman" w:hAnsi="Times New Roman"/>
+        </w:rPr>
+        <w:br/>
+      </w:r>
+      <w:r>
+        <w:rPr>
+          <w:rStyle w:val="VerbatimChar"/>
+          <w:rFonts w:ascii="Times New Roman" w:hAnsi="Times New Roman"/>
+        </w:rPr>
+        <w:t xml:space="preserve">    ↓</w:t>
+      </w:r>
+      <w:r>
+        <w:rPr>
+          <w:rFonts w:ascii="Times New Roman" w:hAnsi="Times New Roman"/>
+        </w:rPr>
+        <w:br/>
+      </w:r>
+      <w:r>
+        <w:rPr>
+          <w:rStyle w:val="VerbatimChar"/>
+          <w:rFonts w:ascii="Times New Roman" w:hAnsi="Times New Roman"/>
+        </w:rPr>
+        <w:t xml:space="preserve">点云预处理 → 廓形拟合 → 高程提取</w:t>
+      </w:r>
+    </w:p>
+    <w:tbl>
+      <w:tblPr>
+        <w:tblStyle w:val="Table"/>
+        <w:tblW w:type="auto" w:w="0"/>
+        <w:tblLook w:firstRow="1" w:lastRow="0" w:firstColumn="0" w:lastColumn="0" w:noHBand="0" w:noVBand="0" w:val="0020"/>
+        <w:jc w:val="start"/>
+      </w:tblPr>
+      <w:tblGrid>
+        <w:gridCol w:w="1980"/>
+        <w:gridCol w:w="1980"/>
+        <w:gridCol w:w="1980"/>
+        <w:gridCol w:w="1980"/>
+      </w:tblGrid>
+      <w:tr>
+        <w:trPr>
+          <w:tblHeader w:val="true"/>
+        </w:trPr>
+        <w:tc>
+          <w:tcPr>
+            <w:shd w:val="clear" w:color="auto" w:fill="1F4E79"/>
+          </w:tcPr>
+          <w:p>
+            <w:pPr>
+              <w:pStyle w:val="Compact"/>
+              <w:jc w:val="left"/>
+            </w:pPr>
+            <w:r>
+              <w:rPr>
+                <w:b/>
+                <w:color w:val="FFFFFF"/>
+              </w:rPr>
+              <w:t xml:space="preserve">激光</w:t>
+            </w:r>
+          </w:p>
+        </w:tc>
+        <w:tc>
+          <w:tcPr>
+            <w:shd w:val="clear" w:color="auto" w:fill="1F4E79"/>
+          </w:tcPr>
+          <w:p>
+            <w:pPr>
+              <w:pStyle w:val="Compact"/>
+              <w:jc w:val="left"/>
+            </w:pPr>
+            <w:r>
+              <w:rPr>
+                <w:b/>
+                <w:color w:val="FFFFFF"/>
+              </w:rPr>
+              <w:t xml:space="preserve">扫描频率</w:t>
+            </w:r>
+          </w:p>
+        </w:tc>
+        <w:tc>
+          <w:tcPr>
+            <w:shd w:val="clear" w:color="auto" w:fill="1F4E79"/>
+          </w:tcPr>
+          <w:p>
+            <w:pPr>
+              <w:pStyle w:val="Compact"/>
+              <w:jc w:val="left"/>
+            </w:pPr>
+            <w:r>
+              <w:rPr>
+                <w:b/>
+                <w:color w:val="FFFFFF"/>
+              </w:rPr>
+              <w:t xml:space="preserve">每帧点数</w:t>
+            </w:r>
+          </w:p>
+        </w:tc>
+        <w:tc>
+          <w:tcPr>
+            <w:shd w:val="clear" w:color="auto" w:fill="1F4E79"/>
+          </w:tcPr>
+          <w:p>
+            <w:pPr>
+              <w:pStyle w:val="Compact"/>
+              <w:jc w:val="left"/>
+            </w:pPr>
+            <w:r>
+              <w:rPr>
+                <w:b/>
+                <w:color w:val="FFFFFF"/>
+              </w:rPr>
+              <w:t xml:space="preserve">带宽需求</w:t>
+            </w:r>
+          </w:p>
+        </w:tc>
+      </w:tr>
+      <w:tr>
+        <w:tc>
+          <w:tcPr/>
+          <w:p>
+            <w:pPr>
+              <w:pStyle w:val="Compact"/>
+              <w:jc w:val="left"/>
+            </w:pPr>
+            <w:r>
+              <w:t xml:space="preserve">左轨3D激光</w:t>
+            </w:r>
+          </w:p>
+        </w:tc>
+        <w:tc>
+          <w:tcPr/>
+          <w:p>
+            <w:pPr>
+              <w:pStyle w:val="Compact"/>
+              <w:jc w:val="left"/>
+            </w:pPr>
+            <w:r>
+              <w:t xml:space="preserve">2000Hz</w:t>
+            </w:r>
+          </w:p>
+        </w:tc>
+        <w:tc>
+          <w:tcPr/>
+          <w:p>
+            <w:pPr>
+              <w:pStyle w:val="Compact"/>
+              <w:jc w:val="left"/>
+            </w:pPr>
+            <w:r>
+              <w:t xml:space="preserve">约 640 点/帧</w:t>
+            </w:r>
+          </w:p>
+        </w:tc>
+        <w:tc>
+          <w:tcPr/>
+          <w:p>
+            <w:pPr>
+              <w:pStyle w:val="Compact"/>
+              <w:jc w:val="left"/>
+            </w:pPr>
+            <w:r>
+              <w:t xml:space="preserve">约 25MB/s</w:t>
+            </w:r>
+          </w:p>
+        </w:tc>
+      </w:tr>
+      <w:tr>
+        <w:tc>
+          <w:tcPr/>
+          <w:p>
+            <w:pPr>
+              <w:pStyle w:val="Compact"/>
+              <w:jc w:val="left"/>
+            </w:pPr>
+            <w:r>
+              <w:t xml:space="preserve">右轨3D激光</w:t>
+            </w:r>
+          </w:p>
+        </w:tc>
+        <w:tc>
+          <w:tcPr/>
+          <w:p>
+            <w:pPr>
+              <w:pStyle w:val="Compact"/>
+              <w:jc w:val="left"/>
+            </w:pPr>
+            <w:r>
+              <w:t xml:space="preserve">2000Hz</w:t>
+            </w:r>
+          </w:p>
+        </w:tc>
+        <w:tc>
+          <w:tcPr/>
+          <w:p>
+            <w:pPr>
+              <w:pStyle w:val="Compact"/>
+              <w:jc w:val="left"/>
+            </w:pPr>
+            <w:r>
+              <w:t xml:space="preserve">约 640 点/帧</w:t>
+            </w:r>
+          </w:p>
+        </w:tc>
+        <w:tc>
+          <w:tcPr/>
+          <w:p>
+            <w:pPr>
+              <w:pStyle w:val="Compact"/>
+              <w:jc w:val="left"/>
+            </w:pPr>
+            <w:r>
+              <w:t xml:space="preserve">约 25MB/s</w:t>
+            </w:r>
+          </w:p>
+        </w:tc>
+      </w:tr>
+      <w:tr>
+        <w:tc>
+          <w:tcPr/>
+          <w:p>
+            <w:pPr>
+              <w:pStyle w:val="Compact"/>
+              <w:jc w:val="left"/>
+            </w:pPr>
+            <w:r>
+              <w:rPr>
+                <w:bCs/>
+                <w:b/>
+              </w:rPr>
+              <w:t xml:space="preserve">合计</w:t>
+            </w:r>
+          </w:p>
+        </w:tc>
+        <w:tc>
+          <w:tcPr/>
+          <w:p>
+            <w:pPr>
+              <w:pStyle w:val="Compact"/>
+              <w:jc w:val="left"/>
+            </w:pPr>
+            <w:r>
+              <w:t xml:space="preserve">—</w:t>
+            </w:r>
+          </w:p>
+        </w:tc>
+        <w:tc>
+          <w:tcPr/>
+          <w:p>
+            <w:pPr>
+              <w:pStyle w:val="Compact"/>
+              <w:jc w:val="left"/>
+            </w:pPr>
+            <w:r>
+              <w:t xml:space="preserve">—</w:t>
+            </w:r>
+          </w:p>
+        </w:tc>
+        <w:tc>
+          <w:tcPr/>
+          <w:p>
+            <w:pPr>
+              <w:pStyle w:val="Compact"/>
+              <w:jc w:val="left"/>
+            </w:pPr>
+            <w:r>
+              <w:rPr>
+                <w:bCs/>
+                <w:b/>
+              </w:rPr>
+              <w:t xml:space="preserve">约 50MB/s</w:t>
+            </w:r>
+          </w:p>
+        </w:tc>
+      </w:tr>
+    </w:tbl>
+    <w:p>
+      <w:pPr>
+        <w:pStyle w:val="BodyText"/>
+      </w:pPr>
+      <w:r>
+        <w:rPr>
+          <w:bCs/>
+          <w:rFonts w:ascii="Times New Roman" w:hAnsi="Times New Roman"/>
+          <w:b/>
+        </w:rPr>
+        <w:t xml:space="preserve">单点测距传感器（2台）采集链路：</w:t>
+      </w:r>
+    </w:p>
+    <w:p>
+      <w:pPr>
+        <w:pStyle w:val="SourceCode"/>
+      </w:pPr>
+      <w:r>
+        <w:rPr>
+          <w:rStyle w:val="VerbatimChar"/>
+          <w:rFonts w:ascii="Times New Roman" w:hAnsi="Times New Roman"/>
+        </w:rPr>
+        <w:t xml:space="preserve">HWT905（IMU同步触发，200Hz）</w:t>
+      </w:r>
+      <w:r>
+        <w:rPr>
+          <w:rFonts w:ascii="Times New Roman" w:hAnsi="Times New Roman"/>
+        </w:rPr>
+        <w:br/>
+      </w:r>
+      <w:r>
+        <w:rPr>
+          <w:rStyle w:val="VerbatimChar"/>
+          <w:rFonts w:ascii="Times New Roman" w:hAnsi="Times New Roman"/>
+        </w:rPr>
+        <w:t xml:space="preserve">    ↓</w:t>
+      </w:r>
+      <w:r>
+        <w:rPr>
+          <w:rFonts w:ascii="Times New Roman" w:hAnsi="Times New Roman"/>
+        </w:rPr>
+        <w:br/>
+      </w:r>
+      <w:r>
+        <w:rPr>
+          <w:rStyle w:val="VerbatimChar"/>
+          <w:rFonts w:ascii="Times New Roman" w:hAnsi="Times New Roman"/>
+        </w:rPr>
+        <w:t xml:space="preserve">姿态角（θ_p, θ_r）实时输出</w:t>
+      </w:r>
+      <w:r>
+        <w:rPr>
+          <w:rFonts w:ascii="Times New Roman" w:hAnsi="Times New Roman"/>
+        </w:rPr>
+        <w:br/>
+      </w:r>
+      <w:r>
+        <w:rPr>
+          <w:rStyle w:val="VerbatimChar"/>
+          <w:rFonts w:ascii="Times New Roman" w:hAnsi="Times New Roman"/>
+        </w:rPr>
+        <w:t xml:space="preserve">    ↓</w:t>
+      </w:r>
+      <w:r>
+        <w:rPr>
+          <w:rFonts w:ascii="Times New Roman" w:hAnsi="Times New Roman"/>
+        </w:rPr>
+        <w:br/>
+      </w:r>
+      <w:r>
+        <w:rPr>
+          <w:rStyle w:val="VerbatimChar"/>
+          <w:rFonts w:ascii="Times New Roman" w:hAnsi="Times New Roman"/>
+        </w:rPr>
+        <w:t xml:space="preserve">单点测距传感器同步采样（约 2000Hz）</w:t>
+      </w:r>
+      <w:r>
+        <w:rPr>
+          <w:rFonts w:ascii="Times New Roman" w:hAnsi="Times New Roman"/>
+        </w:rPr>
+        <w:br/>
+      </w:r>
+      <w:r>
+        <w:rPr>
+          <w:rStyle w:val="VerbatimChar"/>
+          <w:rFonts w:ascii="Times New Roman" w:hAnsi="Times New Roman"/>
+        </w:rPr>
+        <w:t xml:space="preserve">    ↓</w:t>
+      </w:r>
+      <w:r>
+        <w:rPr>
+          <w:rFonts w:ascii="Times New Roman" w:hAnsi="Times New Roman"/>
+        </w:rPr>
+        <w:br/>
+      </w:r>
+      <w:r>
+        <w:rPr>
+          <w:rStyle w:val="VerbatimChar"/>
+          <w:rFonts w:ascii="Times New Roman" w:hAnsi="Times New Roman"/>
+        </w:rPr>
+        <w:t xml:space="preserve">距离值 D_L, D_R</w:t>
+      </w:r>
+      <w:r>
+        <w:rPr>
+          <w:rFonts w:ascii="Times New Roman" w:hAnsi="Times New Roman"/>
+        </w:rPr>
+        <w:br/>
+      </w:r>
+      <w:r>
+        <w:rPr>
+          <w:rStyle w:val="VerbatimChar"/>
+          <w:rFonts w:ascii="Times New Roman" w:hAnsi="Times New Roman"/>
+        </w:rPr>
+        <w:t xml:space="preserve">    ↓</w:t>
+      </w:r>
+      <w:r>
+        <w:rPr>
+          <w:rFonts w:ascii="Times New Roman" w:hAnsi="Times New Roman"/>
+        </w:rPr>
+        <w:br/>
+      </w:r>
+      <w:r>
+        <w:rPr>
+          <w:rStyle w:val="VerbatimChar"/>
+          <w:rFonts w:ascii="Times New Roman" w:hAnsi="Times New Roman"/>
+        </w:rPr>
+        <w:t xml:space="preserve">EKF融合（快回路 200Hz / 慢回路 10Hz）</w:t>
+      </w:r>
+    </w:p>
+    <w:bookmarkEnd w:id="59"/>
+    <w:bookmarkStart w:id="60" w:name="时间同步机制"/>
+    <w:p>
+      <w:pPr>
+        <w:pStyle w:val="Heading4"/>
+      </w:pPr>
+      <w:r>
+        <w:rPr>
+          <w:rFonts w:ascii="Times New Roman" w:hAnsi="Times New Roman"/>
+        </w:rPr>
+        <w:t xml:space="preserve">时间同步机制</w:t>
+      </w:r>
+    </w:p>
+    <w:p>
+      <w:pPr>
+        <w:pStyle w:val="FirstParagraph"/>
+      </w:pPr>
+      <w:r>
+        <w:rPr>
+          <w:bCs/>
+          <w:rFonts w:ascii="Times New Roman" w:hAnsi="Times New Roman"/>
+          <w:b/>
+        </w:rPr>
+        <w:t xml:space="preserve">帧同步基准：HWT905提供全局时钟基准（200Hz），所有传感器以此为基准进行时间对齐。</w:t>
+      </w:r>
+    </w:p>
+    <w:tbl>
+      <w:tblPr>
+        <w:tblStyle w:val="Table"/>
+        <w:tblW w:type="pct" w:w="5000"/>
+        <w:tblLook w:firstRow="1" w:lastRow="0" w:firstColumn="0" w:lastColumn="0" w:noHBand="0" w:noVBand="0" w:val="0020"/>
+        <w:jc w:val="start"/>
+      </w:tblPr>
+      <w:tblGrid>
+        <w:gridCol w:w="2640"/>
+        <w:gridCol w:w="2640"/>
+        <w:gridCol w:w="2640"/>
+      </w:tblGrid>
+      <w:tr>
+        <w:trPr>
+          <w:tblHeader w:val="true"/>
+        </w:trPr>
+        <w:tc>
+          <w:tcPr>
+            <w:shd w:val="clear" w:color="auto" w:fill="1F4E79"/>
+          </w:tcPr>
+          <w:p>
+            <w:pPr>
+              <w:pStyle w:val="Compact"/>
+              <w:jc w:val="left"/>
+            </w:pPr>
+            <w:r>
+              <w:rPr>
+                <w:b/>
+                <w:color w:val="FFFFFF"/>
+              </w:rPr>
+              <w:t xml:space="preserve">同步层级</w:t>
+            </w:r>
+          </w:p>
+        </w:tc>
+        <w:tc>
+          <w:tcPr>
+            <w:shd w:val="clear" w:color="auto" w:fill="1F4E79"/>
+          </w:tcPr>
+          <w:p>
+            <w:pPr>
+              <w:pStyle w:val="Compact"/>
+              <w:jc w:val="left"/>
+            </w:pPr>
+            <w:r>
+              <w:rPr>
+                <w:b/>
+                <w:color w:val="FFFFFF"/>
+              </w:rPr>
+              <w:t xml:space="preserve">实现方式</w:t>
+            </w:r>
+          </w:p>
+        </w:tc>
+        <w:tc>
+          <w:tcPr>
+            <w:shd w:val="clear" w:color="auto" w:fill="1F4E79"/>
+          </w:tcPr>
+          <w:p>
+            <w:pPr>
+              <w:pStyle w:val="Compact"/>
+              <w:jc w:val="left"/>
+            </w:pPr>
+            <w:r>
+              <w:rPr>
+                <w:b/>
+                <w:color w:val="FFFFFF"/>
+              </w:rPr>
+              <w:t xml:space="preserve">精度</w:t>
+            </w:r>
+          </w:p>
+        </w:tc>
+      </w:tr>
+      <w:tr>
+        <w:tc>
+          <w:tcPr/>
+          <w:p>
+            <w:pPr>
+              <w:pStyle w:val="Compact"/>
+              <w:jc w:val="left"/>
+            </w:pPr>
+            <w:r>
+              <w:t xml:space="preserve">帧级同步（帧触发）</w:t>
+            </w:r>
+          </w:p>
+        </w:tc>
+        <w:tc>
+          <w:tcPr/>
+          <w:p>
+            <w:pPr>
+              <w:pStyle w:val="Compact"/>
+              <w:jc w:val="left"/>
+            </w:pPr>
+            <w:r>
+              <w:t xml:space="preserve">硬件触发信号（TTL），所有相机同时曝光</w:t>
+            </w:r>
+          </w:p>
+        </w:tc>
+        <w:tc>
+          <w:tcPr/>
+          <w:p>
+            <w:pPr>
+              <w:pStyle w:val="Compact"/>
+              <w:jc w:val="left"/>
+            </w:pPr>
+            <w:r>
+              <w:t xml:space="preserve">≤ 0.1ms</w:t>
+            </w:r>
+          </w:p>
+        </w:tc>
+      </w:tr>
+      <w:tr>
+        <w:tc>
+          <w:tcPr/>
+          <w:p>
+            <w:pPr>
+              <w:pStyle w:val="Compact"/>
+              <w:jc w:val="left"/>
+            </w:pPr>
+            <w:r>
+              <w:t xml:space="preserve">IMU 时间戳（姿态同步）</w:t>
+            </w:r>
+          </w:p>
+        </w:tc>
+        <w:tc>
+          <w:tcPr/>
+          <w:p>
+            <w:pPr>
+              <w:pStyle w:val="Compact"/>
+              <w:jc w:val="left"/>
+            </w:pPr>
+            <w:r>
+              <w:t xml:space="preserve">HWT905 内部时钟，200Hz 采样，输出带时间戳</w:t>
+            </w:r>
+          </w:p>
+        </w:tc>
+        <w:tc>
+          <w:tcPr/>
+          <w:p>
+            <w:pPr>
+              <w:pStyle w:val="Compact"/>
+              <w:jc w:val="left"/>
+            </w:pPr>
+            <w:r>
+              <w:t xml:space="preserve">≤ 1ms</w:t>
+            </w:r>
+          </w:p>
+        </w:tc>
+      </w:tr>
+      <w:tr>
+        <w:tc>
+          <w:tcPr/>
+          <w:p>
+            <w:pPr>
+              <w:pStyle w:val="Compact"/>
+              <w:jc w:val="left"/>
+            </w:pPr>
+            <w:r>
+              <w:t xml:space="preserve">激光扫描同步</w:t>
+            </w:r>
+          </w:p>
+        </w:tc>
+        <w:tc>
+          <w:tcPr/>
+          <w:p>
+            <w:pPr>
+              <w:pStyle w:val="Compact"/>
+              <w:jc w:val="left"/>
+            </w:pPr>
+            <w:r>
+              <w:t xml:space="preserve">与IMU触发信号联动，保证左右激光同相位</w:t>
+            </w:r>
+          </w:p>
+        </w:tc>
+        <w:tc>
+          <w:tcPr/>
+          <w:p>
+            <w:pPr>
+              <w:pStyle w:val="Compact"/>
+              <w:jc w:val="left"/>
+            </w:pPr>
+            <w:r>
+              <w:t xml:space="preserve">≤ 0.5ms</w:t>
+            </w:r>
+          </w:p>
+        </w:tc>
+      </w:tr>
+      <w:tr>
+        <w:tc>
+          <w:tcPr/>
+          <w:p>
+            <w:pPr>
+              <w:pStyle w:val="Compact"/>
+              <w:jc w:val="left"/>
+            </w:pPr>
+            <w:r>
+              <w:t xml:space="preserve">单点测距同步</w:t>
+            </w:r>
+          </w:p>
+        </w:tc>
+        <w:tc>
+          <w:tcPr/>
+          <w:p>
+            <w:pPr>
+              <w:pStyle w:val="Compact"/>
+              <w:jc w:val="left"/>
+            </w:pPr>
+            <w:r>
+              <w:t xml:space="preserve">与IMU 200Hz 同步，姿态角和距离值时间对齐</w:t>
+            </w:r>
+          </w:p>
+        </w:tc>
+        <w:tc>
+          <w:tcPr/>
+          <w:p>
+            <w:pPr>
+              <w:pStyle w:val="Compact"/>
+              <w:jc w:val="left"/>
+            </w:pPr>
+            <w:r>
+              <w:t xml:space="preserve">≤ 0.5ms</w:t>
+            </w:r>
+          </w:p>
+        </w:tc>
+      </w:tr>
+    </w:tbl>
+    <w:p>
+      <w:pPr>
+        <w:pStyle w:val="BodyText"/>
+      </w:pPr>
+      <w:r>
+        <w:rPr>
+          <w:bCs/>
+          <w:rFonts w:ascii="Times New Roman" w:hAnsi="Times New Roman"/>
+          <w:b/>
+        </w:rPr>
+        <w:t xml:space="preserve">时间同步方程：</w:t>
+      </w:r>
+    </w:p>
+    <w:p>
+      <w:pPr>
+        <w:pStyle w:val="BodyText"/>
+      </w:pPr>
+      <w:r>
+        <w:rPr>
+          <w:rFonts w:ascii="Times New Roman" w:hAnsi="Times New Roman"/>
+        </w:rPr>
+        <w:t xml:space="preserve">设 IMU 时间戳为</w:t>
+      </w:r>
+      <w:r>
+        <w:rPr>
+          <w:rFonts w:ascii="Times New Roman" w:hAnsi="Times New Roman"/>
+        </w:rPr>
+        <w:t xml:space="preserve"> </w:t>
+      </w:r>
+      <m:oMath>
+        <m:sSub>
+          <m:e>
+            <m:r>
+              <m:t>t</m:t>
+            </m:r>
+          </m:e>
+          <m:sub>
+            <m:r>
+              <m:t>i</m:t>
+            </m:r>
+            <m:r>
+              <m:t>m</m:t>
+            </m:r>
+            <m:r>
+              <m:t>u</m:t>
+            </m:r>
+          </m:sub>
+        </m:sSub>
+        <m:d>
+          <m:dPr>
+            <m:begChr m:val="("/>
+            <m:endChr m:val=")"/>
+            <m:sepChr m:val=""/>
+            <m:grow/>
+          </m:dPr>
+          <m:e>
+            <m:r>
+              <m:t>k</m:t>
+            </m:r>
+          </m:e>
+        </m:d>
+      </m:oMath>
+      <w:r>
+        <w:rPr>
+          <w:rFonts w:ascii="Times New Roman" w:hAnsi="Times New Roman"/>
+        </w:rPr>
+        <w:t xml:space="preserve">，对应姿态角</w:t>
+      </w:r>
+      <w:r>
+        <w:rPr>
+          <w:rFonts w:ascii="Times New Roman" w:hAnsi="Times New Roman"/>
+        </w:rPr>
+        <w:t xml:space="preserve"> </w:t>
+      </w:r>
+      <m:oMath>
+        <m:r>
+          <m:t>θ</m:t>
+        </m:r>
+        <m:d>
+          <m:dPr>
+            <m:begChr m:val="("/>
+            <m:endChr m:val=")"/>
+            <m:sepChr m:val=""/>
+            <m:grow/>
+          </m:dPr>
+          <m:e>
+            <m:r>
+              <m:t>k</m:t>
+            </m:r>
+          </m:e>
+        </m:d>
+      </m:oMath>
+      <w:r>
+        <w:rPr>
+          <w:rFonts w:ascii="Times New Roman" w:hAnsi="Times New Roman"/>
+        </w:rPr>
+        <w:t xml:space="preserve">，单点测距值</w:t>
+      </w:r>
+      <w:r>
+        <w:rPr>
+          <w:rFonts w:ascii="Times New Roman" w:hAnsi="Times New Roman"/>
+        </w:rPr>
+        <w:t xml:space="preserve"> </w:t>
+      </w:r>
+      <m:oMath>
+        <m:r>
+          <m:t>D</m:t>
+        </m:r>
+        <m:d>
+          <m:dPr>
+            <m:begChr m:val="("/>
+            <m:endChr m:val=")"/>
+            <m:sepChr m:val=""/>
+            <m:grow/>
+          </m:dPr>
+          <m:e>
+            <m:r>
+              <m:t>k</m:t>
+            </m:r>
+          </m:e>
+        </m:d>
+      </m:oMath>
+      <w:r>
+        <w:rPr>
+          <w:rFonts w:ascii="Times New Roman" w:hAnsi="Times New Roman"/>
+        </w:rPr>
+        <w:t xml:space="preserve">：</w:t>
+      </w:r>
+    </w:p>
+    <w:p>
+      <w:pPr>
+        <w:pStyle w:val="BodyText"/>
+      </w:pPr>
+      <m:oMathPara>
+        <m:oMathParaPr>
+          <m:jc m:val="center"/>
+        </m:oMathParaPr>
+        <m:oMath>
+          <m:sSub>
+            <m:e>
+              <m:r>
+                <m:t>t</m:t>
+              </m:r>
+            </m:e>
+            <m:sub>
+              <m:r>
+                <m:t>c</m:t>
+              </m:r>
+              <m:r>
+                <m:t>o</m:t>
+              </m:r>
+              <m:r>
+                <m:t>r</m:t>
+              </m:r>
+              <m:r>
+                <m:t>r</m:t>
+              </m:r>
+            </m:sub>
+          </m:sSub>
+          <m:d>
+            <m:dPr>
+              <m:begChr m:val="("/>
+              <m:endChr m:val=")"/>
+              <m:sepChr m:val=""/>
+              <m:grow/>
+            </m:dPr>
+            <m:e>
+              <m:r>
+                <m:t>k</m:t>
+              </m:r>
+            </m:e>
+          </m:d>
+          <m:r>
+            <m:rPr>
+              <m:sty m:val="p"/>
+            </m:rPr>
+            <m:t>=</m:t>
+          </m:r>
+          <m:sSub>
+            <m:e>
+              <m:r>
+                <m:t>t</m:t>
+              </m:r>
+            </m:e>
+            <m:sub>
+              <m:r>
+                <m:t>i</m:t>
+              </m:r>
+              <m:r>
+                <m:t>m</m:t>
+              </m:r>
+              <m:r>
+                <m:t>u</m:t>
+              </m:r>
+            </m:sub>
+          </m:sSub>
+          <m:d>
+            <m:dPr>
+              <m:begChr m:val="("/>
+              <m:endChr m:val=")"/>
+              <m:sepChr m:val=""/>
+              <m:grow/>
+            </m:dPr>
+            <m:e>
+              <m:r>
+                <m:t>k</m:t>
+              </m:r>
+            </m:e>
+          </m:d>
+          <m:r>
+            <m:rPr>
+              <m:sty m:val="p"/>
+            </m:rPr>
+            <m:t>+</m:t>
+          </m:r>
+          <m:r>
+            <m:t>Δ</m:t>
+          </m:r>
+          <m:sSub>
+            <m:e>
+              <m:r>
+                <m:t>t</m:t>
+              </m:r>
+            </m:e>
+            <m:sub>
+              <m:r>
+                <m:t>s</m:t>
+              </m:r>
+              <m:r>
+                <m:t>e</m:t>
+              </m:r>
+              <m:r>
+                <m:t>n</m:t>
+              </m:r>
+              <m:r>
+                <m:t>s</m:t>
+              </m:r>
+              <m:r>
+                <m:t>o</m:t>
+              </m:r>
+              <m:r>
+                <m:t>r</m:t>
+              </m:r>
+            </m:sub>
+          </m:sSub>
+        </m:oMath>
+      </m:oMathPara>
+    </w:p>
+    <w:p>
+      <w:pPr>
+        <w:pStyle w:val="FirstParagraph"/>
+      </w:pPr>
+      <w:r>
+        <w:rPr>
+          <w:rFonts w:ascii="Times New Roman" w:hAnsi="Times New Roman"/>
+        </w:rPr>
+        <w:t xml:space="preserve">其中</w:t>
+      </w:r>
+      <w:r>
+        <w:rPr>
+          <w:rFonts w:ascii="Times New Roman" w:hAnsi="Times New Roman"/>
+        </w:rPr>
+        <w:t xml:space="preserve"> </w:t>
+      </w:r>
+      <m:oMath>
+        <m:r>
+          <m:t>Δ</m:t>
+        </m:r>
+        <m:sSub>
+          <m:e>
+            <m:r>
+              <m:t>t</m:t>
+            </m:r>
+          </m:e>
+          <m:sub>
+            <m:r>
+              <m:t>s</m:t>
+            </m:r>
+            <m:r>
+              <m:t>e</m:t>
+            </m:r>
+            <m:r>
+              <m:t>n</m:t>
+            </m:r>
+            <m:r>
+              <m:t>s</m:t>
+            </m:r>
+            <m:r>
+              <m:t>o</m:t>
+            </m:r>
+            <m:r>
+              <m:t>r</m:t>
+            </m:r>
+          </m:sub>
+        </m:sSub>
+      </m:oMath>
+      <w:r>
+        <w:rPr>
+          <w:rFonts w:ascii="Times New Roman" w:hAnsi="Times New Roman"/>
+        </w:rPr>
+        <w:t xml:space="preserve"> </w:t>
+      </w:r>
+      <w:r>
+        <w:rPr>
+          <w:rFonts w:ascii="Times New Roman" w:hAnsi="Times New Roman"/>
+        </w:rPr>
+        <w:t xml:space="preserve">为传感器相对于 IMU 的固定延迟（通过标定确定）。</w:t>
+      </w:r>
+    </w:p>
+    <w:bookmarkEnd w:id="60"/>
+    <w:bookmarkStart w:id="61" w:name="空间坐标对齐"/>
+    <w:p>
+      <w:pPr>
+        <w:pStyle w:val="Heading4"/>
+      </w:pPr>
+      <w:r>
+        <w:rPr>
+          <w:rFonts w:ascii="Times New Roman" w:hAnsi="Times New Roman"/>
+        </w:rPr>
+        <w:t xml:space="preserve">空间坐标对齐</w:t>
+      </w:r>
+    </w:p>
+    <w:p>
+      <w:pPr>
+        <w:pStyle w:val="FirstParagraph"/>
+      </w:pPr>
+      <w:r>
+        <w:rPr>
+          <w:rFonts w:ascii="Times New Roman" w:hAnsi="Times New Roman"/>
+        </w:rPr>
+        <w:t xml:space="preserve">各传感器坐标系在机器人坐标系下统一，空间对齐原则：</w:t>
+      </w:r>
+    </w:p>
+    <w:p>
+      <w:pPr>
+        <w:pStyle w:val="BodyText"/>
+      </w:pPr>
+      <w:r>
+        <w:rPr>
+          <w:bCs/>
+          <w:rFonts w:ascii="Times New Roman" w:hAnsi="Times New Roman"/>
+          <w:b/>
+        </w:rPr>
+        <w:t xml:space="preserve">坐标原点：</w:t>
+      </w:r>
+      <w:r>
+        <w:rPr>
+          <w:rFonts w:ascii="Times New Roman" w:hAnsi="Times New Roman"/>
+        </w:rPr>
+        <w:t xml:space="preserve"> </w:t>
+      </w:r>
+      <w:r>
+        <w:rPr>
+          <w:rFonts w:ascii="Times New Roman" w:hAnsi="Times New Roman"/>
+        </w:rPr>
+        <w:t xml:space="preserve">机器人几何中心（两轨中心线交点上方轨面高度）</w:t>
+      </w:r>
+    </w:p>
+    <w:tbl>
+      <w:tblPr>
+        <w:tblStyle w:val="Table"/>
+        <w:tblW w:type="pct" w:w="5000"/>
+        <w:tblLook w:firstRow="1" w:lastRow="0" w:firstColumn="0" w:lastColumn="0" w:noHBand="0" w:noVBand="0" w:val="0020"/>
+        <w:jc w:val="start"/>
+      </w:tblPr>
+      <w:tblGrid>
+        <w:gridCol w:w="1980"/>
+        <w:gridCol w:w="1980"/>
+        <w:gridCol w:w="1980"/>
+        <w:gridCol w:w="1980"/>
+      </w:tblGrid>
+      <w:tr>
+        <w:trPr>
+          <w:tblHeader w:val="true"/>
+        </w:trPr>
+        <w:tc>
+          <w:tcPr>
+            <w:shd w:val="clear" w:color="auto" w:fill="1F4E79"/>
+          </w:tcPr>
+          <w:p>
+            <w:pPr>
+              <w:pStyle w:val="Compact"/>
+              <w:jc w:val="left"/>
+            </w:pPr>
+            <w:r>
+              <w:rPr>
+                <w:b/>
+                <w:color w:val="FFFFFF"/>
+              </w:rPr>
+              <w:t xml:space="preserve">传感器</w:t>
+            </w:r>
+          </w:p>
+        </w:tc>
+        <w:tc>
+          <w:tcPr>
+            <w:shd w:val="clear" w:color="auto" w:fill="1F4E79"/>
+          </w:tcPr>
+          <w:p>
+            <w:pPr>
+              <w:pStyle w:val="Compact"/>
+              <w:jc w:val="left"/>
+            </w:pPr>
+            <w:r>
+              <w:rPr>
+                <w:b/>
+                <w:color w:val="FFFFFF"/>
+              </w:rPr>
+              <w:t xml:space="preserve">X（纵向，沿行驶方向）</w:t>
+            </w:r>
+          </w:p>
+        </w:tc>
+        <w:tc>
+          <w:tcPr>
+            <w:shd w:val="clear" w:color="auto" w:fill="1F4E79"/>
+          </w:tcPr>
+          <w:p>
+            <w:pPr>
+              <w:pStyle w:val="Compact"/>
+              <w:jc w:val="left"/>
+            </w:pPr>
+            <w:r>
+              <w:rPr>
+                <w:b/>
+                <w:color w:val="FFFFFF"/>
+              </w:rPr>
+              <w:t xml:space="preserve">Y（横向，垂直轨道方向）</w:t>
+            </w:r>
+          </w:p>
+        </w:tc>
+        <w:tc>
+          <w:tcPr>
+            <w:shd w:val="clear" w:color="auto" w:fill="1F4E79"/>
+          </w:tcPr>
+          <w:p>
+            <w:pPr>
+              <w:pStyle w:val="Compact"/>
+              <w:jc w:val="left"/>
+            </w:pPr>
+            <w:r>
+              <w:rPr>
+                <w:b/>
+                <w:color w:val="FFFFFF"/>
+              </w:rPr>
+              <w:t xml:space="preserve">Z（垂向，向上）</w:t>
+            </w:r>
+          </w:p>
+        </w:tc>
+      </w:tr>
+      <w:tr>
+        <w:tc>
+          <w:tcPr/>
+          <w:p>
+            <w:pPr>
+              <w:pStyle w:val="Compact"/>
+              <w:jc w:val="left"/>
+            </w:pPr>
+            <w:r>
+              <w:t xml:space="preserve">左单点测距传感器</w:t>
+            </w:r>
+          </w:p>
+        </w:tc>
+        <w:tc>
+          <w:tcPr/>
+          <w:p>
+            <w:pPr>
+              <w:pStyle w:val="Compact"/>
+              <w:jc w:val="left"/>
+            </w:pPr>
+            <w:r>
+              <w:t xml:space="preserve">500mm</w:t>
+            </w:r>
+          </w:p>
+        </w:tc>
+        <w:tc>
+          <w:tcPr/>
+          <w:p>
+            <w:pPr>
+              <w:pStyle w:val="Compact"/>
+              <w:jc w:val="left"/>
+            </w:pPr>
+            <w:r>
+              <w:t xml:space="preserve">-717mm</w:t>
+            </w:r>
+          </w:p>
+        </w:tc>
+        <w:tc>
+          <w:tcPr/>
+          <w:p>
+            <w:pPr>
+              <w:pStyle w:val="Compact"/>
+              <w:jc w:val="left"/>
+            </w:pPr>
+            <w:r>
+              <w:t xml:space="preserve">安装高度 H</w:t>
+            </w:r>
+          </w:p>
+        </w:tc>
+      </w:tr>
+      <w:tr>
+        <w:tc>
+          <w:tcPr/>
+          <w:p>
+            <w:pPr>
+              <w:pStyle w:val="Compact"/>
+              <w:jc w:val="left"/>
+            </w:pPr>
+            <w:r>
+              <w:t xml:space="preserve">右单点测距传感器</w:t>
+            </w:r>
+          </w:p>
+        </w:tc>
+        <w:tc>
+          <w:tcPr/>
+          <w:p>
+            <w:pPr>
+              <w:pStyle w:val="Compact"/>
+              <w:jc w:val="left"/>
+            </w:pPr>
+            <w:r>
+              <w:t xml:space="preserve">500mm</w:t>
+            </w:r>
+          </w:p>
+        </w:tc>
+        <w:tc>
+          <w:tcPr/>
+          <w:p>
+            <w:pPr>
+              <w:pStyle w:val="Compact"/>
+              <w:jc w:val="left"/>
+            </w:pPr>
+            <w:r>
+              <w:t xml:space="preserve">+717mm</w:t>
+            </w:r>
+          </w:p>
+        </w:tc>
+        <w:tc>
+          <w:tcPr/>
+          <w:p>
+            <w:pPr>
+              <w:pStyle w:val="Compact"/>
+              <w:jc w:val="left"/>
+            </w:pPr>
+            <w:r>
+              <w:t xml:space="preserve">安装高度 H</w:t>
+            </w:r>
+          </w:p>
+        </w:tc>
+      </w:tr>
+      <w:tr>
+        <w:tc>
+          <w:tcPr/>
+          <w:p>
+            <w:pPr>
+              <w:pStyle w:val="Compact"/>
+              <w:jc w:val="left"/>
+            </w:pPr>
+            <w:r>
+              <w:t xml:space="preserve">左3D线激光</w:t>
+            </w:r>
+          </w:p>
+        </w:tc>
+        <w:tc>
+          <w:tcPr/>
+          <w:p>
+            <w:pPr>
+              <w:pStyle w:val="Compact"/>
+              <w:jc w:val="left"/>
+            </w:pPr>
+            <w:r>
+              <w:t xml:space="preserve">500mm</w:t>
+            </w:r>
+          </w:p>
+        </w:tc>
+        <w:tc>
+          <w:tcPr/>
+          <w:p>
+            <w:pPr>
+              <w:pStyle w:val="Compact"/>
+              <w:jc w:val="left"/>
+            </w:pPr>
+            <w:r>
+              <w:t xml:space="preserve">偏左轨面</w:t>
+            </w:r>
+          </w:p>
+        </w:tc>
+        <w:tc>
+          <w:tcPr/>
+          <w:p>
+            <w:pPr>
+              <w:pStyle w:val="Compact"/>
+              <w:jc w:val="left"/>
+            </w:pPr>
+            <w:r>
+              <w:t xml:space="preserve">安装高度</w:t>
+            </w:r>
+          </w:p>
+        </w:tc>
+      </w:tr>
+      <w:tr>
+        <w:tc>
+          <w:tcPr/>
+          <w:p>
+            <w:pPr>
+              <w:pStyle w:val="Compact"/>
+              <w:jc w:val="left"/>
+            </w:pPr>
+            <w:r>
+              <w:t xml:space="preserve">右3D线激光</w:t>
+            </w:r>
+          </w:p>
+        </w:tc>
+        <w:tc>
+          <w:tcPr/>
+          <w:p>
+            <w:pPr>
+              <w:pStyle w:val="Compact"/>
+              <w:jc w:val="left"/>
+            </w:pPr>
+            <w:r>
+              <w:t xml:space="preserve">500mm</w:t>
+            </w:r>
+          </w:p>
+        </w:tc>
+        <w:tc>
+          <w:tcPr/>
+          <w:p>
+            <w:pPr>
+              <w:pStyle w:val="Compact"/>
+              <w:jc w:val="left"/>
+            </w:pPr>
+            <w:r>
+              <w:t xml:space="preserve">偏右轨面</w:t>
+            </w:r>
+          </w:p>
+        </w:tc>
+        <w:tc>
+          <w:tcPr/>
+          <w:p>
+            <w:pPr>
+              <w:pStyle w:val="Compact"/>
+              <w:jc w:val="left"/>
+            </w:pPr>
+            <w:r>
+              <w:t xml:space="preserve">安装高度</w:t>
+            </w:r>
+          </w:p>
+        </w:tc>
+      </w:tr>
+      <w:tr>
+        <w:tc>
+          <w:tcPr/>
+          <w:p>
+            <w:pPr>
+              <w:pStyle w:val="Compact"/>
+              <w:jc w:val="left"/>
+            </w:pPr>
+            <w:r>
+              <w:t xml:space="preserve">HWT905</w:t>
+            </w:r>
+          </w:p>
+        </w:tc>
+        <w:tc>
+          <w:tcPr/>
+          <w:p>
+            <w:pPr>
+              <w:pStyle w:val="Compact"/>
+              <w:jc w:val="left"/>
+            </w:pPr>
+            <w:r>
+              <w:t xml:space="preserve">500mm</w:t>
+            </w:r>
+          </w:p>
+        </w:tc>
+        <w:tc>
+          <w:tcPr/>
+          <w:p>
+            <w:pPr>
+              <w:pStyle w:val="Compact"/>
+              <w:jc w:val="left"/>
+            </w:pPr>
+            <w:r>
+              <w:t xml:space="preserve">0</w:t>
+            </w:r>
+          </w:p>
+        </w:tc>
+        <w:tc>
+          <w:tcPr/>
+          <w:p>
+            <w:pPr>
+              <w:pStyle w:val="Compact"/>
+              <w:jc w:val="left"/>
+            </w:pPr>
+            <w:r>
+              <w:t xml:space="preserve">同高度基准</w:t>
+            </w:r>
+          </w:p>
+        </w:tc>
+      </w:tr>
+    </w:tbl>
+    <w:p>
+      <w:pPr>
+        <w:pStyle w:val="BodyText"/>
+      </w:pPr>
+      <w:r>
+        <w:rPr>
+          <w:bCs/>
+          <w:rFonts w:ascii="Times New Roman" w:hAnsi="Times New Roman"/>
+          <w:b/>
+        </w:rPr>
+        <w:t xml:space="preserve">坐标变换顺序（从传感器坐标系到轨道坐标系）：</w:t>
+      </w:r>
+    </w:p>
+    <w:p>
+      <w:pPr>
+        <w:pStyle w:val="SourceCode"/>
+      </w:pPr>
+      <w:r>
+        <w:rPr>
+          <w:rStyle w:val="VerbatimChar"/>
+          <w:rFonts w:ascii="Times New Roman" w:hAnsi="Times New Roman"/>
+        </w:rPr>
+        <w:t xml:space="preserve">传感器原始坐标（X_s, Y_s, Z_s）</w:t>
+      </w:r>
+      <w:r>
+        <w:rPr>
+          <w:rFonts w:ascii="Times New Roman" w:hAnsi="Times New Roman"/>
+        </w:rPr>
+        <w:br/>
+      </w:r>
+      <w:r>
+        <w:rPr>
+          <w:rStyle w:val="VerbatimChar"/>
+          <w:rFonts w:ascii="Times New Roman" w:hAnsi="Times New Roman"/>
+        </w:rPr>
+        <w:t xml:space="preserve">    ↓ 安装偏转（Δx, Δh, Δl）</w:t>
+      </w:r>
+      <w:r>
+        <w:rPr>
+          <w:rFonts w:ascii="Times New Roman" w:hAnsi="Times New Roman"/>
+        </w:rPr>
+        <w:br/>
+      </w:r>
+      <w:r>
+        <w:rPr>
+          <w:rStyle w:val="VerbatimChar"/>
+          <w:rFonts w:ascii="Times New Roman" w:hAnsi="Times New Roman"/>
+        </w:rPr>
+        <w:t xml:space="preserve">机器人坐标系坐标</w:t>
+      </w:r>
+      <w:r>
+        <w:rPr>
+          <w:rFonts w:ascii="Times New Roman" w:hAnsi="Times New Roman"/>
+        </w:rPr>
+        <w:br/>
+      </w:r>
+      <w:r>
+        <w:rPr>
+          <w:rStyle w:val="VerbatimChar"/>
+          <w:rFonts w:ascii="Times New Roman" w:hAnsi="Times New Roman"/>
+        </w:rPr>
+        <w:t xml:space="preserve">    ↓ 车体姿态旋转（R(θ_p), R(θ_r)）</w:t>
+      </w:r>
+      <w:r>
+        <w:rPr>
+          <w:rFonts w:ascii="Times New Roman" w:hAnsi="Times New Roman"/>
+        </w:rPr>
+        <w:br/>
+      </w:r>
+      <w:r>
+        <w:rPr>
+          <w:rStyle w:val="VerbatimChar"/>
+          <w:rFonts w:ascii="Times New Roman" w:hAnsi="Times New Roman"/>
+        </w:rPr>
+        <w:t xml:space="preserve">轨道实际坐标</w:t>
+      </w:r>
+      <w:r>
+        <w:rPr>
+          <w:rFonts w:ascii="Times New Roman" w:hAnsi="Times New Roman"/>
+        </w:rPr>
+        <w:br/>
+      </w:r>
+      <w:r>
+        <w:rPr>
+          <w:rStyle w:val="VerbatimChar"/>
+          <w:rFonts w:ascii="Times New Roman" w:hAnsi="Times New Roman"/>
+        </w:rPr>
+        <w:t xml:space="preserve">    ↓ 里程投影（去除横滚角影响）</w:t>
+      </w:r>
+      <w:r>
+        <w:rPr>
+          <w:rFonts w:ascii="Times New Roman" w:hAnsi="Times New Roman"/>
+        </w:rPr>
+        <w:br/>
+      </w:r>
+      <w:r>
+        <w:rPr>
+          <w:rStyle w:val="VerbatimChar"/>
+          <w:rFonts w:ascii="Times New Roman" w:hAnsi="Times New Roman"/>
+        </w:rPr>
+        <w:t xml:space="preserve">最终轨面高程序列</w:t>
+      </w:r>
+    </w:p>
+    <w:bookmarkEnd w:id="61"/>
+    <w:bookmarkStart w:id="62" w:name="数据流完整链路"/>
+    <w:p>
+      <w:pPr>
+        <w:pStyle w:val="Heading4"/>
+      </w:pPr>
+      <w:r>
+        <w:rPr>
+          <w:rFonts w:ascii="Times New Roman" w:hAnsi="Times New Roman"/>
+        </w:rPr>
+        <w:t xml:space="preserve">数据流完整链路</w:t>
+      </w:r>
+    </w:p>
+    <w:p>
+      <w:pPr>
+        <w:pStyle w:val="SourceCode"/>
+      </w:pPr>
+      <w:r>
+        <w:rPr>
+          <w:rStyle w:val="VerbatimChar"/>
+          <w:rFonts w:ascii="Times New Roman" w:hAnsi="Times New Roman"/>
+        </w:rPr>
+        <w:t xml:space="preserve">传感器前端（毫秒级）</w:t>
+      </w:r>
+      <w:r>
+        <w:rPr>
+          <w:rFonts w:ascii="Times New Roman" w:hAnsi="Times New Roman"/>
+        </w:rPr>
+        <w:br/>
+      </w:r>
+      <w:r>
+        <w:rPr>
+          <w:rStyle w:val="VerbatimChar"/>
+          <w:rFonts w:ascii="Times New Roman" w:hAnsi="Times New Roman"/>
+        </w:rPr>
+        <w:t xml:space="preserve">  ├─ 2D相机：曝光 → readout → GigE传输（延迟 ~10ms）</w:t>
+      </w:r>
+      <w:r>
+        <w:rPr>
+          <w:rFonts w:ascii="Times New Roman" w:hAnsi="Times New Roman"/>
+        </w:rPr>
+        <w:br/>
+      </w:r>
+      <w:r>
+        <w:rPr>
+          <w:rStyle w:val="VerbatimChar"/>
+          <w:rFonts w:ascii="Times New Roman" w:hAnsi="Times New Roman"/>
+        </w:rPr>
+        <w:t xml:space="preserve">  ├─ 3D激光：扫描 → 点云传输（延迟 ~5ms）</w:t>
+      </w:r>
+      <w:r>
+        <w:rPr>
+          <w:rFonts w:ascii="Times New Roman" w:hAnsi="Times New Roman"/>
+        </w:rPr>
+        <w:br/>
+      </w:r>
+      <w:r>
+        <w:rPr>
+          <w:rStyle w:val="VerbatimChar"/>
+          <w:rFonts w:ascii="Times New Roman" w:hAnsi="Times New Roman"/>
+        </w:rPr>
+        <w:t xml:space="preserve">  ├─ 单点测距：测距 → 数据传输（延迟 ~1ms）</w:t>
+      </w:r>
+      <w:r>
+        <w:rPr>
+          <w:rFonts w:ascii="Times New Roman" w:hAnsi="Times New Roman"/>
+        </w:rPr>
+        <w:br/>
+      </w:r>
+      <w:r>
+        <w:rPr>
+          <w:rStyle w:val="VerbatimChar"/>
+          <w:rFonts w:ascii="Times New Roman" w:hAnsi="Times New Roman"/>
+        </w:rPr>
+        <w:t xml:space="preserve">  └─ HWT905：采样 → 姿态解算 → 输出（延迟 ~1ms）</w:t>
+      </w:r>
+      <w:r>
+        <w:rPr>
+          <w:rFonts w:ascii="Times New Roman" w:hAnsi="Times New Roman"/>
+        </w:rPr>
+        <w:br/>
+      </w:r>
+      <w:r>
+        <w:rPr>
+          <w:rFonts w:ascii="Times New Roman" w:hAnsi="Times New Roman"/>
+        </w:rPr>
+        <w:br/>
+      </w:r>
+      <w:r>
+        <w:rPr>
+          <w:rStyle w:val="VerbatimChar"/>
+          <w:rFonts w:ascii="Times New Roman" w:hAnsi="Times New Roman"/>
+        </w:rPr>
+        <w:t xml:space="preserve">工控机接收（统一时间戳对齐）</w:t>
+      </w:r>
+      <w:r>
+        <w:rPr>
+          <w:rFonts w:ascii="Times New Roman" w:hAnsi="Times New Roman"/>
+        </w:rPr>
+        <w:br/>
+      </w:r>
+      <w:r>
+        <w:rPr>
+          <w:rStyle w:val="VerbatimChar"/>
+          <w:rFonts w:ascii="Times New Roman" w:hAnsi="Times New Roman"/>
+        </w:rPr>
+        <w:t xml:space="preserve">  ├─ 时间戳对齐（IMU时钟基准，Δt &lt; 1ms）</w:t>
+      </w:r>
+      <w:r>
+        <w:rPr>
+          <w:rFonts w:ascii="Times New Roman" w:hAnsi="Times New Roman"/>
+        </w:rPr>
+        <w:br/>
+      </w:r>
+      <w:r>
+        <w:rPr>
+          <w:rStyle w:val="VerbatimChar"/>
+          <w:rFonts w:ascii="Times New Roman" w:hAnsi="Times New Roman"/>
+        </w:rPr>
+        <w:t xml:space="preserve">  ├─ 空间坐标变换（统一到轨道坐标系）</w:t>
+      </w:r>
+      <w:r>
+        <w:rPr>
+          <w:rFonts w:ascii="Times New Roman" w:hAnsi="Times New Roman"/>
+        </w:rPr>
+        <w:br/>
+      </w:r>
+      <w:r>
+        <w:rPr>
+          <w:rStyle w:val="VerbatimChar"/>
+          <w:rFonts w:ascii="Times New Roman" w:hAnsi="Times New Roman"/>
+        </w:rPr>
+        <w:t xml:space="preserve">  └─ 数据有效性检查（心跳、超时、CRC校验）</w:t>
+      </w:r>
+      <w:r>
+        <w:rPr>
+          <w:rFonts w:ascii="Times New Roman" w:hAnsi="Times New Roman"/>
+        </w:rPr>
+        <w:br/>
+      </w:r>
+      <w:r>
+        <w:rPr>
+          <w:rFonts w:ascii="Times New Roman" w:hAnsi="Times New Roman"/>
+        </w:rPr>
+        <w:br/>
+      </w:r>
+      <w:r>
+        <w:rPr>
+          <w:rStyle w:val="VerbatimChar"/>
+          <w:rFonts w:ascii="Times New Roman" w:hAnsi="Times New Roman"/>
+        </w:rPr>
+        <w:t xml:space="preserve">EKF融合处理（快回路200Hz / 慢回路10Hz）</w:t>
+      </w:r>
+      <w:r>
+        <w:rPr>
+          <w:rFonts w:ascii="Times New Roman" w:hAnsi="Times New Roman"/>
+        </w:rPr>
+        <w:br/>
+      </w:r>
+      <w:r>
+        <w:rPr>
+          <w:rStyle w:val="VerbatimChar"/>
+          <w:rFonts w:ascii="Times New Roman" w:hAnsi="Times New Roman"/>
+        </w:rPr>
+        <w:t xml:space="preserve">  ├─ 快回路：姿态校正（200Hz）</w:t>
+      </w:r>
+      <w:r>
+        <w:rPr>
+          <w:rFonts w:ascii="Times New Roman" w:hAnsi="Times New Roman"/>
+        </w:rPr>
+        <w:br/>
+      </w:r>
+      <w:r>
+        <w:rPr>
+          <w:rStyle w:val="VerbatimChar"/>
+          <w:rFonts w:ascii="Times New Roman" w:hAnsi="Times New Roman"/>
+        </w:rPr>
+        <w:t xml:space="preserve">  └─ 慢回路：轨道高程估计（10Hz）</w:t>
+      </w:r>
+      <w:r>
+        <w:rPr>
+          <w:rFonts w:ascii="Times New Roman" w:hAnsi="Times New Roman"/>
+        </w:rPr>
+        <w:br/>
+      </w:r>
+      <w:r>
+        <w:rPr>
+          <w:rFonts w:ascii="Times New Roman" w:hAnsi="Times New Roman"/>
+        </w:rPr>
+        <w:br/>
+      </w:r>
+      <w:r>
+        <w:rPr>
+          <w:rStyle w:val="VerbatimChar"/>
+          <w:rFonts w:ascii="Times New Roman" w:hAnsi="Times New Roman"/>
+        </w:rPr>
+        <w:t xml:space="preserve">结果输出与存储</w:t>
+      </w:r>
+      <w:r>
+        <w:rPr>
+          <w:rFonts w:ascii="Times New Roman" w:hAnsi="Times New Roman"/>
+        </w:rPr>
+        <w:br/>
+      </w:r>
+      <w:r>
+        <w:rPr>
+          <w:rStyle w:val="VerbatimChar"/>
+          <w:rFonts w:ascii="Times New Roman" w:hAnsi="Times New Roman"/>
+        </w:rPr>
+        <w:t xml:space="preserve">  ├─ 实时显示（TQI/告警/位置）</w:t>
+      </w:r>
+      <w:r>
+        <w:rPr>
+          <w:rFonts w:ascii="Times New Roman" w:hAnsi="Times New Roman"/>
+        </w:rPr>
+        <w:br/>
+      </w:r>
+      <w:r>
+        <w:rPr>
+          <w:rStyle w:val="VerbatimChar"/>
+          <w:rFonts w:ascii="Times New Roman" w:hAnsi="Times New Roman"/>
+        </w:rPr>
+        <w:t xml:space="preserve">  ├─ 本地存储（SSD，掉网不丢失）</w:t>
+      </w:r>
+      <w:r>
+        <w:rPr>
+          <w:rFonts w:ascii="Times New Roman" w:hAnsi="Times New Roman"/>
+        </w:rPr>
+        <w:br/>
+      </w:r>
+      <w:r>
+        <w:rPr>
+          <w:rStyle w:val="VerbatimChar"/>
+          <w:rFonts w:ascii="Times New Roman" w:hAnsi="Times New Roman"/>
+        </w:rPr>
+        <w:t xml:space="preserve">  └─ 云端上传（4G/5G，断点续传）</w:t>
+      </w:r>
+    </w:p>
+    <w:bookmarkEnd w:id="62"/>
+    <w:bookmarkEnd w:id="63"/>
+    <w:bookmarkEnd w:id="64"/>
+    <w:bookmarkStart w:id="68" w:name="ai-可解释性设计"/>
     <w:p>
       <w:pPr>
         <w:pStyle w:val="Heading2"/>
@@ -10426,7 +12997,7 @@
         <w:t xml:space="preserve">4.5 AI 可解释性设计</w:t>
       </w:r>
     </w:p>
-    <w:bookmarkStart w:id="59" w:name="为什么需要可解释"/>
+    <w:bookmarkStart w:id="65" w:name="为什么需要可解释"/>
     <w:p>
       <w:pPr>
         <w:pStyle w:val="Heading3"/>
@@ -10482,8 +13053,8 @@
         <w:t xml:space="preserve">。黑箱模型无法满足事故回溯和责任认定的工程需求。</w:t>
       </w:r>
     </w:p>
-    <w:bookmarkEnd w:id="59"/>
-    <w:bookmarkStart w:id="60" w:name="可解释性实现路径"/>
+    <w:bookmarkEnd w:id="65"/>
+    <w:bookmarkStart w:id="66" w:name="可解释性实现路径"/>
     <w:p>
       <w:pPr>
         <w:pStyle w:val="Heading3"/>
@@ -10745,8 +13316,8 @@
         </w:tc>
       </w:tr>
     </w:tbl>
-    <w:bookmarkEnd w:id="60"/>
-    <w:bookmarkStart w:id="61" w:name="举例轨面缺陷-ai-判级"/>
+    <w:bookmarkEnd w:id="66"/>
+    <w:bookmarkStart w:id="67" w:name="举例轨面缺陷-ai-判级"/>
     <w:p>
       <w:pPr>
         <w:pStyle w:val="Heading3"/>
@@ -10844,9 +13415,9 @@
         </w:pict>
       </w:r>
     </w:p>
-    <w:bookmarkEnd w:id="61"/>
-    <w:bookmarkEnd w:id="62"/>
-    <w:bookmarkStart w:id="66" w:name="远程升级与运维"/>
+    <w:bookmarkEnd w:id="67"/>
+    <w:bookmarkEnd w:id="68"/>
+    <w:bookmarkStart w:id="72" w:name="远程升级与运维"/>
     <w:p>
       <w:pPr>
         <w:pStyle w:val="Heading2"/>
@@ -10861,7 +13432,7 @@
         <w:t xml:space="preserve">4.6 远程升级与运维</w:t>
       </w:r>
     </w:p>
-    <w:bookmarkStart w:id="63" w:name="ota-升级架构"/>
+    <w:bookmarkStart w:id="69" w:name="ota-升级架构"/>
     <w:p>
       <w:pPr>
         <w:pStyle w:val="Heading3"/>
@@ -10992,8 +13563,8 @@
         <w:t xml:space="preserve">自动回滚机制（升级失败时）</w:t>
       </w:r>
     </w:p>
-    <w:bookmarkEnd w:id="63"/>
-    <w:bookmarkStart w:id="64" w:name="升级粒度"/>
+    <w:bookmarkEnd w:id="69"/>
+    <w:bookmarkStart w:id="70" w:name="升级粒度"/>
     <w:p>
       <w:pPr>
         <w:pStyle w:val="Heading3"/>
@@ -11194,8 +13765,8 @@
         </w:tc>
       </w:tr>
     </w:tbl>
-    <w:bookmarkEnd w:id="64"/>
-    <w:bookmarkStart w:id="65" w:name="运维监控"/>
+    <w:bookmarkEnd w:id="70"/>
+    <w:bookmarkStart w:id="71" w:name="运维监控"/>
     <w:p>
       <w:pPr>
         <w:pStyle w:val="Heading3"/>
@@ -11281,9 +13852,9 @@
         </w:pict>
       </w:r>
     </w:p>
-    <w:bookmarkEnd w:id="65"/>
-    <w:bookmarkEnd w:id="66"/>
-    <w:bookmarkStart w:id="93" w:name="系统校准体系"/>
+    <w:bookmarkEnd w:id="71"/>
+    <w:bookmarkEnd w:id="72"/>
+    <w:bookmarkStart w:id="99" w:name="系统校准体系"/>
     <w:p>
       <w:pPr>
         <w:pStyle w:val="Heading2"/>
@@ -11298,7 +13869,7 @@
         <w:t xml:space="preserve">4.7 系统校准体系</w:t>
       </w:r>
     </w:p>
-    <w:bookmarkStart w:id="67" w:name="校准的必要性与设计原则"/>
+    <w:bookmarkStart w:id="73" w:name="校准的必要性与设计原则"/>
     <w:p>
       <w:pPr>
         <w:pStyle w:val="Heading3"/>
@@ -11392,8 +13963,8 @@
         </w:pict>
       </w:r>
     </w:p>
-    <w:bookmarkEnd w:id="67"/>
-    <w:bookmarkStart w:id="71" w:name="第一阶段出厂标定静态一次性"/>
+    <w:bookmarkEnd w:id="73"/>
+    <w:bookmarkStart w:id="77" w:name="第一阶段出厂标定静态一次性"/>
     <w:p>
       <w:pPr>
         <w:pStyle w:val="Heading3"/>
@@ -11419,7 +13990,7 @@
         <w:t xml:space="preserve">在专用标定台上完成，装配完成后执行一次，此后作为设备出厂参数固化。</w:t>
       </w:r>
     </w:p>
-    <w:bookmarkStart w:id="68" w:name="安装偏差标定-delta-x-delta-h"/>
+    <w:bookmarkStart w:id="74" w:name="安装偏差标定-delta-x-delta-h"/>
     <w:p>
       <w:pPr>
         <w:pStyle w:val="Heading4"/>
@@ -11688,8 +14259,8 @@
         </m:oMath>
       </m:oMathPara>
     </w:p>
-    <w:bookmarkEnd w:id="68"/>
-    <w:bookmarkStart w:id="69" w:name="imu-零偏标定"/>
+    <w:bookmarkEnd w:id="74"/>
+    <w:bookmarkStart w:id="75" w:name="imu-零偏标定"/>
     <w:p>
       <w:pPr>
         <w:pStyle w:val="Heading4"/>
@@ -12144,8 +14715,8 @@
         </m:oMath>
       </m:oMathPara>
     </w:p>
-    <w:bookmarkEnd w:id="69"/>
-    <w:bookmarkStart w:id="70" w:name="ekf-噪声参数标定qr-矩阵"/>
+    <w:bookmarkEnd w:id="75"/>
+    <w:bookmarkStart w:id="76" w:name="ekf-噪声参数标定qr-矩阵"/>
     <w:p>
       <w:pPr>
         <w:pStyle w:val="Heading4"/>
@@ -12266,9 +14837,9 @@
         </w:pict>
       </w:r>
     </w:p>
-    <w:bookmarkEnd w:id="70"/>
-    <w:bookmarkEnd w:id="71"/>
-    <w:bookmarkStart w:id="72" w:name="第二阶段启动自检每次上电后"/>
+    <w:bookmarkEnd w:id="76"/>
+    <w:bookmarkEnd w:id="77"/>
+    <w:bookmarkStart w:id="78" w:name="第二阶段启动自检每次上电后"/>
     <w:p>
       <w:pPr>
         <w:pStyle w:val="Heading3"/>
@@ -12420,8 +14991,8 @@
         </w:pict>
       </w:r>
     </w:p>
-    <w:bookmarkEnd w:id="72"/>
-    <w:bookmarkStart w:id="73" w:name="第三阶段在线标定运行中间歇触发"/>
+    <w:bookmarkEnd w:id="78"/>
+    <w:bookmarkStart w:id="79" w:name="第三阶段在线标定运行中间歇触发"/>
     <w:p>
       <w:pPr>
         <w:pStyle w:val="Heading3"/>
@@ -12584,8 +15155,8 @@
         </w:pict>
       </w:r>
     </w:p>
-    <w:bookmarkEnd w:id="73"/>
-    <w:bookmarkStart w:id="74" w:name="校准体系与误差控制的对应关系"/>
+    <w:bookmarkEnd w:id="79"/>
+    <w:bookmarkStart w:id="80" w:name="校准体系与误差控制的对应关系"/>
     <w:p>
       <w:pPr>
         <w:pStyle w:val="Heading3"/>
@@ -12874,8 +15445,8 @@
         </w:pict>
       </w:r>
     </w:p>
-    <w:bookmarkEnd w:id="74"/>
-    <w:bookmarkStart w:id="79" w:name="ekf-参数标定方法qr-矩阵"/>
+    <w:bookmarkEnd w:id="80"/>
+    <w:bookmarkStart w:id="85" w:name="ekf-参数标定方法qr-矩阵"/>
     <w:p>
       <w:pPr>
         <w:pStyle w:val="Heading3"/>
@@ -12890,7 +15461,7 @@
         <w:t xml:space="preserve">4.7.6 EKF 参数标定方法（Q/R 矩阵）</w:t>
       </w:r>
     </w:p>
-    <w:bookmarkStart w:id="75" w:name="qr-矩阵的物理意义"/>
+    <w:bookmarkStart w:id="81" w:name="qr-矩阵的物理意义"/>
     <w:p>
       <w:pPr>
         <w:pStyle w:val="Heading4"/>
@@ -13579,8 +16150,8 @@
         </w:pict>
       </w:r>
     </w:p>
-    <w:bookmarkEnd w:id="75"/>
-    <w:bookmarkStart w:id="76" w:name="r-矩阵观测噪声协方差标定静态方差法"/>
+    <w:bookmarkEnd w:id="81"/>
+    <w:bookmarkStart w:id="82" w:name="r-矩阵观测噪声协方差标定静态方差法"/>
     <w:p>
       <w:pPr>
         <w:pStyle w:val="Heading4"/>
@@ -14230,8 +16801,8 @@
         </w:pict>
       </w:r>
     </w:p>
-    <w:bookmarkEnd w:id="76"/>
-    <w:bookmarkStart w:id="77" w:name="q-矩阵过程噪声协方差标定allan-variance-法"/>
+    <w:bookmarkEnd w:id="82"/>
+    <w:bookmarkStart w:id="83" w:name="q-矩阵过程噪声协方差标定allan-variance-法"/>
     <w:p>
       <w:pPr>
         <w:pStyle w:val="Heading4"/>
@@ -15535,8 +18106,8 @@
         </w:pict>
       </w:r>
     </w:p>
-    <w:bookmarkEnd w:id="77"/>
-    <w:bookmarkStart w:id="78" w:name="qr-现场自适应微调协方差匹配法"/>
+    <w:bookmarkEnd w:id="83"/>
+    <w:bookmarkStart w:id="84" w:name="qr-现场自适应微调协方差匹配法"/>
     <w:p>
       <w:pPr>
         <w:pStyle w:val="Heading4"/>
@@ -16061,9 +18632,9 @@
         </w:pict>
       </w:r>
     </w:p>
-    <w:bookmarkEnd w:id="78"/>
-    <w:bookmarkEnd w:id="79"/>
-    <w:bookmarkStart w:id="83" w:name="激光与-imu-安装偏差精确标定"/>
+    <w:bookmarkEnd w:id="84"/>
+    <w:bookmarkEnd w:id="85"/>
+    <w:bookmarkStart w:id="89" w:name="激光与-imu-安装偏差精确标定"/>
     <w:p>
       <w:pPr>
         <w:pStyle w:val="Heading3"/>
@@ -16078,7 +18649,7 @@
         <w:t xml:space="preserve">4.7.7 激光与 IMU 安装偏差精确标定</w:t>
       </w:r>
     </w:p>
-    <w:bookmarkStart w:id="80" w:name="安装偏差的物理含义"/>
+    <w:bookmarkStart w:id="86" w:name="安装偏差的物理含义"/>
     <w:p>
       <w:pPr>
         <w:pStyle w:val="Heading4"/>
@@ -16459,8 +19030,8 @@
         </w:pict>
       </w:r>
     </w:p>
-    <w:bookmarkEnd w:id="80"/>
-    <w:bookmarkStart w:id="81" w:name="出厂标定方法三点法"/>
+    <w:bookmarkEnd w:id="86"/>
+    <w:bookmarkStart w:id="87" w:name="出厂标定方法三点法"/>
     <w:p>
       <w:pPr>
         <w:pStyle w:val="Heading4"/>
@@ -18323,8 +20894,8 @@
         </w:pict>
       </w:r>
     </w:p>
-    <w:bookmarkEnd w:id="81"/>
-    <w:bookmarkStart w:id="82" w:name="在线标定精化边跑边修"/>
+    <w:bookmarkEnd w:id="87"/>
+    <w:bookmarkStart w:id="88" w:name="在线标定精化边跑边修"/>
     <w:p>
       <w:pPr>
         <w:pStyle w:val="Heading4"/>
@@ -18981,9 +21552,9 @@
         </w:pict>
       </w:r>
     </w:p>
-    <w:bookmarkEnd w:id="82"/>
-    <w:bookmarkEnd w:id="83"/>
-    <w:bookmarkStart w:id="92" w:name="实车验证方案"/>
+    <w:bookmarkEnd w:id="88"/>
+    <w:bookmarkEnd w:id="89"/>
+    <w:bookmarkStart w:id="98" w:name="实车验证方案"/>
     <w:p>
       <w:pPr>
         <w:pStyle w:val="Heading3"/>
@@ -18998,7 +21569,7 @@
         <w:t xml:space="preserve">4.7.8 实车验证方案</w:t>
       </w:r>
     </w:p>
-    <w:bookmarkStart w:id="84" w:name="验证目标与判定准则"/>
+    <w:bookmarkStart w:id="90" w:name="验证目标与判定准则"/>
     <w:p>
       <w:pPr>
         <w:pStyle w:val="Heading4"/>
@@ -19244,8 +21815,8 @@
         </w:pict>
       </w:r>
     </w:p>
-    <w:bookmarkEnd w:id="84"/>
-    <w:bookmarkStart w:id="85" w:name="验证场地选择"/>
+    <w:bookmarkEnd w:id="90"/>
+    <w:bookmarkStart w:id="91" w:name="验证场地选择"/>
     <w:p>
       <w:pPr>
         <w:pStyle w:val="Heading4"/>
@@ -19508,8 +22079,8 @@
         </w:pict>
       </w:r>
     </w:p>
-    <w:bookmarkEnd w:id="85"/>
-    <w:bookmarkStart w:id="86" w:name="实验一精度对比验证"/>
+    <w:bookmarkEnd w:id="91"/>
+    <w:bookmarkStart w:id="92" w:name="实验一精度对比验证"/>
     <w:p>
       <w:pPr>
         <w:pStyle w:val="Heading4"/>
@@ -20047,8 +22618,8 @@
         </w:pict>
       </w:r>
     </w:p>
-    <w:bookmarkEnd w:id="86"/>
-    <w:bookmarkStart w:id="87" w:name="实验二重复性验证"/>
+    <w:bookmarkEnd w:id="92"/>
+    <w:bookmarkStart w:id="93" w:name="实验二重复性验证"/>
     <w:p>
       <w:pPr>
         <w:pStyle w:val="Heading4"/>
@@ -20460,8 +23031,8 @@
         </w:pict>
       </w:r>
     </w:p>
-    <w:bookmarkEnd w:id="87"/>
-    <w:bookmarkStart w:id="88" w:name="实验三ekf-收敛性验证"/>
+    <w:bookmarkEnd w:id="93"/>
+    <w:bookmarkStart w:id="94" w:name="实验三ekf-收敛性验证"/>
     <w:p>
       <w:pPr>
         <w:pStyle w:val="Heading4"/>
@@ -20776,8 +23347,8 @@
         </w:pict>
       </w:r>
     </w:p>
-    <w:bookmarkEnd w:id="88"/>
-    <w:bookmarkStart w:id="89" w:name="实验四长时间稳定性验证"/>
+    <w:bookmarkEnd w:id="94"/>
+    <w:bookmarkStart w:id="95" w:name="实验四长时间稳定性验证"/>
     <w:p>
       <w:pPr>
         <w:pStyle w:val="Heading4"/>
@@ -20943,8 +23514,8 @@
         </w:pict>
       </w:r>
     </w:p>
-    <w:bookmarkEnd w:id="89"/>
-    <w:bookmarkStart w:id="90" w:name="验证数据记录模板"/>
+    <w:bookmarkEnd w:id="95"/>
+    <w:bookmarkStart w:id="96" w:name="验证数据记录模板"/>
     <w:p>
       <w:pPr>
         <w:pStyle w:val="Heading4"/>
@@ -21353,8 +23924,8 @@
         </w:pict>
       </w:r>
     </w:p>
-    <w:bookmarkEnd w:id="90"/>
-    <w:bookmarkStart w:id="91" w:name="验证优先级安排"/>
+    <w:bookmarkEnd w:id="96"/>
+    <w:bookmarkStart w:id="97" w:name="验证优先级安排"/>
     <w:p>
       <w:pPr>
         <w:pStyle w:val="Heading4"/>
@@ -21563,10 +24134,10 @@
         </w:pict>
       </w:r>
     </w:p>
-    <w:bookmarkEnd w:id="91"/>
-    <w:bookmarkEnd w:id="92"/>
-    <w:bookmarkEnd w:id="93"/>
-    <w:bookmarkStart w:id="100" w:name="在线标定需求"/>
+    <w:bookmarkEnd w:id="97"/>
+    <w:bookmarkEnd w:id="98"/>
+    <w:bookmarkEnd w:id="99"/>
+    <w:bookmarkStart w:id="106" w:name="在线标定需求"/>
     <w:p>
       <w:pPr>
         <w:pStyle w:val="Heading2"/>
@@ -21581,7 +24152,7 @@
         <w:t xml:space="preserve">4.8 在线标定需求</w:t>
       </w:r>
     </w:p>
-    <w:bookmarkStart w:id="94" w:name="功能性需求"/>
+    <w:bookmarkStart w:id="100" w:name="功能性需求"/>
     <w:p>
       <w:pPr>
         <w:pStyle w:val="Heading3"/>
@@ -21930,8 +24501,8 @@
         </w:pict>
       </w:r>
     </w:p>
-    <w:bookmarkEnd w:id="94"/>
-    <w:bookmarkStart w:id="95" w:name="性能需求"/>
+    <w:bookmarkEnd w:id="100"/>
+    <w:bookmarkStart w:id="101" w:name="性能需求"/>
     <w:p>
       <w:pPr>
         <w:pStyle w:val="Heading3"/>
@@ -22285,8 +24856,8 @@
         </w:pict>
       </w:r>
     </w:p>
-    <w:bookmarkEnd w:id="95"/>
-    <w:bookmarkStart w:id="96" w:name="数据需求"/>
+    <w:bookmarkEnd w:id="101"/>
+    <w:bookmarkStart w:id="102" w:name="数据需求"/>
     <w:p>
       <w:pPr>
         <w:pStyle w:val="Heading3"/>
@@ -22594,8 +25165,8 @@
         </w:pict>
       </w:r>
     </w:p>
-    <w:bookmarkEnd w:id="96"/>
-    <w:bookmarkStart w:id="97" w:name="接口需求"/>
+    <w:bookmarkEnd w:id="102"/>
+    <w:bookmarkStart w:id="103" w:name="接口需求"/>
     <w:p>
       <w:pPr>
         <w:pStyle w:val="Heading3"/>
@@ -22807,8 +25378,8 @@
         </w:pict>
       </w:r>
     </w:p>
-    <w:bookmarkEnd w:id="97"/>
-    <w:bookmarkStart w:id="98" w:name="异常处理需求"/>
+    <w:bookmarkEnd w:id="103"/>
+    <w:bookmarkStart w:id="104" w:name="异常处理需求"/>
     <w:p>
       <w:pPr>
         <w:pStyle w:val="Heading3"/>
@@ -23008,8 +25579,8 @@
         </w:pict>
       </w:r>
     </w:p>
-    <w:bookmarkEnd w:id="98"/>
-    <w:bookmarkStart w:id="99" w:name="需求追踪关系"/>
+    <w:bookmarkEnd w:id="104"/>
+    <w:bookmarkStart w:id="105" w:name="需求追踪关系"/>
     <w:p>
       <w:pPr>
         <w:pStyle w:val="Heading3"/>
@@ -23195,9 +25766,9 @@
         </w:pict>
       </w:r>
     </w:p>
-    <w:bookmarkEnd w:id="99"/>
-    <w:bookmarkEnd w:id="100"/>
-    <w:bookmarkStart w:id="101" w:name="技术指标汇总"/>
+    <w:bookmarkEnd w:id="105"/>
+    <w:bookmarkEnd w:id="106"/>
+    <w:bookmarkStart w:id="107" w:name="技术指标汇总"/>
     <w:p>
       <w:pPr>
         <w:pStyle w:val="Heading2"/>
@@ -23599,8 +26170,8 @@
         </w:pict>
       </w:r>
     </w:p>
-    <w:bookmarkEnd w:id="101"/>
-    <w:bookmarkStart w:id="102" w:name="附hwt905-姿态传感器与本章的对应关系"/>
+    <w:bookmarkEnd w:id="107"/>
+    <w:bookmarkStart w:id="108" w:name="附hwt905-姿态传感器与本章的对应关系"/>
     <w:p>
       <w:pPr>
         <w:pStyle w:val="Heading2"/>
@@ -23924,8 +26495,8 @@
         <w:t xml:space="preserve">本章完。</w:t>
       </w:r>
     </w:p>
-    <w:bookmarkEnd w:id="102"/>
-    <w:bookmarkEnd w:id="103"/>
+    <w:bookmarkEnd w:id="108"/>
+    <w:bookmarkEnd w:id="109"/>
     <w:sectPr>
       <w:pgSz w:w="11906" w:h="16838"/>
       <w:pgMar w:top="1440" w:bottom="1440" w:left="1701" w:right="1701"/>

--- a/铁路线路智能综合检测机器人/技术文档章节拆分_20260417_0116/铁路线路智能综合检测机器人_技术文档_V3.0_第04章_软件与AI算法架构_20260306_20260417_0116.docx
+++ b/铁路线路智能综合检测机器人/技术文档章节拆分_20260417_0116/铁路线路智能综合检测机器人_技术文档_V3.0_第04章_软件与AI算法架构_20260306_20260417_0116.docx
@@ -1133,7 +1133,7 @@
               <w:jc w:val="left"/>
             </w:pPr>
             <w:r>
-              <w:t xml:space="preserve">激光点云 + IMU 角度 + 编码器里程</w:t>
+              <w:t xml:space="preserve">单点测距数据 + IMU 角度 + 编码器里程</w:t>
             </w:r>
           </w:p>
         </w:tc>
@@ -4419,19 +4419,19 @@
           </m:e>
           <m:sub>
             <m:r>
-              <m:t>l</m:t>
+              <m:t>r</m:t>
             </m:r>
             <m:r>
               <m:t>a</m:t>
             </m:r>
             <m:r>
-              <m:t>s</m:t>
+              <m:t>n</m:t>
+            </m:r>
+            <m:r>
+              <m:t>g</m:t>
             </m:r>
             <m:r>
               <m:t>e</m:t>
-            </m:r>
-            <m:r>
-              <m:t>r</m:t>
             </m:r>
           </m:sub>
           <m:sup>
@@ -11218,7 +11218,7 @@
           <w:rFonts w:ascii="Times New Roman" w:hAnsi="Times New Roman"/>
           <w:b/>
         </w:rPr>
-        <w:t xml:space="preserve">3D线激光传感器（2台）采集链路：</w:t>
+        <w:t xml:space="preserve">单点测距传感器（2台）采集链路：</w:t>
       </w:r>
     </w:p>
     <w:p>
@@ -11230,7 +11230,7 @@
           <w:rStyle w:val="VerbatimChar"/>
           <w:rFonts w:ascii="Times New Roman" w:hAnsi="Times New Roman"/>
         </w:rPr>
-        <w:t xml:space="preserve">3D激光控制器（同步触发）</w:t>
+        <w:t xml:space="preserve">单点测距控制器（同步触发）</w:t>
       </w:r>
       <w:r>
         <w:rPr>
@@ -11308,7 +11308,7 @@
           <w:rStyle w:val="VerbatimChar"/>
           <w:rFonts w:ascii="Times New Roman" w:hAnsi="Times New Roman"/>
         </w:rPr>
-        <w:t xml:space="preserve">点云预处理 → 廓形拟合 → 高程提取</w:t>
+        <w:t xml:space="preserve">点云/距离预处理 → 高程计算 → EKF输入</w:t>
       </w:r>
     </w:p>
     <w:tbl>
@@ -11342,7 +11342,7 @@
                 <w:b/>
                 <w:color w:val="FFFFFF"/>
               </w:rPr>
-              <w:t xml:space="preserve">激光</w:t>
+              <w:t xml:space="preserve">单点测距传感器</w:t>
             </w:r>
           </w:p>
         </w:tc>
@@ -11360,7 +11360,7 @@
                 <w:b/>
                 <w:color w:val="FFFFFF"/>
               </w:rPr>
-              <w:t xml:space="preserve">扫描频率</w:t>
+              <w:t xml:space="preserve">采样频率</w:t>
             </w:r>
           </w:p>
         </w:tc>
@@ -11410,7 +11410,7 @@
               <w:jc w:val="left"/>
             </w:pPr>
             <w:r>
-              <w:t xml:space="preserve">左轨3D激光</w:t>
+              <w:t xml:space="preserve">左单点测距传感器</w:t>
             </w:r>
           </w:p>
         </w:tc>
@@ -11460,7 +11460,7 @@
               <w:jc w:val="left"/>
             </w:pPr>
             <w:r>
-              <w:t xml:space="preserve">右轨3D激光</w:t>
+              <w:t xml:space="preserve">右单点测距传感器</w:t>
             </w:r>
           </w:p>
         </w:tc>
@@ -12496,7 +12496,7 @@
               <w:jc w:val="left"/>
             </w:pPr>
             <w:r>
-              <w:t xml:space="preserve">左3D线激光</w:t>
+              <w:t xml:space="preserve">左单点测距传感器</w:t>
             </w:r>
           </w:p>
         </w:tc>
@@ -12546,7 +12546,7 @@
               <w:jc w:val="left"/>
             </w:pPr>
             <w:r>
-              <w:t xml:space="preserve">右3D线激光</w:t>
+              <w:t xml:space="preserve">右单点测距传感器</w:t>
             </w:r>
           </w:p>
         </w:tc>
@@ -12789,7 +12789,7 @@
           <w:rStyle w:val="VerbatimChar"/>
           <w:rFonts w:ascii="Times New Roman" w:hAnsi="Times New Roman"/>
         </w:rPr>
-        <w:t xml:space="preserve">  ├─ 3D激光：扫描 → 点云传输（延迟 ~5ms）</w:t>
+        <w:t xml:space="preserve">  ├─ 单点测距传感器：测距 → 点云传输（延迟 ~5ms）</w:t>
       </w:r>
       <w:r>
         <w:rPr>
@@ -14108,7 +14108,7 @@
         <w:rPr>
           <w:rFonts w:ascii="Times New Roman" w:hAnsi="Times New Roman"/>
         </w:rPr>
-        <w:t xml:space="preserve">记录此时 3D 激光测得的廓形值</w:t>
+        <w:t xml:space="preserve">记录此时单点测距传感器的测距值</w:t>
       </w:r>
     </w:p>
     <w:p>
@@ -14150,21 +14150,24 @@
           <m:sSub>
             <m:e>
               <m:r>
-                <m:t>z</m:t>
+                <m:t>D</m:t>
               </m:r>
             </m:e>
             <m:sub>
               <m:r>
-                <m:t>l</m:t>
-              </m:r>
-              <m:r>
-                <m:t>a</m:t>
-              </m:r>
-              <m:r>
                 <m:t>s</m:t>
               </m:r>
               <m:r>
                 <m:t>e</m:t>
+              </m:r>
+              <m:r>
+                <m:t>n</m:t>
+              </m:r>
+              <m:r>
+                <m:t>s</m:t>
+              </m:r>
+              <m:r>
+                <m:t>o</m:t>
               </m:r>
               <m:r>
                 <m:t>r</m:t>
@@ -15404,7 +15407,7 @@
               <w:jc w:val="left"/>
             </w:pPr>
             <w:r>
-              <w:t xml:space="preserve">激光器强度衰减</w:t>
+              <w:t xml:space="preserve">传感器强度衰减</w:t>
             </w:r>
           </w:p>
         </w:tc>
@@ -18634,7 +18637,7 @@
     </w:p>
     <w:bookmarkEnd w:id="84"/>
     <w:bookmarkEnd w:id="85"/>
-    <w:bookmarkStart w:id="89" w:name="激光与-imu-安装偏差精确标定"/>
+    <w:bookmarkStart w:id="89" w:name="单点测距传感器与-imu-安装偏差精确标定"/>
     <w:p>
       <w:pPr>
         <w:pStyle w:val="Heading3"/>
@@ -18646,7 +18649,7 @@
           <w:color w:val="2F5496"/>
           <w:sz w:val="30"/>
         </w:rPr>
-        <w:t xml:space="preserve">4.7.7 激光与 IMU 安装偏差精确标定</w:t>
+        <w:t xml:space="preserve">4.7.7 单点测距传感器与 IMU 安装偏差精确标定</w:t>
       </w:r>
     </w:p>
     <w:bookmarkStart w:id="86" w:name="安装偏差的物理含义"/>
@@ -18669,7 +18672,7 @@
         <w:rPr>
           <w:rFonts w:ascii="Times New Roman" w:hAnsi="Times New Roman"/>
         </w:rPr>
-        <w:t xml:space="preserve">激光传感器和 IMU 各自有独立的测量参考点（相位中心），两者在机器人坐标系中存在安装偏差：</w:t>
+        <w:t xml:space="preserve">单点测距传感器和 IMU 各自有独立的测量参考点（相位中心），两者在机器人坐标系中存在安装偏差：</w:t>
       </w:r>
     </w:p>
     <w:tbl>
@@ -18781,7 +18784,7 @@
               <w:jc w:val="left"/>
             </w:pPr>
             <w:r>
-              <w:t xml:space="preserve">激光测量点与 IMU 中心的横向偏移</w:t>
+              <w:t xml:space="preserve">单点测距传感器与 IMU 中心的横向偏移</w:t>
             </w:r>
           </w:p>
         </w:tc>
@@ -18824,7 +18827,7 @@
               <w:jc w:val="left"/>
             </w:pPr>
             <w:r>
-              <w:t xml:space="preserve">激光测量点与 IMU 中心的垂向偏移</w:t>
+              <w:t xml:space="preserve">单点测距传感器与 IMU 中心的垂向偏移</w:t>
             </w:r>
           </w:p>
         </w:tc>
@@ -19448,7 +19451,7 @@
                 <w:b/>
                 <w:color w:val="FFFFFF"/>
               </w:rPr>
-              <w:t xml:space="preserve">实测激光高程</w:t>
+              <w:t xml:space="preserve">实测单点测距距离</w:t>
             </w:r>
           </w:p>
         </w:tc>
@@ -25925,7 +25928,7 @@
               <w:jc w:val="left"/>
             </w:pPr>
             <w:r>
-              <w:t xml:space="preserve">3D 激光 + 姿态校正融合后</w:t>
+              <w:t xml:space="preserve">单点测距传感器 + 姿态校正融合后</w:t>
             </w:r>
           </w:p>
         </w:tc>
